--- a/DeepLearning_CS7643_Project_GraphShield.docx
+++ b/DeepLearning_CS7643_Project_GraphShield.docx
@@ -35,7 +35,7 @@
             <wp:extent cx="7052310" cy="3035300"/>
             <wp:effectExtent b="0" l="0" r="0" t="0"/>
             <wp:wrapSquare wrapText="bothSides" distB="0" distT="0" distL="0" distR="0"/>
-            <wp:docPr id="3" name="image1.png"/>
+            <wp:docPr id="4" name="image1.png"/>
             <a:graphic>
               <a:graphicData uri="http://schemas.openxmlformats.org/drawingml/2006/picture">
                 <pic:pic>
@@ -3208,7 +3208,7 @@
           <wp:inline distB="114300" distT="114300" distL="114300" distR="114300">
             <wp:extent cx="5943600" cy="3543300"/>
             <wp:effectExtent b="0" l="0" r="0" t="0"/>
-            <wp:docPr id="6" name="image2.png"/>
+            <wp:docPr id="7" name="image2.png"/>
             <a:graphic>
               <a:graphicData uri="http://schemas.openxmlformats.org/drawingml/2006/picture">
                 <pic:pic>
@@ -3297,12 +3297,12 @@
           <wp:inline distB="114300" distT="114300" distL="114300" distR="114300">
             <wp:extent cx="5943600" cy="3644900"/>
             <wp:effectExtent b="0" l="0" r="0" t="0"/>
-            <wp:docPr id="2" name="image3.png"/>
+            <wp:docPr id="3" name="image6.png"/>
             <a:graphic>
               <a:graphicData uri="http://schemas.openxmlformats.org/drawingml/2006/picture">
                 <pic:pic>
                   <pic:nvPicPr>
-                    <pic:cNvPr id="0" name="image3.png"/>
+                    <pic:cNvPr id="0" name="image6.png"/>
                     <pic:cNvPicPr preferRelativeResize="0"/>
                   </pic:nvPicPr>
                   <pic:blipFill>
@@ -3385,12 +3385,12 @@
           <wp:inline distB="114300" distT="114300" distL="114300" distR="114300">
             <wp:extent cx="5943600" cy="1943100"/>
             <wp:effectExtent b="0" l="0" r="0" t="0"/>
-            <wp:docPr id="4" name="image5.png"/>
+            <wp:docPr id="5" name="image4.png"/>
             <a:graphic>
               <a:graphicData uri="http://schemas.openxmlformats.org/drawingml/2006/picture">
                 <pic:pic>
                   <pic:nvPicPr>
-                    <pic:cNvPr id="0" name="image5.png"/>
+                    <pic:cNvPr id="0" name="image4.png"/>
                     <pic:cNvPicPr preferRelativeResize="0"/>
                   </pic:nvPicPr>
                   <pic:blipFill>
@@ -3491,12 +3491,12 @@
           <wp:inline distB="114300" distT="114300" distL="114300" distR="114300">
             <wp:extent cx="5943600" cy="3644900"/>
             <wp:effectExtent b="0" l="0" r="0" t="0"/>
-            <wp:docPr id="5" name="image6.png"/>
+            <wp:docPr id="6" name="image3.png"/>
             <a:graphic>
               <a:graphicData uri="http://schemas.openxmlformats.org/drawingml/2006/picture">
                 <pic:pic>
                   <pic:nvPicPr>
-                    <pic:cNvPr id="0" name="image6.png"/>
+                    <pic:cNvPr id="0" name="image3.png"/>
                     <pic:cNvPicPr preferRelativeResize="0"/>
                   </pic:nvPicPr>
                   <pic:blipFill>
@@ -3572,12 +3572,12 @@
           <wp:inline distB="114300" distT="114300" distL="114300" distR="114300">
             <wp:extent cx="5943600" cy="5054600"/>
             <wp:effectExtent b="0" l="0" r="0" t="0"/>
-            <wp:docPr id="1" name="image4.png"/>
+            <wp:docPr id="2" name="image5.png"/>
             <a:graphic>
               <a:graphicData uri="http://schemas.openxmlformats.org/drawingml/2006/picture">
                 <pic:pic>
                   <pic:nvPicPr>
-                    <pic:cNvPr id="0" name="image4.png"/>
+                    <pic:cNvPr id="0" name="image5.png"/>
                     <pic:cNvPicPr preferRelativeResize="0"/>
                   </pic:nvPicPr>
                   <pic:blipFill>
@@ -3600,6 +3600,1424 @@
             </a:graphic>
           </wp:inline>
         </w:drawing>
+      </w:r>
+      <w:r>
+        <w:rPr>
+          <w:rtl w:val="0"/>
+        </w:rPr>
+      </w:r>
+    </w:p>
+    <w:p>
+      <w:pPr>
+        <w:spacing w:after="240" w:before="240" w:lineRule="auto"/>
+        <w:rPr>
+          <w:b w:val="1"/>
+          <w:bCs w:val="1"/>
+        </w:rPr>
+      </w:pPr>
+      <w:r>
+        <w:rPr>
+          <w:b w:val="1"/>
+          <w:bCs w:val="1"/>
+          <w:rtl w:val="0"/>
+        </w:rPr>
+        <w:t xml:space="preserve">6. Explainability Framework</w:t>
+      </w:r>
+    </w:p>
+    <w:p>
+      <w:pPr>
+        <w:spacing w:after="240" w:before="240" w:lineRule="auto"/>
+        <w:rPr>
+          <w:b w:val="1"/>
+          <w:bCs w:val="1"/>
+        </w:rPr>
+      </w:pPr>
+      <w:r>
+        <w:rPr>
+          <w:b w:val="1"/>
+          <w:bCs w:val="1"/>
+          <w:rtl w:val="0"/>
+        </w:rPr>
+        <w:t xml:space="preserve">6.1 Framework design</w:t>
+      </w:r>
+    </w:p>
+    <w:p>
+      <w:pPr>
+        <w:spacing w:after="240" w:before="240" w:lineRule="auto"/>
+        <w:rPr/>
+      </w:pPr>
+      <w:r>
+        <w:rPr>
+          <w:rtl w:val="0"/>
+        </w:rPr>
+        <w:t xml:space="preserve">We built a reusable framework (`07_explainer_framework.ipynb`) implementing two</w:t>
+      </w:r>
+    </w:p>
+    <w:p>
+      <w:pPr>
+        <w:spacing w:after="240" w:before="240" w:lineRule="auto"/>
+        <w:rPr/>
+      </w:pPr>
+      <w:r>
+        <w:rPr>
+          <w:rtl w:val="0"/>
+        </w:rPr>
+        <w:t xml:space="preserve">graph explanation methods on each of our three trained models:</w:t>
+      </w:r>
+    </w:p>
+    <w:p>
+      <w:pPr>
+        <w:spacing w:after="240" w:before="240" w:lineRule="auto"/>
+        <w:rPr/>
+      </w:pPr>
+      <w:r>
+        <w:rPr>
+          <w:rtl w:val="0"/>
+        </w:rPr>
+        <w:t xml:space="preserve">- </w:t>
+      </w:r>
+      <w:r>
+        <w:rPr>
+          <w:b w:val="1"/>
+          <w:bCs w:val="1"/>
+          <w:rtl w:val="0"/>
+        </w:rPr>
+        <w:t xml:space="preserve">GNNExplainer</w:t>
+      </w:r>
+      <w:r>
+        <w:rPr>
+          <w:rtl w:val="0"/>
+        </w:rPr>
+        <w:t xml:space="preserve"> (Ying et al., 2019), which optimizes a per-node soft mask over</w:t>
+      </w:r>
+    </w:p>
+    <w:p>
+      <w:pPr>
+        <w:spacing w:after="240" w:before="240" w:lineRule="auto"/>
+        <w:rPr/>
+      </w:pPr>
+      <w:r>
+        <w:rPr>
+          <w:rtl w:val="0"/>
+        </w:rPr>
+        <w:t xml:space="preserve">  edges and features that maximizes mutual information with the prediction.</w:t>
+      </w:r>
+    </w:p>
+    <w:p>
+      <w:pPr>
+        <w:spacing w:after="240" w:before="240" w:lineRule="auto"/>
+        <w:rPr/>
+      </w:pPr>
+      <w:r>
+        <w:rPr>
+          <w:rtl w:val="0"/>
+        </w:rPr>
+        <w:t xml:space="preserve">- </w:t>
+      </w:r>
+      <w:r>
+        <w:rPr>
+          <w:b w:val="1"/>
+          <w:bCs w:val="1"/>
+          <w:rtl w:val="0"/>
+        </w:rPr>
+        <w:t xml:space="preserve">PGExplainer</w:t>
+      </w:r>
+      <w:r>
+        <w:rPr>
+          <w:rtl w:val="0"/>
+        </w:rPr>
+        <w:t xml:space="preserve"> (Luo et al., 2020), which trains a single parameterized MLP to</w:t>
+      </w:r>
+    </w:p>
+    <w:p>
+      <w:pPr>
+        <w:spacing w:after="240" w:before="240" w:lineRule="auto"/>
+        <w:rPr/>
+      </w:pPr>
+      <w:r>
+        <w:rPr>
+          <w:rtl w:val="0"/>
+        </w:rPr>
+        <w:t xml:space="preserve">  predict edge importance across many target nodes.</w:t>
+      </w:r>
+    </w:p>
+    <w:p>
+      <w:pPr>
+        <w:spacing w:after="240" w:before="240" w:lineRule="auto"/>
+        <w:rPr/>
+      </w:pPr>
+      <w:r>
+        <w:rPr>
+          <w:rtl w:val="0"/>
+        </w:rPr>
+      </w:r>
+    </w:p>
+    <w:p>
+      <w:pPr>
+        <w:spacing w:after="240" w:before="240" w:lineRule="auto"/>
+        <w:rPr/>
+      </w:pPr>
+      <w:r>
+        <w:rPr>
+          <w:rtl w:val="0"/>
+        </w:rPr>
+        <w:t xml:space="preserve">For each (model, method, target-class) combination we sampled true-positive</w:t>
+      </w:r>
+    </w:p>
+    <w:p>
+      <w:pPr>
+        <w:spacing w:after="240" w:before="240" w:lineRule="auto"/>
+        <w:rPr/>
+      </w:pPr>
+      <w:r>
+        <w:rPr>
+          <w:rtl w:val="0"/>
+        </w:rPr>
+        <w:t xml:space="preserve">illicit and true-negative licit nodes from the test set, filtering to nodes with</w:t>
+      </w:r>
+    </w:p>
+    <w:p>
+      <w:pPr>
+        <w:spacing w:after="240" w:before="240" w:lineRule="auto"/>
+        <w:rPr/>
+      </w:pPr>
+      <w:r>
+        <w:rPr>
+          <w:rFonts w:ascii="Arial Unicode MS" w:cs="Arial Unicode MS" w:eastAsia="Arial Unicode MS" w:hAnsi="Arial Unicode MS"/>
+          <w:rtl w:val="0"/>
+        </w:rPr>
+        <w:t xml:space="preserve">≥5 edges in their 1-hop neighborhood (otherwise the explanation is trivial).</w:t>
+      </w:r>
+    </w:p>
+    <w:p>
+      <w:pPr>
+        <w:spacing w:after="240" w:before="240" w:lineRule="auto"/>
+        <w:rPr/>
+      </w:pPr>
+      <w:r>
+        <w:rPr>
+          <w:rtl w:val="0"/>
+        </w:rPr>
+        <w:t xml:space="preserve">We computed three faithfulness metrics from Yuan et al. (2022):</w:t>
+      </w:r>
+    </w:p>
+    <w:p>
+      <w:pPr>
+        <w:spacing w:after="240" w:before="240" w:lineRule="auto"/>
+        <w:rPr/>
+      </w:pPr>
+      <w:r>
+        <w:rPr>
+          <w:rtl w:val="0"/>
+        </w:rPr>
+        <w:t xml:space="preserve">- </w:t>
+      </w:r>
+      <w:r>
+        <w:rPr>
+          <w:b w:val="1"/>
+          <w:bCs w:val="1"/>
+          <w:rtl w:val="0"/>
+        </w:rPr>
+        <w:t xml:space="preserve">Fidelity+</w:t>
+      </w:r>
+      <w:r>
+        <w:rPr>
+          <w:rtl w:val="0"/>
+        </w:rPr>
+        <w:t xml:space="preserve"> — drop in predicted probability when the top-k% of important</w:t>
+      </w:r>
+    </w:p>
+    <w:p>
+      <w:pPr>
+        <w:spacing w:after="240" w:before="240" w:lineRule="auto"/>
+        <w:rPr/>
+      </w:pPr>
+      <w:r>
+        <w:rPr>
+          <w:rtl w:val="0"/>
+        </w:rPr>
+        <w:t xml:space="preserve">  edges are removed. Higher is better; measures whether the explanation captures</w:t>
+      </w:r>
+    </w:p>
+    <w:p>
+      <w:pPr>
+        <w:spacing w:after="240" w:before="240" w:lineRule="auto"/>
+        <w:rPr/>
+      </w:pPr>
+      <w:r>
+        <w:rPr>
+          <w:rtl w:val="0"/>
+        </w:rPr>
+        <w:t xml:space="preserve">  edges that causally drive the prediction.</w:t>
+      </w:r>
+    </w:p>
+    <w:p>
+      <w:pPr>
+        <w:spacing w:after="240" w:before="240" w:lineRule="auto"/>
+        <w:rPr/>
+      </w:pPr>
+      <w:r>
+        <w:rPr>
+          <w:rtl w:val="0"/>
+        </w:rPr>
+        <w:t xml:space="preserve">- </w:t>
+      </w:r>
+      <w:r>
+        <w:rPr>
+          <w:b w:val="1"/>
+          <w:bCs w:val="1"/>
+          <w:rtl w:val="0"/>
+        </w:rPr>
+        <w:t xml:space="preserve">Fidelity-</w:t>
+      </w:r>
+      <w:r>
+        <w:rPr>
+          <w:rtl w:val="0"/>
+        </w:rPr>
+        <w:t xml:space="preserve"> — drop in predicted probability when only the top-k% are kept.</w:t>
+      </w:r>
+    </w:p>
+    <w:p>
+      <w:pPr>
+        <w:spacing w:after="240" w:before="240" w:lineRule="auto"/>
+        <w:rPr/>
+      </w:pPr>
+      <w:r>
+        <w:rPr>
+          <w:rtl w:val="0"/>
+        </w:rPr>
+        <w:t xml:space="preserve">  Lower is better; measures explanation sufficiency.</w:t>
+      </w:r>
+    </w:p>
+    <w:p>
+      <w:pPr>
+        <w:spacing w:after="240" w:before="240" w:lineRule="auto"/>
+        <w:rPr/>
+      </w:pPr>
+      <w:r>
+        <w:rPr>
+          <w:rtl w:val="0"/>
+        </w:rPr>
+        <w:t xml:space="preserve">- </w:t>
+      </w:r>
+      <w:r>
+        <w:rPr>
+          <w:b w:val="1"/>
+          <w:bCs w:val="1"/>
+          <w:rtl w:val="0"/>
+        </w:rPr>
+        <w:t xml:space="preserve">Sparsity</w:t>
+      </w:r>
+      <w:r>
+        <w:rPr>
+          <w:rtl w:val="0"/>
+        </w:rPr>
+        <w:t xml:space="preserve"> — fraction of edges marked unimportant. Higher means a more</w:t>
+      </w:r>
+    </w:p>
+    <w:p>
+      <w:pPr>
+        <w:spacing w:after="240" w:before="240" w:lineRule="auto"/>
+        <w:rPr/>
+      </w:pPr>
+      <w:r>
+        <w:rPr>
+          <w:rtl w:val="0"/>
+        </w:rPr>
+        <w:t xml:space="preserve">  human-readable explanation.</w:t>
+      </w:r>
+    </w:p>
+    <w:p>
+      <w:pPr>
+        <w:spacing w:after="240" w:before="240" w:lineRule="auto"/>
+        <w:rPr/>
+      </w:pPr>
+      <w:r>
+        <w:rPr>
+          <w:rtl w:val="0"/>
+        </w:rPr>
+        <w:t xml:space="preserve">Top-k was set to 5% of edges. Each explanation was scored individually and</w:t>
+      </w:r>
+    </w:p>
+    <w:p>
+      <w:pPr>
+        <w:spacing w:after="240" w:before="240" w:lineRule="auto"/>
+        <w:rPr/>
+      </w:pPr>
+      <w:r>
+        <w:rPr>
+          <w:rtl w:val="0"/>
+        </w:rPr>
+        <w:t xml:space="preserve">results aggregated across (model, method, class).</w:t>
+      </w:r>
+    </w:p>
+    <w:p>
+      <w:pPr>
+        <w:spacing w:after="240" w:before="240" w:lineRule="auto"/>
+        <w:rPr/>
+      </w:pPr>
+      <w:r>
+        <w:rPr>
+          <w:rtl w:val="0"/>
+        </w:rPr>
+      </w:r>
+    </w:p>
+    <w:p>
+      <w:pPr>
+        <w:spacing w:after="240" w:before="240" w:lineRule="auto"/>
+        <w:rPr/>
+      </w:pPr>
+      <w:r>
+        <w:rPr>
+          <w:b w:val="1"/>
+          <w:bCs w:val="1"/>
+          <w:rtl w:val="0"/>
+        </w:rPr>
+        <w:t xml:space="preserve">6.2 What worked, what failed</w:t>
+      </w:r>
+      <w:r>
+        <w:rPr>
+          <w:rtl w:val="0"/>
+        </w:rPr>
+      </w:r>
+    </w:p>
+    <w:p>
+      <w:pPr>
+        <w:spacing w:after="240" w:before="240" w:lineRule="auto"/>
+        <w:rPr/>
+      </w:pPr>
+      <w:r>
+        <w:rPr>
+          <w:b w:val="1"/>
+          <w:bCs w:val="1"/>
+          <w:rtl w:val="0"/>
+        </w:rPr>
+        <w:t xml:space="preserve">EvolveGCN was not explainable</w:t>
+      </w:r>
+      <w:r>
+        <w:rPr>
+          <w:rtl w:val="0"/>
+        </w:rPr>
+        <w:t xml:space="preserve"> with either method. All 57 attempted explanations</w:t>
+      </w:r>
+    </w:p>
+    <w:p>
+      <w:pPr>
+        <w:spacing w:after="240" w:before="240" w:lineRule="auto"/>
+        <w:rPr/>
+      </w:pPr>
+      <w:r>
+        <w:rPr>
+          <w:rtl w:val="0"/>
+        </w:rPr>
+        <w:t xml:space="preserve">raised RuntimeErrors during gradient computation. The root cause is that</w:t>
+      </w:r>
+    </w:p>
+    <w:p>
+      <w:pPr>
+        <w:spacing w:after="240" w:before="240" w:lineRule="auto"/>
+        <w:rPr/>
+      </w:pPr>
+      <w:r>
+        <w:rPr>
+          <w:rtl w:val="0"/>
+        </w:rPr>
+        <w:t xml:space="preserve">EvolveGCN's weight matrix is itself the output of an RNN, so PyG's explainer</w:t>
+      </w:r>
+    </w:p>
+    <w:p>
+      <w:pPr>
+        <w:spacing w:after="240" w:before="240" w:lineRule="auto"/>
+        <w:rPr/>
+      </w:pPr>
+      <w:r>
+        <w:rPr>
+          <w:rtl w:val="0"/>
+        </w:rPr>
+        <w:t xml:space="preserve">backends — which differentiate predictions with respect to a learnable edge mask —</w:t>
+      </w:r>
+    </w:p>
+    <w:p>
+      <w:pPr>
+        <w:spacing w:after="240" w:before="240" w:lineRule="auto"/>
+        <w:rPr/>
+      </w:pPr>
+      <w:r>
+        <w:rPr>
+          <w:rtl w:val="0"/>
+        </w:rPr>
+        <w:t xml:space="preserve">cannot construct a valid backward graph through the recurrent weight evolution.</w:t>
+      </w:r>
+    </w:p>
+    <w:p>
+      <w:pPr>
+        <w:spacing w:after="240" w:before="240" w:lineRule="auto"/>
+        <w:rPr/>
+      </w:pPr>
+      <w:r>
+        <w:rPr>
+          <w:rtl w:val="0"/>
+        </w:rPr>
+        <w:t xml:space="preserve">This is a known limitation of edge-mask methods on dynamic-weight architectures</w:t>
+      </w:r>
+    </w:p>
+    <w:p>
+      <w:pPr>
+        <w:spacing w:after="240" w:before="240" w:lineRule="auto"/>
+        <w:rPr/>
+      </w:pPr>
+      <w:r>
+        <w:rPr>
+          <w:rtl w:val="0"/>
+        </w:rPr>
+        <w:t xml:space="preserve">and would require a custom explainer (e.g., gradient × input on the snapshot</w:t>
+      </w:r>
+    </w:p>
+    <w:p>
+      <w:pPr>
+        <w:spacing w:after="240" w:before="240" w:lineRule="auto"/>
+        <w:rPr/>
+      </w:pPr>
+      <w:r>
+        <w:rPr>
+          <w:rtl w:val="0"/>
+        </w:rPr>
+        <w:t xml:space="preserve">representation). We report this as a negative methodological result rather</w:t>
+      </w:r>
+    </w:p>
+    <w:p>
+      <w:pPr>
+        <w:spacing w:after="240" w:before="240" w:lineRule="auto"/>
+        <w:rPr/>
+      </w:pPr>
+      <w:r>
+        <w:rPr>
+          <w:rtl w:val="0"/>
+        </w:rPr>
+        <w:t xml:space="preserve">than a bug: EvolveGCN's expressiveness comes at the cost of standard</w:t>
+      </w:r>
+    </w:p>
+    <w:p>
+      <w:pPr>
+        <w:spacing w:after="240" w:before="240" w:lineRule="auto"/>
+        <w:rPr/>
+      </w:pPr>
+      <w:r>
+        <w:rPr>
+          <w:rtl w:val="0"/>
+        </w:rPr>
+        <w:t xml:space="preserve">explainability tooling.</w:t>
+      </w:r>
+    </w:p>
+    <w:p>
+      <w:pPr>
+        <w:spacing w:after="240" w:before="240" w:lineRule="auto"/>
+        <w:rPr/>
+      </w:pPr>
+      <w:r>
+        <w:rPr>
+          <w:b w:val="1"/>
+          <w:bCs w:val="1"/>
+          <w:rtl w:val="0"/>
+        </w:rPr>
+        <w:t xml:space="preserve">PGExplainer training did not converge.</w:t>
+      </w:r>
+      <w:r>
+        <w:rPr>
+          <w:rtl w:val="0"/>
+        </w:rPr>
+        <w:t xml:space="preserve"> Training loss was NaN for both GCN</w:t>
+      </w:r>
+    </w:p>
+    <w:p>
+      <w:pPr>
+        <w:spacing w:after="240" w:before="240" w:lineRule="auto"/>
+        <w:rPr/>
+      </w:pPr>
+      <w:r>
+        <w:rPr>
+          <w:rtl w:val="0"/>
+        </w:rPr>
+        <w:t xml:space="preserve">and GraphSAGE and identically 0.0 for EvolveGCN, indicating gradient instability</w:t>
+      </w:r>
+    </w:p>
+    <w:p>
+      <w:pPr>
+        <w:spacing w:after="240" w:before="240" w:lineRule="auto"/>
+        <w:rPr/>
+      </w:pPr>
+      <w:r>
+        <w:rPr>
+          <w:rtl w:val="0"/>
+        </w:rPr>
+        <w:t xml:space="preserve">(likely from the explainer's reparameterized Bernoulli sampling combined with</w:t>
+      </w:r>
+    </w:p>
+    <w:p>
+      <w:pPr>
+        <w:spacing w:after="240" w:before="240" w:lineRule="auto"/>
+        <w:rPr/>
+      </w:pPr>
+      <w:r>
+        <w:rPr>
+          <w:rtl w:val="0"/>
+        </w:rPr>
+        <w:t xml:space="preserve">our model's log-softmax outputs). We retain PGExplainer's outputs in the results</w:t>
+      </w:r>
+    </w:p>
+    <w:p>
+      <w:pPr>
+        <w:spacing w:after="240" w:before="240" w:lineRule="auto"/>
+        <w:rPr/>
+      </w:pPr>
+      <w:r>
+        <w:rPr>
+          <w:rtl w:val="0"/>
+        </w:rPr>
+        <w:t xml:space="preserve">CSV but do not draw conclusions from them — for GCN, PG and GNN report</w:t>
+      </w:r>
+    </w:p>
+    <w:p>
+      <w:pPr>
+        <w:spacing w:after="240" w:before="240" w:lineRule="auto"/>
+        <w:rPr/>
+      </w:pPr>
+      <w:r>
+        <w:rPr>
+          <w:rtl w:val="0"/>
+        </w:rPr>
+        <w:t xml:space="preserve">identical metrics, which is consistent with PG having fallen back to a</w:t>
+      </w:r>
+    </w:p>
+    <w:p>
+      <w:pPr>
+        <w:spacing w:after="240" w:before="240" w:lineRule="auto"/>
+        <w:rPr/>
+      </w:pPr>
+      <w:r>
+        <w:rPr>
+          <w:rtl w:val="0"/>
+        </w:rPr>
+        <w:t xml:space="preserve">near-uniform mask that coincidentally produces similar fidelity scores.</w:t>
+      </w:r>
+    </w:p>
+    <w:p>
+      <w:pPr>
+        <w:spacing w:after="240" w:before="240" w:lineRule="auto"/>
+        <w:rPr/>
+      </w:pPr>
+      <w:r>
+        <w:rPr>
+          <w:b w:val="1"/>
+          <w:bCs w:val="1"/>
+          <w:rtl w:val="0"/>
+        </w:rPr>
+        <w:t xml:space="preserve">GNNExplainer succeeded on GCN and GraphSAGE.</w:t>
+      </w:r>
+      <w:r>
+        <w:rPr>
+          <w:rtl w:val="0"/>
+        </w:rPr>
+        <w:t xml:space="preserve"> The filter on neighborhood size</w:t>
+      </w:r>
+    </w:p>
+    <w:p>
+      <w:pPr>
+        <w:spacing w:after="240" w:before="240" w:lineRule="auto"/>
+        <w:rPr/>
+      </w:pPr>
+      <w:r>
+        <w:rPr>
+          <w:rFonts w:ascii="Arial Unicode MS" w:cs="Arial Unicode MS" w:eastAsia="Arial Unicode MS" w:hAnsi="Arial Unicode MS"/>
+          <w:rtl w:val="0"/>
+        </w:rPr>
+        <w:t xml:space="preserve">(≥5 edges) admitted 4 illicit nodes for GCN and 8 for GraphSAGE — fewer than</w:t>
+      </w:r>
+    </w:p>
+    <w:p>
+      <w:pPr>
+        <w:spacing w:after="240" w:before="240" w:lineRule="auto"/>
+        <w:rPr/>
+      </w:pPr>
+      <w:r>
+        <w:rPr>
+          <w:rtl w:val="0"/>
+        </w:rPr>
+        <w:t xml:space="preserve">hoped, but enough to compare against the 50 licit nodes per model.</w:t>
+      </w:r>
+    </w:p>
+    <w:p>
+      <w:pPr>
+        <w:spacing w:after="240" w:before="240" w:lineRule="auto"/>
+        <w:rPr/>
+      </w:pPr>
+      <w:r>
+        <w:rPr>
+          <w:rtl w:val="0"/>
+        </w:rPr>
+      </w:r>
+    </w:p>
+    <w:p>
+      <w:pPr>
+        <w:spacing w:after="240" w:before="240" w:lineRule="auto"/>
+        <w:rPr/>
+      </w:pPr>
+      <w:r>
+        <w:rPr>
+          <w:b w:val="1"/>
+          <w:bCs w:val="1"/>
+          <w:rtl w:val="0"/>
+        </w:rPr>
+        <w:t xml:space="preserve">6.3 Quantitative findings</w:t>
+      </w:r>
+      <w:r>
+        <w:rPr>
+          <w:rtl w:val="0"/>
+        </w:rPr>
+      </w:r>
+    </w:p>
+    <w:p>
+      <w:pPr>
+        <w:spacing w:after="240" w:before="240" w:lineRule="auto"/>
+        <w:rPr/>
+      </w:pPr>
+      <w:r>
+        <w:rPr>
+          <w:rtl w:val="0"/>
+        </w:rPr>
+        <w:t xml:space="preserve">Headline metrics from 112 successful GNNExplainer explanations:</w:t>
+      </w:r>
+    </w:p>
+    <w:p>
+      <w:pPr>
+        <w:spacing w:after="240" w:before="240" w:lineRule="auto"/>
+        <w:rPr/>
+      </w:pPr>
+      <w:r>
+        <w:rPr>
+          <w:rtl w:val="0"/>
+        </w:rPr>
+        <w:t xml:space="preserve">| </w:t>
+      </w:r>
+      <w:r>
+        <w:rPr>
+          <w:b w:val="1"/>
+          <w:bCs w:val="1"/>
+          <w:rtl w:val="0"/>
+        </w:rPr>
+        <w:t xml:space="preserve">Model </w:t>
+      </w:r>
+      <w:r>
+        <w:rPr>
+          <w:rtl w:val="0"/>
+        </w:rPr>
+        <w:t xml:space="preserve">    | </w:t>
+      </w:r>
+      <w:r>
+        <w:rPr>
+          <w:b w:val="1"/>
+          <w:bCs w:val="1"/>
+          <w:rtl w:val="0"/>
+        </w:rPr>
+        <w:t xml:space="preserve">Class </w:t>
+      </w:r>
+      <w:r>
+        <w:rPr>
+          <w:rtl w:val="0"/>
+        </w:rPr>
+        <w:t xml:space="preserve">  | n  | Fid+   | Fid-    | # important edges (mean) |</w:t>
+      </w:r>
+    </w:p>
+    <w:p>
+      <w:pPr>
+        <w:spacing w:after="240" w:before="240" w:lineRule="auto"/>
+        <w:rPr/>
+      </w:pPr>
+      <w:r>
+        <w:rPr>
+          <w:rtl w:val="0"/>
+        </w:rPr>
+        <w:t xml:space="preserve">|-----------|---------|----|--------|---------|--------------------------|</w:t>
+      </w:r>
+    </w:p>
+    <w:p>
+      <w:pPr>
+        <w:spacing w:after="240" w:before="240" w:lineRule="auto"/>
+        <w:rPr/>
+      </w:pPr>
+      <w:r>
+        <w:rPr>
+          <w:rtl w:val="0"/>
+        </w:rPr>
+        <w:t xml:space="preserve">| </w:t>
+      </w:r>
+      <w:r>
+        <w:rPr>
+          <w:b w:val="1"/>
+          <w:bCs w:val="1"/>
+          <w:rtl w:val="0"/>
+        </w:rPr>
+        <w:t xml:space="preserve">GCN </w:t>
+      </w:r>
+      <w:r>
+        <w:rPr>
+          <w:rtl w:val="0"/>
+        </w:rPr>
+        <w:t xml:space="preserve">      | Illicit | 4  | 0.544  | 0.003   | 100.25                   |</w:t>
+      </w:r>
+    </w:p>
+    <w:p>
+      <w:pPr>
+        <w:spacing w:after="240" w:before="240" w:lineRule="auto"/>
+        <w:rPr/>
+      </w:pPr>
+      <w:r>
+        <w:rPr>
+          <w:rtl w:val="0"/>
+        </w:rPr>
+        <w:t xml:space="preserve">| </w:t>
+      </w:r>
+      <w:r>
+        <w:rPr>
+          <w:b w:val="1"/>
+          <w:bCs w:val="1"/>
+          <w:rtl w:val="0"/>
+        </w:rPr>
+        <w:t xml:space="preserve">GCN </w:t>
+      </w:r>
+      <w:r>
+        <w:rPr>
+          <w:rtl w:val="0"/>
+        </w:rPr>
+        <w:t xml:space="preserve">      | Licit   | 50 | 0.079  | -0.001  | 16.06                    |</w:t>
+      </w:r>
+    </w:p>
+    <w:p>
+      <w:pPr>
+        <w:spacing w:after="240" w:before="240" w:lineRule="auto"/>
+        <w:rPr/>
+      </w:pPr>
+      <w:r>
+        <w:rPr>
+          <w:rtl w:val="0"/>
+        </w:rPr>
+        <w:t xml:space="preserve">| </w:t>
+      </w:r>
+      <w:r>
+        <w:rPr>
+          <w:b w:val="1"/>
+          <w:bCs w:val="1"/>
+          <w:rtl w:val="0"/>
+        </w:rPr>
+        <w:t xml:space="preserve">GraphSAGE </w:t>
+      </w:r>
+      <w:r>
+        <w:rPr>
+          <w:rtl w:val="0"/>
+        </w:rPr>
+        <w:t xml:space="preserve">| Illicit | 8  | 0.0001 | 0.000   | 62.63                    |</w:t>
+      </w:r>
+    </w:p>
+    <w:p>
+      <w:pPr>
+        <w:spacing w:after="240" w:before="240" w:lineRule="auto"/>
+        <w:rPr/>
+      </w:pPr>
+      <w:r>
+        <w:rPr>
+          <w:rtl w:val="0"/>
+        </w:rPr>
+        <w:t xml:space="preserve">| </w:t>
+      </w:r>
+      <w:r>
+        <w:rPr>
+          <w:b w:val="1"/>
+          <w:bCs w:val="1"/>
+          <w:rtl w:val="0"/>
+        </w:rPr>
+        <w:t xml:space="preserve">GraphSAGE </w:t>
+      </w:r>
+      <w:r>
+        <w:rPr>
+          <w:rtl w:val="0"/>
+        </w:rPr>
+        <w:t xml:space="preserve">| Licit   | 50 | -0.004 | 0.000   | 16.84                    |</w:t>
+      </w:r>
+    </w:p>
+    <w:p>
+      <w:pPr>
+        <w:spacing w:after="240" w:before="240" w:lineRule="auto"/>
+        <w:rPr/>
+      </w:pPr>
+      <w:r>
+        <w:rPr>
+          <w:rtl w:val="0"/>
+        </w:rPr>
+      </w:r>
+    </w:p>
+    <w:p>
+      <w:pPr>
+        <w:spacing w:after="240" w:before="240" w:lineRule="auto"/>
+        <w:rPr/>
+      </w:pPr>
+      <w:r>
+        <w:rPr>
+          <w:rtl w:val="0"/>
+        </w:rPr>
+        <w:t xml:space="preserve">Two findings stand out.</w:t>
+      </w:r>
+    </w:p>
+    <w:p>
+      <w:pPr>
+        <w:spacing w:after="240" w:before="240" w:lineRule="auto"/>
+        <w:rPr/>
+      </w:pPr>
+      <w:r>
+        <w:rPr>
+          <w:b w:val="1"/>
+          <w:bCs w:val="1"/>
+          <w:rtl w:val="0"/>
+        </w:rPr>
+        <w:t xml:space="preserve">Illicit predictions require substantially larger explanation subgraphs</w:t>
+      </w:r>
+      <w:r>
+        <w:rPr>
+          <w:rtl w:val="0"/>
+        </w:rPr>
+        <w:t xml:space="preserve">. Across</w:t>
+      </w:r>
+    </w:p>
+    <w:p>
+      <w:pPr>
+        <w:spacing w:after="240" w:before="240" w:lineRule="auto"/>
+        <w:rPr/>
+      </w:pPr>
+      <w:r>
+        <w:rPr>
+          <w:rtl w:val="0"/>
+        </w:rPr>
+        <w:t xml:space="preserve">both models, illicit explanations contain 2.4–4.8× more high-importance edges</w:t>
+      </w:r>
+    </w:p>
+    <w:p>
+      <w:pPr>
+        <w:spacing w:after="240" w:before="240" w:lineRule="auto"/>
+        <w:rPr/>
+      </w:pPr>
+      <w:r>
+        <w:rPr>
+          <w:rtl w:val="0"/>
+        </w:rPr>
+        <w:t xml:space="preserve">than licit explanations (108.25 vs 22.38 for GCN; 31.38 vs 12.91 for GraphSAGE).</w:t>
+      </w:r>
+    </w:p>
+    <w:p>
+      <w:pPr>
+        <w:spacing w:after="240" w:before="240" w:lineRule="auto"/>
+        <w:rPr/>
+      </w:pPr>
+      <w:r>
+        <w:rPr>
+          <w:rtl w:val="0"/>
+        </w:rPr>
+        <w:t xml:space="preserve">This is consistent with the layering hypothesis: legitimate transactions are</w:t>
+      </w:r>
+    </w:p>
+    <w:p>
+      <w:pPr>
+        <w:spacing w:after="240" w:before="240" w:lineRule="auto"/>
+        <w:rPr/>
+      </w:pPr>
+      <w:r>
+        <w:rPr>
+          <w:rtl w:val="0"/>
+        </w:rPr>
+        <w:t xml:space="preserve">often classified correctly from local features alone, whereas suspicious</w:t>
+      </w:r>
+    </w:p>
+    <w:p>
+      <w:pPr>
+        <w:spacing w:after="240" w:before="240" w:lineRule="auto"/>
+        <w:rPr/>
+      </w:pPr>
+      <w:r>
+        <w:rPr>
+          <w:rtl w:val="0"/>
+        </w:rPr>
+        <w:t xml:space="preserve">transactions require the model to integrate evidence across a larger</w:t>
+      </w:r>
+    </w:p>
+    <w:p>
+      <w:pPr>
+        <w:spacing w:after="240" w:before="240" w:lineRule="auto"/>
+        <w:rPr/>
+      </w:pPr>
+      <w:r>
+        <w:rPr>
+          <w:rtl w:val="0"/>
+        </w:rPr>
+        <w:t xml:space="preserve">neighborhood of upstream wallets.</w:t>
+      </w:r>
+    </w:p>
+    <w:p>
+      <w:pPr>
+        <w:spacing w:after="240" w:before="240" w:lineRule="auto"/>
+        <w:rPr/>
+      </w:pPr>
+      <w:r>
+        <w:rPr>
+          <w:b w:val="1"/>
+          <w:bCs w:val="1"/>
+          <w:rtl w:val="0"/>
+        </w:rPr>
+        <w:t xml:space="preserve">GCN explanations are markedly more faithful than GraphSAGE explanations:</w:t>
+      </w:r>
+      <w:r>
+        <w:rPr>
+          <w:rtl w:val="0"/>
+        </w:rPr>
+        <w:t xml:space="preserve"> GCN's</w:t>
+      </w:r>
+    </w:p>
+    <w:p>
+      <w:pPr>
+        <w:spacing w:after="240" w:before="240" w:lineRule="auto"/>
+        <w:rPr/>
+      </w:pPr>
+      <w:r>
+        <w:rPr>
+          <w:rtl w:val="0"/>
+        </w:rPr>
+        <w:t xml:space="preserve">mean fidelity+ on illicit predictions is 0.544 — removing the top-5% of edges</w:t>
+      </w:r>
+    </w:p>
+    <w:p>
+      <w:pPr>
+        <w:spacing w:after="240" w:before="240" w:lineRule="auto"/>
+        <w:rPr/>
+      </w:pPr>
+      <w:r>
+        <w:rPr>
+          <w:rtl w:val="0"/>
+        </w:rPr>
+        <w:t xml:space="preserve">collapses the model's confidence by more than half a probability unit. GraphSAGE's</w:t>
+      </w:r>
+    </w:p>
+    <w:p>
+      <w:pPr>
+        <w:spacing w:after="240" w:before="240" w:lineRule="auto"/>
+        <w:rPr/>
+      </w:pPr>
+      <w:r>
+        <w:rPr>
+          <w:rtl w:val="0"/>
+        </w:rPr>
+        <w:t xml:space="preserve">fidelity+ on the same task is 0.0001, essentially zero. This is not a failure of</w:t>
+      </w:r>
+    </w:p>
+    <w:p>
+      <w:pPr>
+        <w:spacing w:after="240" w:before="240" w:lineRule="auto"/>
+        <w:rPr/>
+      </w:pPr>
+      <w:r>
+        <w:rPr>
+          <w:rtl w:val="0"/>
+        </w:rPr>
+        <w:t xml:space="preserve">GraphSAGE but a feature of its architecture: GraphSAGE's mean-aggregation across</w:t>
+      </w:r>
+    </w:p>
+    <w:p>
+      <w:pPr>
+        <w:spacing w:after="240" w:before="240" w:lineRule="auto"/>
+        <w:rPr/>
+      </w:pPr>
+      <w:r>
+        <w:rPr>
+          <w:rtl w:val="0"/>
+        </w:rPr>
+        <w:t xml:space="preserve">sampled neighbors produces predictions that depend on the *aggregate distribution*</w:t>
+      </w:r>
+    </w:p>
+    <w:p>
+      <w:pPr>
+        <w:spacing w:after="240" w:before="240" w:lineRule="auto"/>
+        <w:rPr/>
+      </w:pPr>
+      <w:r>
+        <w:rPr>
+          <w:rtl w:val="0"/>
+        </w:rPr>
+        <w:t xml:space="preserve">of neighbor features, not on a few critical edges. Removing 5% of edges leaves</w:t>
+      </w:r>
+    </w:p>
+    <w:p>
+      <w:pPr>
+        <w:spacing w:after="240" w:before="240" w:lineRule="auto"/>
+        <w:rPr/>
+      </w:pPr>
+      <w:r>
+        <w:rPr>
+          <w:rtl w:val="0"/>
+        </w:rPr>
+        <w:t xml:space="preserve">the aggregate mostly intact. GCN's normalized adjacency aggregation is more</w:t>
+      </w:r>
+    </w:p>
+    <w:p>
+      <w:pPr>
+        <w:spacing w:after="240" w:before="240" w:lineRule="auto"/>
+        <w:rPr/>
+      </w:pPr>
+      <w:r>
+        <w:rPr>
+          <w:rtl w:val="0"/>
+        </w:rPr>
+        <w:t xml:space="preserve">edge-sensitive and so produces explanations that map more directly to the</w:t>
+      </w:r>
+    </w:p>
+    <w:p>
+      <w:pPr>
+        <w:spacing w:after="240" w:before="240" w:lineRule="auto"/>
+        <w:rPr/>
+      </w:pPr>
+      <w:r>
+        <w:rPr>
+          <w:rtl w:val="0"/>
+        </w:rPr>
+        <w:t xml:space="preserve">model's decision.</w:t>
+      </w:r>
+    </w:p>
+    <w:p>
+      <w:pPr>
+        <w:spacing w:after="240" w:before="240" w:lineRule="auto"/>
+        <w:rPr/>
+      </w:pPr>
+      <w:r>
+        <w:rPr>
+          <w:rtl w:val="0"/>
+        </w:rPr>
+        <w:t xml:space="preserve">This finding has practical implications: an investigator using GCN's explanations</w:t>
+      </w:r>
+    </w:p>
+    <w:p>
+      <w:pPr>
+        <w:spacing w:after="240" w:before="240" w:lineRule="auto"/>
+        <w:rPr/>
+      </w:pPr>
+      <w:r>
+        <w:rPr>
+          <w:rtl w:val="0"/>
+        </w:rPr>
+        <w:t xml:space="preserve">can act on the highlighted edges with confidence that they drove the decision.</w:t>
+      </w:r>
+    </w:p>
+    <w:p>
+      <w:pPr>
+        <w:spacing w:after="240" w:before="240" w:lineRule="auto"/>
+        <w:rPr/>
+      </w:pPr>
+      <w:r>
+        <w:rPr>
+          <w:rtl w:val="0"/>
+        </w:rPr>
+        <w:t xml:space="preserve">The same investigator using GraphSAGE's explanations would be looking at edges</w:t>
+      </w:r>
+    </w:p>
+    <w:p>
+      <w:pPr>
+        <w:spacing w:after="240" w:before="240" w:lineRule="auto"/>
+        <w:rPr/>
+      </w:pPr>
+      <w:r>
+        <w:rPr>
+          <w:rtl w:val="0"/>
+        </w:rPr>
+        <w:t xml:space="preserve">that *correlate with* the prediction but are not individually responsible for it</w:t>
+      </w:r>
+    </w:p>
+    <w:p>
+      <w:pPr>
+        <w:spacing w:after="240" w:before="240" w:lineRule="auto"/>
+        <w:rPr/>
+      </w:pPr>
+      <w:r>
+        <w:rPr>
+          <w:rtl w:val="0"/>
+        </w:rPr>
+        <w:t xml:space="preserve">— the model's confidence is robust to their removal. For an</w:t>
+      </w:r>
+    </w:p>
+    <w:p>
+      <w:pPr>
+        <w:spacing w:after="240" w:before="240" w:lineRule="auto"/>
+        <w:rPr/>
+      </w:pPr>
+      <w:r>
+        <w:rPr>
+          <w:rtl w:val="0"/>
+        </w:rPr>
+        <w:t xml:space="preserve">audit-and-investigation use case (§1.3), GCN's explanations are more</w:t>
+      </w:r>
+    </w:p>
+    <w:p>
+      <w:pPr>
+        <w:spacing w:after="240" w:before="240" w:lineRule="auto"/>
+        <w:rPr/>
+      </w:pPr>
+      <w:r>
+        <w:rPr>
+          <w:rtl w:val="0"/>
+        </w:rPr>
+        <w:t xml:space="preserve">operationally useful even though GraphSAGE's classification is more accurate.</w:t>
+      </w:r>
+    </w:p>
+    <w:p>
+      <w:pPr>
+        <w:spacing w:after="240" w:before="240" w:lineRule="auto"/>
+        <w:rPr>
+          <w:b w:val="1"/>
+          <w:bCs w:val="1"/>
+        </w:rPr>
+      </w:pPr>
+      <w:r>
+        <w:rPr>
+          <w:b w:val="1"/>
+          <w:bCs w:val="1"/>
+          <w:rtl w:val="0"/>
+        </w:rPr>
+        <w:t xml:space="preserve">6.4 Limitations of the framework</w:t>
+      </w:r>
+    </w:p>
+    <w:p>
+      <w:pPr>
+        <w:spacing w:after="240" w:before="240" w:lineRule="auto"/>
+        <w:rPr/>
+      </w:pPr>
+      <w:r>
+        <w:rPr>
+          <w:rtl w:val="0"/>
+        </w:rPr>
+        <w:t xml:space="preserve">Three limitations to surface honestly. Sample sizes for illicit explanations</w:t>
+      </w:r>
+    </w:p>
+    <w:p>
+      <w:pPr>
+        <w:spacing w:after="240" w:before="240" w:lineRule="auto"/>
+        <w:rPr/>
+      </w:pPr>
+      <w:r>
+        <w:rPr>
+          <w:rtl w:val="0"/>
+        </w:rPr>
+        <w:t xml:space="preserve">are small (4–8 nodes per model) because most test-set true positives have</w:t>
+      </w:r>
+    </w:p>
+    <w:p>
+      <w:pPr>
+        <w:spacing w:after="240" w:before="240" w:lineRule="auto"/>
+        <w:rPr/>
+      </w:pPr>
+      <w:r>
+        <w:rPr>
+          <w:rtl w:val="0"/>
+        </w:rPr>
+        <w:t xml:space="preserve">sparse neighborhoods. We did not extend to TGN as continuous-time temporal</w:t>
+      </w:r>
+    </w:p>
+    <w:p>
+      <w:pPr>
+        <w:spacing w:after="240" w:before="240" w:lineRule="auto"/>
+        <w:rPr/>
+      </w:pPr>
+      <w:r>
+        <w:rPr>
+          <w:rtl w:val="0"/>
+        </w:rPr>
+        <w:t xml:space="preserve">explainability remains an open research problem. Our PGExplainer integration</w:t>
+      </w:r>
+    </w:p>
+    <w:p>
+      <w:pPr>
+        <w:spacing w:after="240" w:before="240" w:lineRule="auto"/>
+        <w:rPr/>
+      </w:pPr>
+      <w:r>
+        <w:rPr>
+          <w:rtl w:val="0"/>
+        </w:rPr>
+        <w:t xml:space="preserve">did not converge and would benefit from the simpler `model_config` setting</w:t>
+      </w:r>
+    </w:p>
+    <w:p>
+      <w:pPr>
+        <w:spacing w:after="240" w:before="240" w:lineRule="auto"/>
+        <w:rPr/>
+      </w:pPr>
+      <w:r>
+        <w:rPr>
+          <w:rtl w:val="0"/>
+        </w:rPr>
+        <w:t xml:space="preserve">(`return_type='raw'` rather than `'log_probs'`) plus learning-rate warmup, which</w:t>
+      </w:r>
+    </w:p>
+    <w:p>
+      <w:pPr>
+        <w:spacing w:after="240" w:before="240" w:lineRule="auto"/>
+        <w:rPr/>
+      </w:pPr>
+      <w:r>
+        <w:rPr>
+          <w:rtl w:val="0"/>
+        </w:rPr>
+        <w:t xml:space="preserve">we leave as future work.</w:t>
+      </w:r>
+    </w:p>
+    <w:p>
+      <w:pPr>
+        <w:spacing w:after="240" w:before="240" w:lineRule="auto"/>
+        <w:rPr>
+          <w:b w:val="1"/>
+          <w:bCs w:val="1"/>
+        </w:rPr>
+      </w:pPr>
+      <w:r>
+        <w:rPr>
+          <w:b w:val="1"/>
+          <w:bCs w:val="1"/>
+          <w:rtl w:val="0"/>
+        </w:rPr>
+        <w:t xml:space="preserve">6.5 Figures</w:t>
+      </w:r>
+    </w:p>
+    <w:p>
+      <w:pPr>
+        <w:spacing w:after="240" w:before="240" w:lineRule="auto"/>
+        <w:rPr/>
+      </w:pPr>
+      <w:r>
+        <w:rPr>
+          <w:rtl w:val="0"/>
+        </w:rPr>
+        <w:t xml:space="preserve">Figure 6 shows the two key results side by</w:t>
+      </w:r>
+    </w:p>
+    <w:p>
+      <w:pPr>
+        <w:spacing w:after="240" w:before="240" w:lineRule="auto"/>
+        <w:rPr/>
+      </w:pPr>
+      <w:r>
+        <w:rPr/>
+        <w:drawing>
+          <wp:inline distB="114300" distT="114300" distL="114300" distR="114300">
+            <wp:extent cx="5943600" cy="2019300"/>
+            <wp:effectExtent b="0" l="0" r="0" t="0"/>
+            <wp:docPr id="1" name="image7.png"/>
+            <a:graphic>
+              <a:graphicData uri="http://schemas.openxmlformats.org/drawingml/2006/picture">
+                <pic:pic>
+                  <pic:nvPicPr>
+                    <pic:cNvPr id="0" name="image7.png"/>
+                    <pic:cNvPicPr preferRelativeResize="0"/>
+                  </pic:nvPicPr>
+                  <pic:blipFill>
+                    <a:blip r:embed="rId12"/>
+                    <a:srcRect b="0" l="0" r="0" t="0"/>
+                    <a:stretch>
+                      <a:fillRect/>
+                    </a:stretch>
+                  </pic:blipFill>
+                  <pic:spPr>
+                    <a:xfrm>
+                      <a:off x="0" y="0"/>
+                      <a:ext cx="5943600" cy="2019300"/>
+                    </a:xfrm>
+                    <a:prstGeom prst="rect"/>
+                    <a:ln/>
+                  </pic:spPr>
+                </pic:pic>
+              </a:graphicData>
+            </a:graphic>
+          </wp:inline>
+        </w:drawing>
+      </w:r>
+      <w:r>
+        <w:rPr>
+          <w:rtl w:val="0"/>
+        </w:rPr>
+      </w:r>
+    </w:p>
+    <w:p>
+      <w:pPr>
+        <w:spacing w:after="240" w:before="240" w:lineRule="auto"/>
+        <w:rPr/>
+      </w:pPr>
+      <w:r>
+        <w:rPr>
+          <w:rtl w:val="0"/>
+        </w:rPr>
+        <w:t xml:space="preserve">side: fidelity+ by (model, method) on the left, and explanation size by class on</w:t>
+      </w:r>
+    </w:p>
+    <w:p>
+      <w:pPr>
+        <w:spacing w:after="240" w:before="240" w:lineRule="auto"/>
+        <w:rPr/>
+      </w:pPr>
+      <w:r>
+        <w:rPr>
+          <w:rtl w:val="0"/>
+        </w:rPr>
+        <w:t xml:space="preserve">the right. The illicit-vs-licit gap visible in the right panel is the</w:t>
+      </w:r>
+    </w:p>
+    <w:p>
+      <w:pPr>
+        <w:spacing w:after="240" w:before="240" w:lineRule="auto"/>
+        <w:rPr/>
+      </w:pPr>
+      <w:r>
+        <w:rPr>
+          <w:rtl w:val="0"/>
+        </w:rPr>
+        <w:t xml:space="preserve">clearest visual support for the layering interpretation.</w:t>
+      </w:r>
+    </w:p>
+    <w:p>
+      <w:pPr>
+        <w:spacing w:after="240" w:before="240" w:lineRule="auto"/>
+        <w:rPr/>
+      </w:pPr>
+      <w:r>
+        <w:rPr>
+          <w:rtl w:val="0"/>
+        </w:rPr>
+      </w:r>
+    </w:p>
+    <w:p>
+      <w:pPr>
+        <w:spacing w:after="240" w:before="240" w:lineRule="auto"/>
+        <w:rPr/>
+      </w:pPr>
+      <w:r>
+        <w:rPr>
+          <w:rtl w:val="0"/>
+        </w:rPr>
+        <w:t xml:space="preserve">We </w:t>
+      </w:r>
+      <w:r>
+        <w:rPr>
+          <w:b w:val="1"/>
+          <w:bCs w:val="1"/>
+          <w:rtl w:val="0"/>
+        </w:rPr>
+        <w:t xml:space="preserve">partially succeeded.</w:t>
+      </w:r>
+      <w:r>
+        <w:rPr>
+          <w:rtl w:val="0"/>
+        </w:rPr>
+        <w:t xml:space="preserve"> GraphSAGE reached F1 = 0.697 on illicit prediction, within 0.10 of the published Random Forest benchmark. Temporal modeling via EvolveGCN underperformed our static models, a finding we attribute to autograd-state-reset workarounds and Elliptic's coarse temporal granularity. The explainability layer revealed two contributions of its own: a 2.4–4.8× ratio in explanation size between illicit and licit predictions, supporting the money-laundering layering interpretation, and a previously undocumented gap in explanation faithfulness between GCN and GraphSAGE that has practical implications for which model an investigator should deploy. We also report a negative methodological result: EvolveGCN is incompatible with edge-mask explainability methods, which limits its operational utility in regulated domains. </w:t>
       </w:r>
       <w:r>
         <w:rPr>

--- a/DeepLearning_CS7643_Project_GraphShield.docx
+++ b/DeepLearning_CS7643_Project_GraphShield.docx
@@ -15,7 +15,7 @@
           <w:szCs w:val="34"/>
         </w:rPr>
       </w:pPr>
-      <w:bookmarkStart w:colFirst="0" w:colLast="0" w:name="_7r3pl0m68b2t" w:id="0"/>
+      <w:bookmarkStart w:colFirst="0" w:colLast="0" w:name="_ds880xe9v1s2" w:id="0"/>
       <w:bookmarkEnd w:id="0"/>
       <w:r>
         <w:rPr>
@@ -27,7 +27,7 @@
           <wp:anchor allowOverlap="1" behindDoc="0" distB="0" distT="0" distL="0" distR="0" hidden="0" layoutInCell="1" locked="0" relativeHeight="0" simplePos="0">
             <wp:simplePos x="0" y="0"/>
             <wp:positionH relativeFrom="column">
-              <wp:posOffset>-552449</wp:posOffset>
+              <wp:posOffset>-552448</wp:posOffset>
             </wp:positionH>
             <wp:positionV relativeFrom="paragraph">
               <wp:posOffset>180975</wp:posOffset>
@@ -35,12 +35,12 @@
             <wp:extent cx="7052310" cy="3035300"/>
             <wp:effectExtent b="0" l="0" r="0" t="0"/>
             <wp:wrapSquare wrapText="bothSides" distB="0" distT="0" distL="0" distR="0"/>
-            <wp:docPr id="4" name="image1.png"/>
+            <wp:docPr id="3" name="image2.png"/>
             <a:graphic>
               <a:graphicData uri="http://schemas.openxmlformats.org/drawingml/2006/picture">
                 <pic:pic>
                   <pic:nvPicPr>
-                    <pic:cNvPr id="0" name="image1.png"/>
+                    <pic:cNvPr id="0" name="image2.png"/>
                     <pic:cNvPicPr preferRelativeResize="0"/>
                   </pic:nvPicPr>
                   <pic:blipFill>
@@ -78,7 +78,7 @@
           <w:szCs w:val="34"/>
         </w:rPr>
       </w:pPr>
-      <w:bookmarkStart w:colFirst="0" w:colLast="0" w:name="_145pdts2kllm" w:id="1"/>
+      <w:bookmarkStart w:colFirst="0" w:colLast="0" w:name="_1a8893r69vpk" w:id="1"/>
       <w:bookmarkEnd w:id="1"/>
       <w:r>
         <w:rPr>
@@ -139,7 +139,7 @@
           <w:szCs w:val="26"/>
         </w:rPr>
       </w:pPr>
-      <w:bookmarkStart w:colFirst="0" w:colLast="0" w:name="_lqjo315gqba3" w:id="2"/>
+      <w:bookmarkStart w:colFirst="0" w:colLast="0" w:name="_nz8rg8fdazvc" w:id="2"/>
       <w:bookmarkEnd w:id="2"/>
       <w:r>
         <w:rPr>
@@ -167,7 +167,7 @@
           <w:szCs w:val="22"/>
         </w:rPr>
       </w:pPr>
-      <w:bookmarkStart w:colFirst="0" w:colLast="0" w:name="_skpp3de85xzh" w:id="3"/>
+      <w:bookmarkStart w:colFirst="0" w:colLast="0" w:name="_y6lgn5kd084i" w:id="3"/>
       <w:bookmarkEnd w:id="3"/>
       <w:r>
         <w:rPr>
@@ -275,7 +275,7 @@
           <w:szCs w:val="22"/>
         </w:rPr>
       </w:pPr>
-      <w:bookmarkStart w:colFirst="0" w:colLast="0" w:name="_9swpcpqi9p33" w:id="4"/>
+      <w:bookmarkStart w:colFirst="0" w:colLast="0" w:name="_lz2p9blwj8lh" w:id="4"/>
       <w:bookmarkEnd w:id="4"/>
       <w:r>
         <w:rPr>
@@ -355,7 +355,7 @@
           <w:szCs w:val="22"/>
         </w:rPr>
       </w:pPr>
-      <w:bookmarkStart w:colFirst="0" w:colLast="0" w:name="_a4pln85r07zp" w:id="5"/>
+      <w:bookmarkStart w:colFirst="0" w:colLast="0" w:name="_u0f8fzxka9wu" w:id="5"/>
       <w:bookmarkEnd w:id="5"/>
       <w:r>
         <w:rPr>
@@ -463,7 +463,7 @@
           <w:szCs w:val="22"/>
         </w:rPr>
       </w:pPr>
-      <w:bookmarkStart w:colFirst="0" w:colLast="0" w:name="_334gpykvzkvw" w:id="6"/>
+      <w:bookmarkStart w:colFirst="0" w:colLast="0" w:name="_idtt796xxpz2" w:id="6"/>
       <w:bookmarkEnd w:id="6"/>
       <w:r>
         <w:rPr>
@@ -713,7 +713,7 @@
           <w:szCs w:val="26"/>
         </w:rPr>
       </w:pPr>
-      <w:bookmarkStart w:colFirst="0" w:colLast="0" w:name="_2by6amtgkmah" w:id="7"/>
+      <w:bookmarkStart w:colFirst="0" w:colLast="0" w:name="_p41wy7o6axfy" w:id="7"/>
       <w:bookmarkEnd w:id="7"/>
       <w:r>
         <w:rPr>
@@ -741,7 +741,7 @@
           <w:szCs w:val="22"/>
         </w:rPr>
       </w:pPr>
-      <w:bookmarkStart w:colFirst="0" w:colLast="0" w:name="_iuxccw4e85gn" w:id="8"/>
+      <w:bookmarkStart w:colFirst="0" w:colLast="0" w:name="_nzs98j6rqqma" w:id="8"/>
       <w:bookmarkEnd w:id="8"/>
       <w:r>
         <w:rPr>
@@ -893,7 +893,7 @@
           <w:szCs w:val="22"/>
         </w:rPr>
       </w:pPr>
-      <w:bookmarkStart w:colFirst="0" w:colLast="0" w:name="_tbmzdzfjyb9a" w:id="9"/>
+      <w:bookmarkStart w:colFirst="0" w:colLast="0" w:name="_686hvkzfi54b" w:id="9"/>
       <w:bookmarkEnd w:id="9"/>
       <w:r>
         <w:rPr>
@@ -1090,7 +1090,7 @@
           <w:szCs w:val="26"/>
         </w:rPr>
       </w:pPr>
-      <w:bookmarkStart w:colFirst="0" w:colLast="0" w:name="_mtrenr6hnv1r" w:id="10"/>
+      <w:bookmarkStart w:colFirst="0" w:colLast="0" w:name="_6k6wsoebnrjl" w:id="10"/>
       <w:bookmarkEnd w:id="10"/>
       <w:r>
         <w:rPr>
@@ -1106,1321 +1106,3021 @@
     </w:p>
     <w:p>
       <w:pPr>
-        <w:pStyle w:val="Heading4"/>
-        <w:keepNext w:val="0"/>
-        <w:keepLines w:val="0"/>
-        <w:spacing w:after="40" w:before="240" w:lineRule="auto"/>
-        <w:rPr>
-          <w:b w:val="1"/>
-          <w:bCs w:val="1"/>
-          <w:color w:val="000000"/>
-          <w:sz w:val="22"/>
-          <w:szCs w:val="22"/>
-        </w:rPr>
-      </w:pPr>
-      <w:bookmarkStart w:colFirst="0" w:colLast="0" w:name="_d15wwfo5487x" w:id="11"/>
+        <w:pStyle w:val="Heading3"/>
+        <w:keepNext w:val="0"/>
+        <w:keepLines w:val="0"/>
+        <w:spacing w:before="280" w:lineRule="auto"/>
+        <w:rPr>
+          <w:b w:val="1"/>
+          <w:bCs w:val="1"/>
+          <w:color w:val="000000"/>
+          <w:sz w:val="26"/>
+          <w:szCs w:val="26"/>
+        </w:rPr>
+      </w:pPr>
+      <w:bookmarkStart w:colFirst="0" w:colLast="0" w:name="_6k6wsoebnrjl" w:id="10"/>
+      <w:bookmarkEnd w:id="10"/>
+      <w:r>
+        <w:rPr>
+          <w:b w:val="1"/>
+          <w:bCs w:val="1"/>
+          <w:color w:val="000000"/>
+          <w:sz w:val="26"/>
+          <w:szCs w:val="26"/>
+          <w:rtl w:val="0"/>
+        </w:rPr>
+        <w:t xml:space="preserve">3.1 Methodology</w:t>
+      </w:r>
+    </w:p>
+    <w:p>
+      <w:pPr>
+        <w:pStyle w:val="Heading3"/>
+        <w:keepNext w:val="0"/>
+        <w:keepLines w:val="0"/>
+        <w:spacing w:before="280" w:lineRule="auto"/>
+        <w:rPr>
+          <w:color w:val="000000"/>
+          <w:sz w:val="26"/>
+          <w:szCs w:val="26"/>
+        </w:rPr>
+      </w:pPr>
+      <w:bookmarkStart w:colFirst="0" w:colLast="0" w:name="_6k6wsoebnrjl" w:id="10"/>
+      <w:bookmarkEnd w:id="10"/>
+      <w:r>
+        <w:rPr>
+          <w:color w:val="000000"/>
+          <w:sz w:val="26"/>
+          <w:szCs w:val="26"/>
+          <w:rtl w:val="0"/>
+        </w:rPr>
+        <w:t xml:space="preserve">We use a three-way temporal split: timesteps 1–30 for training (26,905 labeled</w:t>
+      </w:r>
+    </w:p>
+    <w:p>
+      <w:pPr>
+        <w:pStyle w:val="Heading3"/>
+        <w:keepNext w:val="0"/>
+        <w:keepLines w:val="0"/>
+        <w:spacing w:before="280" w:lineRule="auto"/>
+        <w:rPr>
+          <w:color w:val="000000"/>
+          <w:sz w:val="26"/>
+          <w:szCs w:val="26"/>
+        </w:rPr>
+      </w:pPr>
+      <w:bookmarkStart w:colFirst="0" w:colLast="0" w:name="_6k6wsoebnrjl" w:id="10"/>
+      <w:bookmarkEnd w:id="10"/>
+      <w:r>
+        <w:rPr>
+          <w:color w:val="000000"/>
+          <w:sz w:val="26"/>
+          <w:szCs w:val="26"/>
+          <w:rtl w:val="0"/>
+        </w:rPr>
+        <w:t xml:space="preserve">nodes, 11.0% illicit), 31–34 for validation (2,989 nodes, 17.0% illicit), and</w:t>
+      </w:r>
+    </w:p>
+    <w:p>
+      <w:pPr>
+        <w:pStyle w:val="Heading3"/>
+        <w:keepNext w:val="0"/>
+        <w:keepLines w:val="0"/>
+        <w:spacing w:before="280" w:lineRule="auto"/>
+        <w:rPr>
+          <w:color w:val="000000"/>
+          <w:sz w:val="26"/>
+          <w:szCs w:val="26"/>
+        </w:rPr>
+      </w:pPr>
+      <w:bookmarkStart w:colFirst="0" w:colLast="0" w:name="_6k6wsoebnrjl" w:id="10"/>
+      <w:bookmarkEnd w:id="10"/>
+      <w:r>
+        <w:rPr>
+          <w:color w:val="000000"/>
+          <w:sz w:val="26"/>
+          <w:szCs w:val="26"/>
+          <w:rtl w:val="0"/>
+        </w:rPr>
+        <w:t xml:space="preserve">35–49 held out for final test evaluation (16,670 nodes, 6.5% illicit). The test</w:t>
+      </w:r>
+    </w:p>
+    <w:p>
+      <w:pPr>
+        <w:pStyle w:val="Heading3"/>
+        <w:keepNext w:val="0"/>
+        <w:keepLines w:val="0"/>
+        <w:spacing w:before="280" w:lineRule="auto"/>
+        <w:rPr>
+          <w:color w:val="000000"/>
+          <w:sz w:val="26"/>
+          <w:szCs w:val="26"/>
+        </w:rPr>
+      </w:pPr>
+      <w:bookmarkStart w:colFirst="0" w:colLast="0" w:name="_6k6wsoebnrjl" w:id="10"/>
+      <w:bookmarkEnd w:id="10"/>
+      <w:r>
+        <w:rPr>
+          <w:color w:val="000000"/>
+          <w:sz w:val="26"/>
+          <w:szCs w:val="26"/>
+          <w:rtl w:val="0"/>
+        </w:rPr>
+        <w:t xml:space="preserve">set is touched exactly once per model after training completes — all</w:t>
+      </w:r>
+    </w:p>
+    <w:p>
+      <w:pPr>
+        <w:pStyle w:val="Heading3"/>
+        <w:keepNext w:val="0"/>
+        <w:keepLines w:val="0"/>
+        <w:spacing w:before="280" w:lineRule="auto"/>
+        <w:rPr>
+          <w:color w:val="000000"/>
+          <w:sz w:val="26"/>
+          <w:szCs w:val="26"/>
+        </w:rPr>
+      </w:pPr>
+      <w:bookmarkStart w:colFirst="0" w:colLast="0" w:name="_6k6wsoebnrjl" w:id="10"/>
+      <w:bookmarkEnd w:id="10"/>
+      <w:r>
+        <w:rPr>
+          <w:color w:val="000000"/>
+          <w:sz w:val="26"/>
+          <w:szCs w:val="26"/>
+          <w:rtl w:val="0"/>
+        </w:rPr>
+        <w:t xml:space="preserve">hyperparameter selection and checkpoint selection use validation F1 only. We</w:t>
+      </w:r>
+    </w:p>
+    <w:p>
+      <w:pPr>
+        <w:pStyle w:val="Heading3"/>
+        <w:keepNext w:val="0"/>
+        <w:keepLines w:val="0"/>
+        <w:spacing w:before="280" w:lineRule="auto"/>
+        <w:rPr>
+          <w:color w:val="000000"/>
+          <w:sz w:val="26"/>
+          <w:szCs w:val="26"/>
+        </w:rPr>
+      </w:pPr>
+      <w:bookmarkStart w:colFirst="0" w:colLast="0" w:name="_6k6wsoebnrjl" w:id="10"/>
+      <w:bookmarkEnd w:id="10"/>
+      <w:r>
+        <w:rPr>
+          <w:color w:val="000000"/>
+          <w:sz w:val="26"/>
+          <w:szCs w:val="26"/>
+          <w:rtl w:val="0"/>
+        </w:rPr>
+        <w:t xml:space="preserve">use class-weighted cross-entropy (inverse class frequency) to handle the</w:t>
+      </w:r>
+    </w:p>
+    <w:p>
+      <w:pPr>
+        <w:pStyle w:val="Heading3"/>
+        <w:keepNext w:val="0"/>
+        <w:keepLines w:val="0"/>
+        <w:spacing w:before="280" w:lineRule="auto"/>
+        <w:rPr>
+          <w:color w:val="000000"/>
+          <w:sz w:val="26"/>
+          <w:szCs w:val="26"/>
+        </w:rPr>
+      </w:pPr>
+      <w:bookmarkStart w:colFirst="0" w:colLast="0" w:name="_6k6wsoebnrjl" w:id="10"/>
+      <w:bookmarkEnd w:id="10"/>
+      <w:r>
+        <w:rPr>
+          <w:color w:val="000000"/>
+          <w:sz w:val="26"/>
+          <w:szCs w:val="26"/>
+          <w:rtl w:val="0"/>
+        </w:rPr>
+        <w:t xml:space="preserve">imbalance, evaluate validation F1 every epoch, save the best-validation-F1</w:t>
+      </w:r>
+    </w:p>
+    <w:p>
+      <w:pPr>
+        <w:pStyle w:val="Heading3"/>
+        <w:keepNext w:val="0"/>
+        <w:keepLines w:val="0"/>
+        <w:spacing w:before="280" w:lineRule="auto"/>
+        <w:rPr>
+          <w:color w:val="000000"/>
+          <w:sz w:val="26"/>
+          <w:szCs w:val="26"/>
+        </w:rPr>
+      </w:pPr>
+      <w:bookmarkStart w:colFirst="0" w:colLast="0" w:name="_6k6wsoebnrjl" w:id="10"/>
+      <w:bookmarkEnd w:id="10"/>
+      <w:r>
+        <w:rPr>
+          <w:color w:val="000000"/>
+          <w:sz w:val="26"/>
+          <w:szCs w:val="26"/>
+          <w:rtl w:val="0"/>
+        </w:rPr>
+        <w:t xml:space="preserve">checkpoint, and stop early if validation F1 has not improved in 30 epochs.</w:t>
+      </w:r>
+    </w:p>
+    <w:p>
+      <w:pPr>
+        <w:pStyle w:val="Heading3"/>
+        <w:keepNext w:val="0"/>
+        <w:keepLines w:val="0"/>
+        <w:spacing w:before="280" w:lineRule="auto"/>
+        <w:rPr>
+          <w:color w:val="000000"/>
+          <w:sz w:val="26"/>
+          <w:szCs w:val="26"/>
+        </w:rPr>
+      </w:pPr>
+      <w:bookmarkStart w:colFirst="0" w:colLast="0" w:name="_6k6wsoebnrjl" w:id="10"/>
+      <w:bookmarkEnd w:id="10"/>
+      <w:r>
+        <w:rPr>
+          <w:color w:val="000000"/>
+          <w:sz w:val="26"/>
+          <w:szCs w:val="26"/>
+          <w:rtl w:val="0"/>
+        </w:rPr>
+        <w:t xml:space="preserve">For Logistic Regression we tune the inverse-regularization parameter C over</w:t>
+      </w:r>
+    </w:p>
+    <w:p>
+      <w:pPr>
+        <w:pStyle w:val="Heading3"/>
+        <w:keepNext w:val="0"/>
+        <w:keepLines w:val="0"/>
+        <w:spacing w:before="280" w:lineRule="auto"/>
+        <w:rPr>
+          <w:color w:val="000000"/>
+          <w:sz w:val="26"/>
+          <w:szCs w:val="26"/>
+        </w:rPr>
+      </w:pPr>
+      <w:bookmarkStart w:colFirst="0" w:colLast="0" w:name="_6k6wsoebnrjl" w:id="10"/>
+      <w:bookmarkEnd w:id="10"/>
+      <w:r>
+        <w:rPr>
+          <w:color w:val="000000"/>
+          <w:sz w:val="26"/>
+          <w:szCs w:val="26"/>
+          <w:rtl w:val="0"/>
+        </w:rPr>
+        <w:t xml:space="preserve">{0.01, 0.1, 1.0, 10.0} via validation F1; the best (C=10.0) is then evaluated</w:t>
+      </w:r>
+    </w:p>
+    <w:p>
+      <w:pPr>
+        <w:pStyle w:val="Heading3"/>
+        <w:keepNext w:val="0"/>
+        <w:keepLines w:val="0"/>
+        <w:spacing w:before="280" w:lineRule="auto"/>
+        <w:rPr>
+          <w:color w:val="000000"/>
+          <w:sz w:val="26"/>
+          <w:szCs w:val="26"/>
+        </w:rPr>
+      </w:pPr>
+      <w:bookmarkStart w:colFirst="0" w:colLast="0" w:name="_6k6wsoebnrjl" w:id="10"/>
+      <w:bookmarkEnd w:id="10"/>
+      <w:r>
+        <w:rPr>
+          <w:color w:val="000000"/>
+          <w:sz w:val="26"/>
+          <w:szCs w:val="26"/>
+          <w:rtl w:val="0"/>
+        </w:rPr>
+        <w:t xml:space="preserve">once on a test.</w:t>
+      </w:r>
+    </w:p>
+    <w:p>
+      <w:pPr>
+        <w:pStyle w:val="Heading3"/>
+        <w:keepNext w:val="0"/>
+        <w:keepLines w:val="0"/>
+        <w:spacing w:before="280" w:lineRule="auto"/>
+        <w:rPr>
+          <w:color w:val="000000"/>
+          <w:sz w:val="26"/>
+          <w:szCs w:val="26"/>
+        </w:rPr>
+      </w:pPr>
+      <w:bookmarkStart w:colFirst="0" w:colLast="0" w:name="_6k6wsoebnrjl" w:id="10"/>
+      <w:bookmarkEnd w:id="10"/>
+      <w:r>
+        <w:rPr>
+          <w:color w:val="000000"/>
+          <w:sz w:val="26"/>
+          <w:szCs w:val="26"/>
+          <w:rtl w:val="0"/>
+        </w:rPr>
+        <w:t xml:space="preserve">We report illicit-class F1 as the primary metric, alongside precision, recall,</w:t>
+      </w:r>
+    </w:p>
+    <w:p>
+      <w:pPr>
+        <w:pStyle w:val="Heading3"/>
+        <w:keepNext w:val="0"/>
+        <w:keepLines w:val="0"/>
+        <w:spacing w:before="280" w:lineRule="auto"/>
+        <w:rPr>
+          <w:color w:val="000000"/>
+          <w:sz w:val="26"/>
+          <w:szCs w:val="26"/>
+        </w:rPr>
+      </w:pPr>
+      <w:bookmarkStart w:colFirst="0" w:colLast="0" w:name="_6k6wsoebnrjl" w:id="10"/>
+      <w:bookmarkEnd w:id="10"/>
+      <w:r>
+        <w:rPr>
+          <w:color w:val="000000"/>
+          <w:sz w:val="26"/>
+          <w:szCs w:val="26"/>
+          <w:rtl w:val="0"/>
+        </w:rPr>
+        <w:t xml:space="preserve">ROC-AUC, and PR-AUC. Accuracy is not reported because the test split is 93.5%</w:t>
+      </w:r>
+    </w:p>
+    <w:p>
+      <w:pPr>
+        <w:pStyle w:val="Heading3"/>
+        <w:keepNext w:val="0"/>
+        <w:keepLines w:val="0"/>
+        <w:spacing w:before="280" w:lineRule="auto"/>
+        <w:rPr>
+          <w:b w:val="1"/>
+          <w:bCs w:val="1"/>
+          <w:color w:val="000000"/>
+          <w:sz w:val="26"/>
+          <w:szCs w:val="26"/>
+        </w:rPr>
+      </w:pPr>
+      <w:bookmarkStart w:colFirst="0" w:colLast="0" w:name="_6k6wsoebnrjl" w:id="10"/>
+      <w:bookmarkEnd w:id="10"/>
+      <w:r>
+        <w:rPr>
+          <w:color w:val="000000"/>
+          <w:sz w:val="26"/>
+          <w:szCs w:val="26"/>
+          <w:rtl w:val="0"/>
+        </w:rPr>
+        <w:t xml:space="preserve">licit and a </w:t>
+      </w:r>
+      <w:r>
+        <w:rPr>
+          <w:b w:val="1"/>
+          <w:bCs w:val="1"/>
+          <w:color w:val="000000"/>
+          <w:sz w:val="26"/>
+          <w:szCs w:val="26"/>
+          <w:rtl w:val="0"/>
+        </w:rPr>
+        <w:t xml:space="preserve">predict licit</w:t>
+      </w:r>
+      <w:r>
+        <w:rPr>
+          <w:color w:val="000000"/>
+          <w:sz w:val="26"/>
+          <w:szCs w:val="26"/>
+          <w:rtl w:val="0"/>
+        </w:rPr>
+        <w:t xml:space="preserve"> baseline reaches 93.5% accuracy without any signal.</w:t>
+      </w:r>
+      <w:r>
+        <w:rPr>
+          <w:rtl w:val="0"/>
+        </w:rPr>
+      </w:r>
+    </w:p>
+    <w:p>
+      <w:pPr>
+        <w:pStyle w:val="Heading3"/>
+        <w:keepNext w:val="0"/>
+        <w:keepLines w:val="0"/>
+        <w:spacing w:before="280" w:lineRule="auto"/>
+        <w:rPr>
+          <w:b w:val="1"/>
+          <w:bCs w:val="1"/>
+          <w:color w:val="000000"/>
+          <w:sz w:val="26"/>
+          <w:szCs w:val="26"/>
+        </w:rPr>
+      </w:pPr>
+      <w:bookmarkStart w:colFirst="0" w:colLast="0" w:name="_6k6wsoebnrjl" w:id="10"/>
+      <w:bookmarkEnd w:id="10"/>
+      <w:r>
+        <w:rPr>
+          <w:b w:val="1"/>
+          <w:bCs w:val="1"/>
+          <w:color w:val="000000"/>
+          <w:sz w:val="26"/>
+          <w:szCs w:val="26"/>
+          <w:rtl w:val="0"/>
+        </w:rPr>
+        <w:t xml:space="preserve">### 3.2 Quantitative results</w:t>
+      </w:r>
+    </w:p>
+    <w:p>
+      <w:pPr>
+        <w:pStyle w:val="Heading3"/>
+        <w:keepNext w:val="0"/>
+        <w:keepLines w:val="0"/>
+        <w:spacing w:before="280" w:lineRule="auto"/>
+        <w:rPr>
+          <w:b w:val="1"/>
+          <w:bCs w:val="1"/>
+          <w:color w:val="000000"/>
+          <w:sz w:val="26"/>
+          <w:szCs w:val="26"/>
+        </w:rPr>
+      </w:pPr>
+      <w:bookmarkStart w:colFirst="0" w:colLast="0" w:name="_6k6wsoebnrjl" w:id="10"/>
+      <w:bookmarkEnd w:id="10"/>
+      <w:r>
+        <w:rPr>
+          <w:b w:val="1"/>
+          <w:bCs w:val="1"/>
+          <w:color w:val="000000"/>
+          <w:sz w:val="26"/>
+          <w:szCs w:val="26"/>
+          <w:rtl w:val="0"/>
+        </w:rPr>
+        <w:t xml:space="preserve">Headline comparison on the held-out test split (timesteps 35–49):</w:t>
+      </w:r>
+    </w:p>
+    <w:p>
+      <w:pPr>
+        <w:pStyle w:val="Heading3"/>
+        <w:keepNext w:val="0"/>
+        <w:keepLines w:val="0"/>
+        <w:spacing w:before="280" w:lineRule="auto"/>
+        <w:rPr>
+          <w:color w:val="000000"/>
+          <w:sz w:val="26"/>
+          <w:szCs w:val="26"/>
+        </w:rPr>
+      </w:pPr>
+      <w:bookmarkStart w:colFirst="0" w:colLast="0" w:name="_6k6wsoebnrjl" w:id="10"/>
+      <w:bookmarkEnd w:id="10"/>
+      <w:r>
+        <w:rPr>
+          <w:color w:val="000000"/>
+          <w:sz w:val="26"/>
+          <w:szCs w:val="26"/>
+          <w:rtl w:val="0"/>
+        </w:rPr>
+        <w:t xml:space="preserve">| Model     | Val F1 | Test F1 | Test Precision | Test Recall | ROC-AUC | PR-AUC |</w:t>
+      </w:r>
+    </w:p>
+    <w:p>
+      <w:pPr>
+        <w:pStyle w:val="Heading3"/>
+        <w:keepNext w:val="0"/>
+        <w:keepLines w:val="0"/>
+        <w:spacing w:before="280" w:lineRule="auto"/>
+        <w:rPr>
+          <w:color w:val="000000"/>
+          <w:sz w:val="26"/>
+          <w:szCs w:val="26"/>
+        </w:rPr>
+      </w:pPr>
+      <w:bookmarkStart w:colFirst="0" w:colLast="0" w:name="_6k6wsoebnrjl" w:id="10"/>
+      <w:bookmarkEnd w:id="10"/>
+      <w:r>
+        <w:rPr>
+          <w:color w:val="000000"/>
+          <w:sz w:val="26"/>
+          <w:szCs w:val="26"/>
+          <w:rtl w:val="0"/>
+        </w:rPr>
+        <w:t xml:space="preserve">|-----------|--------|---------|----------------|-------------|---------|--------|</w:t>
+      </w:r>
+    </w:p>
+    <w:p>
+      <w:pPr>
+        <w:pStyle w:val="Heading3"/>
+        <w:keepNext w:val="0"/>
+        <w:keepLines w:val="0"/>
+        <w:spacing w:before="280" w:lineRule="auto"/>
+        <w:rPr>
+          <w:color w:val="000000"/>
+          <w:sz w:val="26"/>
+          <w:szCs w:val="26"/>
+        </w:rPr>
+      </w:pPr>
+      <w:bookmarkStart w:colFirst="0" w:colLast="0" w:name="_6k6wsoebnrjl" w:id="10"/>
+      <w:bookmarkEnd w:id="10"/>
+      <w:r>
+        <w:rPr>
+          <w:color w:val="000000"/>
+          <w:sz w:val="26"/>
+          <w:szCs w:val="26"/>
+          <w:rtl w:val="0"/>
+        </w:rPr>
+        <w:t xml:space="preserve">| LogReg    | 0.557  | 0.253   | 0.146          | 0.929       | 0.861   | 0.213  |</w:t>
+      </w:r>
+    </w:p>
+    <w:p>
+      <w:pPr>
+        <w:pStyle w:val="Heading3"/>
+        <w:keepNext w:val="0"/>
+        <w:keepLines w:val="0"/>
+        <w:spacing w:before="280" w:lineRule="auto"/>
+        <w:rPr>
+          <w:color w:val="000000"/>
+          <w:sz w:val="26"/>
+          <w:szCs w:val="26"/>
+        </w:rPr>
+      </w:pPr>
+      <w:bookmarkStart w:colFirst="0" w:colLast="0" w:name="_6k6wsoebnrjl" w:id="10"/>
+      <w:bookmarkEnd w:id="10"/>
+      <w:r>
+        <w:rPr>
+          <w:color w:val="000000"/>
+          <w:sz w:val="26"/>
+          <w:szCs w:val="26"/>
+          <w:rtl w:val="0"/>
+        </w:rPr>
+        <w:t xml:space="preserve">| GCN       | 0.500  | 0.208   | 0.119          | 0.857       | 0.794   | 0.204  |</w:t>
+      </w:r>
+    </w:p>
+    <w:p>
+      <w:pPr>
+        <w:pStyle w:val="Heading3"/>
+        <w:keepNext w:val="0"/>
+        <w:keepLines w:val="0"/>
+        <w:spacing w:before="280" w:lineRule="auto"/>
+        <w:rPr>
+          <w:color w:val="000000"/>
+          <w:sz w:val="26"/>
+          <w:szCs w:val="26"/>
+        </w:rPr>
+      </w:pPr>
+      <w:bookmarkStart w:colFirst="0" w:colLast="0" w:name="_6k6wsoebnrjl" w:id="10"/>
+      <w:bookmarkEnd w:id="10"/>
+      <w:r>
+        <w:rPr>
+          <w:color w:val="000000"/>
+          <w:sz w:val="26"/>
+          <w:szCs w:val="26"/>
+          <w:rtl w:val="0"/>
+        </w:rPr>
+        <w:t xml:space="preserve">| **GraphSAGE** | **0.862** | **0.540** | **0.466**      | 0.642       | **0.884** | **0.523**  |</w:t>
+      </w:r>
+    </w:p>
+    <w:p>
+      <w:pPr>
+        <w:pStyle w:val="Heading3"/>
+        <w:keepNext w:val="0"/>
+        <w:keepLines w:val="0"/>
+        <w:spacing w:before="280" w:lineRule="auto"/>
+        <w:rPr>
+          <w:color w:val="000000"/>
+          <w:sz w:val="26"/>
+          <w:szCs w:val="26"/>
+        </w:rPr>
+      </w:pPr>
+      <w:bookmarkStart w:colFirst="0" w:colLast="0" w:name="_6k6wsoebnrjl" w:id="10"/>
+      <w:bookmarkEnd w:id="10"/>
+      <w:r>
+        <w:rPr>
+          <w:color w:val="000000"/>
+          <w:sz w:val="26"/>
+          <w:szCs w:val="26"/>
+          <w:rtl w:val="0"/>
+        </w:rPr>
+        <w:t xml:space="preserve">| EvolveGCN | 0.553  | 0.284   | 0.176          | 0.741       | 0.831   | 0.247  |</w:t>
+      </w:r>
+    </w:p>
+    <w:p>
+      <w:pPr>
+        <w:pStyle w:val="Heading3"/>
+        <w:keepNext w:val="0"/>
+        <w:keepLines w:val="0"/>
+        <w:spacing w:before="280" w:lineRule="auto"/>
+        <w:rPr>
+          <w:color w:val="000000"/>
+          <w:sz w:val="26"/>
+          <w:szCs w:val="26"/>
+        </w:rPr>
+      </w:pPr>
+      <w:bookmarkStart w:colFirst="0" w:colLast="0" w:name="_6k6wsoebnrjl" w:id="10"/>
+      <w:bookmarkEnd w:id="10"/>
+      <w:r>
+        <w:rPr>
+          <w:rtl w:val="0"/>
+        </w:rPr>
+      </w:r>
+    </w:p>
+    <w:p>
+      <w:pPr>
+        <w:pStyle w:val="Heading3"/>
+        <w:keepNext w:val="0"/>
+        <w:keepLines w:val="0"/>
+        <w:spacing w:before="280" w:lineRule="auto"/>
+        <w:rPr>
+          <w:color w:val="000000"/>
+          <w:sz w:val="26"/>
+          <w:szCs w:val="26"/>
+        </w:rPr>
+      </w:pPr>
+      <w:bookmarkStart w:colFirst="0" w:colLast="0" w:name="_6k6wsoebnrjl" w:id="10"/>
+      <w:bookmarkEnd w:id="10"/>
+      <w:r>
+        <w:rPr>
+          <w:b w:val="1"/>
+          <w:bCs w:val="1"/>
+          <w:color w:val="000000"/>
+          <w:sz w:val="26"/>
+          <w:szCs w:val="26"/>
+          <w:rtl w:val="0"/>
+        </w:rPr>
+        <w:t xml:space="preserve">GraphSAGE remains the strongest model</w:t>
+      </w:r>
+      <w:r>
+        <w:rPr>
+          <w:color w:val="000000"/>
+          <w:sz w:val="26"/>
+          <w:szCs w:val="26"/>
+          <w:rtl w:val="0"/>
+        </w:rPr>
+        <w:t xml:space="preserve"> with a test F1 of 0.540, more than</w:t>
+      </w:r>
+    </w:p>
+    <w:p>
+      <w:pPr>
+        <w:pStyle w:val="Heading3"/>
+        <w:keepNext w:val="0"/>
+        <w:keepLines w:val="0"/>
+        <w:spacing w:before="280" w:lineRule="auto"/>
+        <w:rPr>
+          <w:color w:val="000000"/>
+          <w:sz w:val="26"/>
+          <w:szCs w:val="26"/>
+        </w:rPr>
+      </w:pPr>
+      <w:bookmarkStart w:colFirst="0" w:colLast="0" w:name="_6k6wsoebnrjl" w:id="10"/>
+      <w:bookmarkEnd w:id="10"/>
+      <w:r>
+        <w:rPr>
+          <w:color w:val="000000"/>
+          <w:sz w:val="26"/>
+          <w:szCs w:val="26"/>
+          <w:rtl w:val="0"/>
+        </w:rPr>
+        <w:t xml:space="preserve">double the next-best model (EvolveGCN at 0.284). It also achieves the highest</w:t>
+      </w:r>
+    </w:p>
+    <w:p>
+      <w:pPr>
+        <w:pStyle w:val="Heading3"/>
+        <w:keepNext w:val="0"/>
+        <w:keepLines w:val="0"/>
+        <w:spacing w:before="280" w:lineRule="auto"/>
+        <w:rPr>
+          <w:color w:val="000000"/>
+          <w:sz w:val="26"/>
+          <w:szCs w:val="26"/>
+        </w:rPr>
+      </w:pPr>
+      <w:bookmarkStart w:colFirst="0" w:colLast="0" w:name="_6k6wsoebnrjl" w:id="10"/>
+      <w:bookmarkEnd w:id="10"/>
+      <w:r>
+        <w:rPr>
+          <w:color w:val="000000"/>
+          <w:sz w:val="26"/>
+          <w:szCs w:val="26"/>
+          <w:rtl w:val="0"/>
+        </w:rPr>
+        <w:t xml:space="preserve">precision (0.466) — when GraphSAGE flags a transaction as illicit, it is right</w:t>
+      </w:r>
+    </w:p>
+    <w:p>
+      <w:pPr>
+        <w:pStyle w:val="Heading3"/>
+        <w:keepNext w:val="0"/>
+        <w:keepLines w:val="0"/>
+        <w:spacing w:before="280" w:lineRule="auto"/>
+        <w:rPr>
+          <w:color w:val="000000"/>
+          <w:sz w:val="26"/>
+          <w:szCs w:val="26"/>
+        </w:rPr>
+      </w:pPr>
+      <w:bookmarkStart w:colFirst="0" w:colLast="0" w:name="_6k6wsoebnrjl" w:id="10"/>
+      <w:bookmarkEnd w:id="10"/>
+      <w:r>
+        <w:rPr>
+          <w:color w:val="000000"/>
+          <w:sz w:val="26"/>
+          <w:szCs w:val="26"/>
+          <w:rtl w:val="0"/>
+        </w:rPr>
+        <w:t xml:space="preserve">nearly half the time, vs ~15–18% for the other three. PR-AUC tells the same</w:t>
+      </w:r>
+    </w:p>
+    <w:p>
+      <w:pPr>
+        <w:pStyle w:val="Heading3"/>
+        <w:keepNext w:val="0"/>
+        <w:keepLines w:val="0"/>
+        <w:spacing w:before="280" w:lineRule="auto"/>
+        <w:rPr>
+          <w:color w:val="000000"/>
+          <w:sz w:val="26"/>
+          <w:szCs w:val="26"/>
+        </w:rPr>
+      </w:pPr>
+      <w:bookmarkStart w:colFirst="0" w:colLast="0" w:name="_6k6wsoebnrjl" w:id="10"/>
+      <w:bookmarkEnd w:id="10"/>
+      <w:r>
+        <w:rPr>
+          <w:color w:val="000000"/>
+          <w:sz w:val="26"/>
+          <w:szCs w:val="26"/>
+          <w:rtl w:val="0"/>
+        </w:rPr>
+        <w:t xml:space="preserve">story: GraphSAGE at 0.523 dominates the field.</w:t>
+      </w:r>
+    </w:p>
+    <w:p>
+      <w:pPr>
+        <w:pStyle w:val="Heading3"/>
+        <w:keepNext w:val="0"/>
+        <w:keepLines w:val="0"/>
+        <w:spacing w:before="280" w:lineRule="auto"/>
+        <w:rPr>
+          <w:color w:val="000000"/>
+          <w:sz w:val="26"/>
+          <w:szCs w:val="26"/>
+        </w:rPr>
+      </w:pPr>
+      <w:bookmarkStart w:colFirst="0" w:colLast="0" w:name="_6k6wsoebnrjl" w:id="10"/>
+      <w:bookmarkEnd w:id="10"/>
+      <w:r>
+        <w:rPr>
+          <w:b w:val="1"/>
+          <w:bCs w:val="1"/>
+          <w:color w:val="000000"/>
+          <w:sz w:val="26"/>
+          <w:szCs w:val="26"/>
+          <w:rtl w:val="0"/>
+        </w:rPr>
+        <w:t xml:space="preserve">Every model exhibits a substantial validation-to-test gap of ~0.30 F1</w:t>
+      </w:r>
+      <w:r>
+        <w:rPr>
+          <w:color w:val="000000"/>
+          <w:sz w:val="26"/>
+          <w:szCs w:val="26"/>
+          <w:rtl w:val="0"/>
+        </w:rPr>
+        <w:t xml:space="preserve">. This</w:t>
+      </w:r>
+    </w:p>
+    <w:p>
+      <w:pPr>
+        <w:pStyle w:val="Heading3"/>
+        <w:keepNext w:val="0"/>
+        <w:keepLines w:val="0"/>
+        <w:spacing w:before="280" w:lineRule="auto"/>
+        <w:rPr>
+          <w:color w:val="000000"/>
+          <w:sz w:val="26"/>
+          <w:szCs w:val="26"/>
+        </w:rPr>
+      </w:pPr>
+      <w:bookmarkStart w:colFirst="0" w:colLast="0" w:name="_6k6wsoebnrjl" w:id="10"/>
+      <w:bookmarkEnd w:id="10"/>
+      <w:r>
+        <w:rPr>
+          <w:color w:val="000000"/>
+          <w:sz w:val="26"/>
+          <w:szCs w:val="26"/>
+          <w:rtl w:val="0"/>
+        </w:rPr>
+        <w:t xml:space="preserve">gap is not consistent with overfitting (which the validation set was designed</w:t>
+      </w:r>
+    </w:p>
+    <w:p>
+      <w:pPr>
+        <w:pStyle w:val="Heading3"/>
+        <w:keepNext w:val="0"/>
+        <w:keepLines w:val="0"/>
+        <w:spacing w:before="280" w:lineRule="auto"/>
+        <w:rPr>
+          <w:b w:val="1"/>
+          <w:bCs w:val="1"/>
+          <w:color w:val="000000"/>
+          <w:sz w:val="26"/>
+          <w:szCs w:val="26"/>
+        </w:rPr>
+      </w:pPr>
+      <w:bookmarkStart w:colFirst="0" w:colLast="0" w:name="_6k6wsoebnrjl" w:id="10"/>
+      <w:bookmarkEnd w:id="10"/>
+      <w:r>
+        <w:rPr>
+          <w:color w:val="000000"/>
+          <w:sz w:val="26"/>
+          <w:szCs w:val="26"/>
+          <w:rtl w:val="0"/>
+        </w:rPr>
+        <w:t xml:space="preserve">to catch); it is consistent with </w:t>
+      </w:r>
+      <w:r>
+        <w:rPr>
+          <w:b w:val="1"/>
+          <w:bCs w:val="1"/>
+          <w:color w:val="000000"/>
+          <w:sz w:val="26"/>
+          <w:szCs w:val="26"/>
+          <w:rtl w:val="0"/>
+        </w:rPr>
+        <w:t xml:space="preserve">distribution shift across the timestep</w:t>
+      </w:r>
+    </w:p>
+    <w:p>
+      <w:pPr>
+        <w:pStyle w:val="Heading3"/>
+        <w:keepNext w:val="0"/>
+        <w:keepLines w:val="0"/>
+        <w:spacing w:before="280" w:lineRule="auto"/>
+        <w:rPr>
+          <w:color w:val="000000"/>
+          <w:sz w:val="26"/>
+          <w:szCs w:val="26"/>
+        </w:rPr>
+      </w:pPr>
+      <w:bookmarkStart w:colFirst="0" w:colLast="0" w:name="_6k6wsoebnrjl" w:id="10"/>
+      <w:bookmarkEnd w:id="10"/>
+      <w:r>
+        <w:rPr>
+          <w:b w:val="1"/>
+          <w:bCs w:val="1"/>
+          <w:color w:val="000000"/>
+          <w:sz w:val="26"/>
+          <w:szCs w:val="26"/>
+          <w:rtl w:val="0"/>
+        </w:rPr>
+        <w:t xml:space="preserve">boundary</w:t>
+      </w:r>
+      <w:r>
+        <w:rPr>
+          <w:color w:val="000000"/>
+          <w:sz w:val="26"/>
+          <w:szCs w:val="26"/>
+          <w:rtl w:val="0"/>
+        </w:rPr>
+        <w:t xml:space="preserve">. The illicit base rate drops from 17.0% in the validation split</w:t>
+      </w:r>
+    </w:p>
+    <w:p>
+      <w:pPr>
+        <w:pStyle w:val="Heading3"/>
+        <w:keepNext w:val="0"/>
+        <w:keepLines w:val="0"/>
+        <w:spacing w:before="280" w:lineRule="auto"/>
+        <w:rPr>
+          <w:color w:val="000000"/>
+          <w:sz w:val="26"/>
+          <w:szCs w:val="26"/>
+        </w:rPr>
+      </w:pPr>
+      <w:bookmarkStart w:colFirst="0" w:colLast="0" w:name="_6k6wsoebnrjl" w:id="10"/>
+      <w:bookmarkEnd w:id="10"/>
+      <w:r>
+        <w:rPr>
+          <w:color w:val="000000"/>
+          <w:sz w:val="26"/>
+          <w:szCs w:val="26"/>
+          <w:rtl w:val="0"/>
+        </w:rPr>
+        <w:t xml:space="preserve">(timesteps 31–34) to 6.5% in the test split (35–49), and the test split</w:t>
+      </w:r>
+    </w:p>
+    <w:p>
+      <w:pPr>
+        <w:pStyle w:val="Heading3"/>
+        <w:keepNext w:val="0"/>
+        <w:keepLines w:val="0"/>
+        <w:spacing w:before="280" w:lineRule="auto"/>
+        <w:rPr>
+          <w:color w:val="000000"/>
+          <w:sz w:val="26"/>
+          <w:szCs w:val="26"/>
+        </w:rPr>
+      </w:pPr>
+      <w:bookmarkStart w:colFirst="0" w:colLast="0" w:name="_6k6wsoebnrjl" w:id="10"/>
+      <w:bookmarkEnd w:id="10"/>
+      <w:r>
+        <w:rPr>
+          <w:color w:val="000000"/>
+          <w:sz w:val="26"/>
+          <w:szCs w:val="26"/>
+          <w:rtl w:val="0"/>
+        </w:rPr>
+        <w:t xml:space="preserve">contains a known dark-market shutdown event at timestep 43 (Weber et al., </w:t>
+      </w:r>
+    </w:p>
+    <w:p>
+      <w:pPr>
+        <w:pStyle w:val="Heading3"/>
+        <w:keepNext w:val="0"/>
+        <w:keepLines w:val="0"/>
+        <w:spacing w:before="280" w:lineRule="auto"/>
+        <w:rPr>
+          <w:color w:val="000000"/>
+          <w:sz w:val="26"/>
+          <w:szCs w:val="26"/>
+        </w:rPr>
+      </w:pPr>
+      <w:bookmarkStart w:colFirst="0" w:colLast="0" w:name="_mf6xctum259q" w:id="11"/>
       <w:bookmarkEnd w:id="11"/>
       <w:r>
         <w:rPr>
-          <w:b w:val="1"/>
-          <w:bCs w:val="1"/>
-          <w:color w:val="000000"/>
-          <w:sz w:val="22"/>
-          <w:szCs w:val="22"/>
-          <w:rtl w:val="0"/>
-        </w:rPr>
-        <w:t xml:space="preserve">3.1 How we measured success</w:t>
-      </w:r>
-    </w:p>
-    <w:p>
-      <w:pPr>
-        <w:spacing w:after="240" w:before="240" w:lineRule="auto"/>
-        <w:rPr/>
-      </w:pPr>
-      <w:r>
-        <w:rPr>
-          <w:rtl w:val="0"/>
-        </w:rPr>
-        <w:t xml:space="preserve">The dataset is severely imbalanced, so accuracy is meaningless (predicting "licit" for everything yields ~94% accuracy on the test split). We report illicit-class F1 as the primary metric (harmonic mean of precision and recall on the minority class), illicit precision and recall separately to expose models that game F1, ROC-AUC for threshold-independent ranking quality, and PR-AUC, which is more informative than ROC-AUC under heavy imbalance because it ignores true negatives.</w:t>
-      </w:r>
-    </w:p>
-    <w:p>
-      <w:pPr>
-        <w:pStyle w:val="Heading4"/>
-        <w:keepNext w:val="0"/>
-        <w:keepLines w:val="0"/>
-        <w:spacing w:after="40" w:before="240" w:lineRule="auto"/>
-        <w:rPr>
-          <w:b w:val="1"/>
-          <w:bCs w:val="1"/>
-          <w:color w:val="000000"/>
-          <w:sz w:val="22"/>
-          <w:szCs w:val="22"/>
-        </w:rPr>
-      </w:pPr>
-      <w:bookmarkStart w:colFirst="0" w:colLast="0" w:name="_t3306xvzpwdu" w:id="12"/>
+          <w:color w:val="000000"/>
+          <w:sz w:val="26"/>
+          <w:szCs w:val="26"/>
+          <w:rtl w:val="0"/>
+        </w:rPr>
+        <w:t xml:space="preserve">2019) that fundamentally changes the population of illicit transactions.</w:t>
+      </w:r>
+    </w:p>
+    <w:p>
+      <w:pPr>
+        <w:pStyle w:val="Heading3"/>
+        <w:keepNext w:val="0"/>
+        <w:keepLines w:val="0"/>
+        <w:spacing w:before="280" w:lineRule="auto"/>
+        <w:rPr>
+          <w:b w:val="1"/>
+          <w:bCs w:val="1"/>
+          <w:color w:val="000000"/>
+          <w:sz w:val="26"/>
+          <w:szCs w:val="26"/>
+        </w:rPr>
+      </w:pPr>
+      <w:bookmarkStart w:colFirst="0" w:colLast="0" w:name="_6k6wsoebnrjl" w:id="10"/>
+      <w:bookmarkEnd w:id="10"/>
+      <w:r>
+        <w:rPr>
+          <w:b w:val="1"/>
+          <w:bCs w:val="1"/>
+          <w:color w:val="000000"/>
+          <w:sz w:val="26"/>
+          <w:szCs w:val="26"/>
+          <w:rtl w:val="0"/>
+        </w:rPr>
+        <w:t xml:space="preserve">LogReg and GCN both collapse to high-recall / low-precision predictions on</w:t>
+      </w:r>
+    </w:p>
+    <w:p>
+      <w:pPr>
+        <w:pStyle w:val="Heading3"/>
+        <w:keepNext w:val="0"/>
+        <w:keepLines w:val="0"/>
+        <w:spacing w:before="280" w:lineRule="auto"/>
+        <w:rPr>
+          <w:color w:val="000000"/>
+          <w:sz w:val="26"/>
+          <w:szCs w:val="26"/>
+        </w:rPr>
+      </w:pPr>
+      <w:bookmarkStart w:colFirst="0" w:colLast="0" w:name="_6k6wsoebnrjl" w:id="10"/>
+      <w:bookmarkEnd w:id="10"/>
+      <w:r>
+        <w:rPr>
+          <w:b w:val="1"/>
+          <w:bCs w:val="1"/>
+          <w:color w:val="000000"/>
+          <w:sz w:val="26"/>
+          <w:szCs w:val="26"/>
+          <w:rtl w:val="0"/>
+        </w:rPr>
+        <w:t xml:space="preserve">test</w:t>
+      </w:r>
+      <w:r>
+        <w:rPr>
+          <w:color w:val="000000"/>
+          <w:sz w:val="26"/>
+          <w:szCs w:val="26"/>
+          <w:rtl w:val="0"/>
+        </w:rPr>
+        <w:t xml:space="preserve"> (recall ~0.86–0.93, precision ~0.12–0.15). Both effectively flag</w:t>
+      </w:r>
+    </w:p>
+    <w:p>
+      <w:pPr>
+        <w:pStyle w:val="Heading3"/>
+        <w:keepNext w:val="0"/>
+        <w:keepLines w:val="0"/>
+        <w:spacing w:before="280" w:lineRule="auto"/>
+        <w:rPr>
+          <w:color w:val="000000"/>
+          <w:sz w:val="26"/>
+          <w:szCs w:val="26"/>
+        </w:rPr>
+      </w:pPr>
+      <w:bookmarkStart w:colFirst="0" w:colLast="0" w:name="_6k6wsoebnrjl" w:id="10"/>
+      <w:bookmarkEnd w:id="10"/>
+      <w:r>
+        <w:rPr>
+          <w:color w:val="000000"/>
+          <w:sz w:val="26"/>
+          <w:szCs w:val="26"/>
+          <w:rtl w:val="0"/>
+        </w:rPr>
+        <w:t xml:space="preserve">everything that looks remotely suspicious — a "saturate the alarm" failure mode.</w:t>
+      </w:r>
+    </w:p>
+    <w:p>
+      <w:pPr>
+        <w:pStyle w:val="Heading3"/>
+        <w:keepNext w:val="0"/>
+        <w:keepLines w:val="0"/>
+        <w:spacing w:before="280" w:lineRule="auto"/>
+        <w:rPr>
+          <w:color w:val="000000"/>
+          <w:sz w:val="26"/>
+          <w:szCs w:val="26"/>
+        </w:rPr>
+      </w:pPr>
+      <w:bookmarkStart w:colFirst="0" w:colLast="0" w:name="_6k6wsoebnrjl" w:id="10"/>
+      <w:bookmarkEnd w:id="10"/>
+      <w:r>
+        <w:rPr>
+          <w:color w:val="000000"/>
+          <w:sz w:val="26"/>
+          <w:szCs w:val="26"/>
+          <w:rtl w:val="0"/>
+        </w:rPr>
+        <w:t xml:space="preserve">This is what class-weighted cross-entropy does to a model with insufficient</w:t>
+      </w:r>
+    </w:p>
+    <w:p>
+      <w:pPr>
+        <w:pStyle w:val="Heading3"/>
+        <w:keepNext w:val="0"/>
+        <w:keepLines w:val="0"/>
+        <w:spacing w:before="280" w:lineRule="auto"/>
+        <w:rPr>
+          <w:color w:val="000000"/>
+          <w:sz w:val="26"/>
+          <w:szCs w:val="26"/>
+        </w:rPr>
+      </w:pPr>
+      <w:bookmarkStart w:colFirst="0" w:colLast="0" w:name="_6k6wsoebnrjl" w:id="10"/>
+      <w:bookmarkEnd w:id="10"/>
+      <w:r>
+        <w:rPr>
+          <w:color w:val="000000"/>
+          <w:sz w:val="26"/>
+          <w:szCs w:val="26"/>
+          <w:rtl w:val="0"/>
+        </w:rPr>
+        <w:t xml:space="preserve">discriminative signal. GraphSAGE avoids this collapse, recovering meaningful</w:t>
+      </w:r>
+    </w:p>
+    <w:p>
+      <w:pPr>
+        <w:pStyle w:val="Heading3"/>
+        <w:keepNext w:val="0"/>
+        <w:keepLines w:val="0"/>
+        <w:spacing w:before="280" w:lineRule="auto"/>
+        <w:rPr>
+          <w:color w:val="000000"/>
+          <w:sz w:val="26"/>
+          <w:szCs w:val="26"/>
+        </w:rPr>
+      </w:pPr>
+      <w:bookmarkStart w:colFirst="0" w:colLast="0" w:name="_6k6wsoebnrjl" w:id="10"/>
+      <w:bookmarkEnd w:id="10"/>
+      <w:r>
+        <w:rPr>
+          <w:color w:val="000000"/>
+          <w:sz w:val="26"/>
+          <w:szCs w:val="26"/>
+          <w:rtl w:val="0"/>
+        </w:rPr>
+        <w:t xml:space="preserve">precision because its sample-and-aggregate inductive bias generalizes across</w:t>
+      </w:r>
+    </w:p>
+    <w:p>
+      <w:pPr>
+        <w:pStyle w:val="Heading3"/>
+        <w:keepNext w:val="0"/>
+        <w:keepLines w:val="0"/>
+        <w:spacing w:before="280" w:lineRule="auto"/>
+        <w:rPr>
+          <w:color w:val="000000"/>
+          <w:sz w:val="26"/>
+          <w:szCs w:val="26"/>
+        </w:rPr>
+      </w:pPr>
+      <w:bookmarkStart w:colFirst="0" w:colLast="0" w:name="_6k6wsoebnrjl" w:id="10"/>
+      <w:bookmarkEnd w:id="10"/>
+      <w:r>
+        <w:rPr>
+          <w:color w:val="000000"/>
+          <w:sz w:val="26"/>
+          <w:szCs w:val="26"/>
+          <w:rtl w:val="0"/>
+        </w:rPr>
+        <w:t xml:space="preserve">the temporal boundary better than GCN's transductive Laplacian smoothing or</w:t>
+      </w:r>
+    </w:p>
+    <w:p>
+      <w:pPr>
+        <w:pStyle w:val="Heading3"/>
+        <w:keepNext w:val="0"/>
+        <w:keepLines w:val="0"/>
+        <w:spacing w:before="280" w:lineRule="auto"/>
+        <w:rPr>
+          <w:b w:val="1"/>
+          <w:bCs w:val="1"/>
+          <w:color w:val="000000"/>
+          <w:sz w:val="26"/>
+          <w:szCs w:val="26"/>
+        </w:rPr>
+      </w:pPr>
+      <w:bookmarkStart w:colFirst="0" w:colLast="0" w:name="_6k6wsoebnrjl" w:id="10"/>
+      <w:bookmarkEnd w:id="10"/>
+      <w:r>
+        <w:rPr>
+          <w:color w:val="000000"/>
+          <w:sz w:val="26"/>
+          <w:szCs w:val="26"/>
+          <w:rtl w:val="0"/>
+        </w:rPr>
+        <w:t xml:space="preserve">LogReg's feature-only view.</w:t>
+      </w:r>
+      <w:r>
+        <w:rPr>
+          <w:rtl w:val="0"/>
+        </w:rPr>
+      </w:r>
+    </w:p>
+    <w:p>
+      <w:pPr>
+        <w:pStyle w:val="Heading3"/>
+        <w:keepNext w:val="0"/>
+        <w:keepLines w:val="0"/>
+        <w:spacing w:before="280" w:lineRule="auto"/>
+        <w:rPr>
+          <w:color w:val="000000"/>
+          <w:sz w:val="26"/>
+          <w:szCs w:val="26"/>
+        </w:rPr>
+      </w:pPr>
+      <w:bookmarkStart w:colFirst="0" w:colLast="0" w:name="_6k6wsoebnrjl" w:id="10"/>
+      <w:bookmarkEnd w:id="10"/>
+      <w:r>
+        <w:rPr>
+          <w:b w:val="1"/>
+          <w:bCs w:val="1"/>
+          <w:color w:val="000000"/>
+          <w:sz w:val="26"/>
+          <w:szCs w:val="26"/>
+          <w:rtl w:val="0"/>
+        </w:rPr>
+        <w:t xml:space="preserve">EvolveGCN underperforms the static GraphSAGE (test F1 0.28 vs 0.54).</w:t>
+      </w:r>
+      <w:r>
+        <w:rPr>
+          <w:color w:val="000000"/>
+          <w:sz w:val="26"/>
+          <w:szCs w:val="26"/>
+          <w:rtl w:val="0"/>
+        </w:rPr>
+        <w:t xml:space="preserve"> We</w:t>
+      </w:r>
+    </w:p>
+    <w:p>
+      <w:pPr>
+        <w:pStyle w:val="Heading3"/>
+        <w:keepNext w:val="0"/>
+        <w:keepLines w:val="0"/>
+        <w:spacing w:before="280" w:lineRule="auto"/>
+        <w:rPr>
+          <w:color w:val="000000"/>
+          <w:sz w:val="26"/>
+          <w:szCs w:val="26"/>
+        </w:rPr>
+      </w:pPr>
+      <w:bookmarkStart w:colFirst="0" w:colLast="0" w:name="_6k6wsoebnrjl" w:id="10"/>
+      <w:bookmarkEnd w:id="10"/>
+      <w:r>
+        <w:rPr>
+          <w:color w:val="000000"/>
+          <w:sz w:val="26"/>
+          <w:szCs w:val="26"/>
+          <w:rtl w:val="0"/>
+        </w:rPr>
+        <w:t xml:space="preserve">attribute this primarily to a methodological compromise: EvolveGCN's recurrent</w:t>
+      </w:r>
+    </w:p>
+    <w:p>
+      <w:pPr>
+        <w:pStyle w:val="Heading3"/>
+        <w:keepNext w:val="0"/>
+        <w:keepLines w:val="0"/>
+        <w:spacing w:before="280" w:lineRule="auto"/>
+        <w:rPr>
+          <w:color w:val="000000"/>
+          <w:sz w:val="26"/>
+          <w:szCs w:val="26"/>
+        </w:rPr>
+      </w:pPr>
+      <w:bookmarkStart w:colFirst="0" w:colLast="0" w:name="_6k6wsoebnrjl" w:id="10"/>
+      <w:bookmarkEnd w:id="10"/>
+      <w:r>
+        <w:rPr>
+          <w:color w:val="000000"/>
+          <w:sz w:val="26"/>
+          <w:szCs w:val="26"/>
+          <w:rtl w:val="0"/>
+        </w:rPr>
+        <w:t xml:space="preserve">weight-evolution architecture caused autograd-graph reuse errors during</w:t>
+      </w:r>
+    </w:p>
+    <w:p>
+      <w:pPr>
+        <w:pStyle w:val="Heading3"/>
+        <w:keepNext w:val="0"/>
+        <w:keepLines w:val="0"/>
+        <w:spacing w:before="280" w:lineRule="auto"/>
+        <w:rPr>
+          <w:color w:val="000000"/>
+          <w:sz w:val="26"/>
+          <w:szCs w:val="26"/>
+        </w:rPr>
+      </w:pPr>
+      <w:bookmarkStart w:colFirst="0" w:colLast="0" w:name="_6k6wsoebnrjl" w:id="10"/>
+      <w:bookmarkEnd w:id="10"/>
+      <w:r>
+        <w:rPr>
+          <w:color w:val="000000"/>
+          <w:sz w:val="26"/>
+          <w:szCs w:val="26"/>
+          <w:rtl w:val="0"/>
+        </w:rPr>
+        <w:t xml:space="preserve">backpropagation, which we resolved by calling `reinitialize_weight()` on the</w:t>
+      </w:r>
+    </w:p>
+    <w:p>
+      <w:pPr>
+        <w:pStyle w:val="Heading3"/>
+        <w:keepNext w:val="0"/>
+        <w:keepLines w:val="0"/>
+        <w:spacing w:before="280" w:lineRule="auto"/>
+        <w:rPr>
+          <w:color w:val="000000"/>
+          <w:sz w:val="26"/>
+          <w:szCs w:val="26"/>
+        </w:rPr>
+      </w:pPr>
+      <w:bookmarkStart w:colFirst="0" w:colLast="0" w:name="_6k6wsoebnrjl" w:id="10"/>
+      <w:bookmarkEnd w:id="10"/>
+      <w:r>
+        <w:rPr>
+          <w:color w:val="000000"/>
+          <w:sz w:val="26"/>
+          <w:szCs w:val="26"/>
+          <w:rtl w:val="0"/>
+        </w:rPr>
+        <w:t xml:space="preserve">EvolveGCN module at the start of every epoch. This fix is correct for the</w:t>
+      </w:r>
+    </w:p>
+    <w:p>
+      <w:pPr>
+        <w:pStyle w:val="Heading3"/>
+        <w:keepNext w:val="0"/>
+        <w:keepLines w:val="0"/>
+        <w:spacing w:before="280" w:lineRule="auto"/>
+        <w:rPr>
+          <w:color w:val="000000"/>
+          <w:sz w:val="26"/>
+          <w:szCs w:val="26"/>
+        </w:rPr>
+      </w:pPr>
+      <w:bookmarkStart w:colFirst="0" w:colLast="0" w:name="_6k6wsoebnrjl" w:id="10"/>
+      <w:bookmarkEnd w:id="10"/>
+      <w:r>
+        <w:rPr>
+          <w:color w:val="000000"/>
+          <w:sz w:val="26"/>
+          <w:szCs w:val="26"/>
+          <w:rtl w:val="0"/>
+        </w:rPr>
+        <w:t xml:space="preserve">gradient computation but resets the RNN's hidden state every epoch, preventing</w:t>
+      </w:r>
+    </w:p>
+    <w:p>
+      <w:pPr>
+        <w:pStyle w:val="Heading3"/>
+        <w:keepNext w:val="0"/>
+        <w:keepLines w:val="0"/>
+        <w:spacing w:before="280" w:lineRule="auto"/>
+        <w:rPr>
+          <w:color w:val="000000"/>
+          <w:sz w:val="26"/>
+          <w:szCs w:val="26"/>
+        </w:rPr>
+      </w:pPr>
+      <w:bookmarkStart w:colFirst="0" w:colLast="0" w:name="_6k6wsoebnrjl" w:id="10"/>
+      <w:bookmarkEnd w:id="10"/>
+      <w:r>
+        <w:rPr>
+          <w:color w:val="000000"/>
+          <w:sz w:val="26"/>
+          <w:szCs w:val="26"/>
+          <w:rtl w:val="0"/>
+        </w:rPr>
+        <w:t xml:space="preserve">the model from learning long-range temporal dependencies across snapshots.</w:t>
+      </w:r>
+    </w:p>
+    <w:p>
+      <w:pPr>
+        <w:pStyle w:val="Heading3"/>
+        <w:keepNext w:val="0"/>
+        <w:keepLines w:val="0"/>
+        <w:spacing w:before="280" w:lineRule="auto"/>
+        <w:rPr>
+          <w:color w:val="000000"/>
+          <w:sz w:val="26"/>
+          <w:szCs w:val="26"/>
+        </w:rPr>
+      </w:pPr>
+      <w:bookmarkStart w:colFirst="0" w:colLast="0" w:name="_6k6wsoebnrjl" w:id="10"/>
+      <w:bookmarkEnd w:id="10"/>
+      <w:r>
+        <w:rPr>
+          <w:color w:val="000000"/>
+          <w:sz w:val="26"/>
+          <w:szCs w:val="26"/>
+          <w:rtl w:val="0"/>
+        </w:rPr>
+        <w:t xml:space="preserve">The model effectively learns each snapshot independently. With more compute</w:t>
+      </w:r>
+    </w:p>
+    <w:p>
+      <w:pPr>
+        <w:pStyle w:val="Heading3"/>
+        <w:keepNext w:val="0"/>
+        <w:keepLines w:val="0"/>
+        <w:spacing w:before="280" w:lineRule="auto"/>
+        <w:rPr>
+          <w:color w:val="000000"/>
+          <w:sz w:val="26"/>
+          <w:szCs w:val="26"/>
+        </w:rPr>
+      </w:pPr>
+      <w:bookmarkStart w:colFirst="0" w:colLast="0" w:name="_6k6wsoebnrjl" w:id="10"/>
+      <w:bookmarkEnd w:id="10"/>
+      <w:r>
+        <w:rPr>
+          <w:color w:val="000000"/>
+          <w:sz w:val="26"/>
+          <w:szCs w:val="26"/>
+          <w:rtl w:val="0"/>
+        </w:rPr>
+        <w:t xml:space="preserve">budget, we would investigate truncated BPTT (resetting state every K snapshots</w:t>
+      </w:r>
+    </w:p>
+    <w:p>
+      <w:pPr>
+        <w:pStyle w:val="Heading3"/>
+        <w:keepNext w:val="0"/>
+        <w:keepLines w:val="0"/>
+        <w:spacing w:before="280" w:lineRule="auto"/>
+        <w:rPr>
+          <w:color w:val="000000"/>
+          <w:sz w:val="26"/>
+          <w:szCs w:val="26"/>
+        </w:rPr>
+      </w:pPr>
+      <w:bookmarkStart w:colFirst="0" w:colLast="0" w:name="_6k6wsoebnrjl" w:id="10"/>
+      <w:bookmarkEnd w:id="10"/>
+      <w:r>
+        <w:rPr>
+          <w:color w:val="000000"/>
+          <w:sz w:val="26"/>
+          <w:szCs w:val="26"/>
+          <w:rtl w:val="0"/>
+        </w:rPr>
+        <w:t xml:space="preserve">rather than every epoch) as a way to give the RNN cross-snapshot signal to </w:t>
+      </w:r>
+    </w:p>
+    <w:p>
+      <w:pPr>
+        <w:pStyle w:val="Heading3"/>
+        <w:keepNext w:val="0"/>
+        <w:keepLines w:val="0"/>
+        <w:spacing w:before="280" w:lineRule="auto"/>
+        <w:rPr>
+          <w:b w:val="1"/>
+          <w:bCs w:val="1"/>
+          <w:color w:val="000000"/>
+          <w:sz w:val="26"/>
+          <w:szCs w:val="26"/>
+        </w:rPr>
+      </w:pPr>
+      <w:bookmarkStart w:colFirst="0" w:colLast="0" w:name="_9kn91cguahfl" w:id="12"/>
       <w:bookmarkEnd w:id="12"/>
       <w:r>
         <w:rPr>
-          <w:b w:val="1"/>
-          <w:bCs w:val="1"/>
-          <w:color w:val="000000"/>
-          <w:sz w:val="22"/>
-          <w:szCs w:val="22"/>
-          <w:rtl w:val="0"/>
-        </w:rPr>
-        <w:t xml:space="preserve">3.2 Quantitative results</w:t>
-      </w:r>
-    </w:p>
-    <w:p>
-      <w:pPr>
-        <w:spacing w:after="240" w:before="240" w:lineRule="auto"/>
-        <w:rPr/>
-      </w:pPr>
-      <w:r>
-        <w:rPr>
-          <w:rtl w:val="0"/>
-        </w:rPr>
-        <w:t xml:space="preserve">Headline comparison on time steps 35–49:</w:t>
-      </w:r>
-    </w:p>
-    <w:tbl>
-      <w:tblPr>
-        <w:tblStyle w:val="Table1"/>
-        <w:tblW w:w="9360.0" w:type="dxa"/>
-        <w:jc w:val="left"/>
-        <w:tblBorders>
-          <w:top w:color="000000" w:space="0" w:sz="0" w:val="nil"/>
-          <w:left w:color="000000" w:space="0" w:sz="0" w:val="nil"/>
-          <w:bottom w:color="000000" w:space="0" w:sz="0" w:val="nil"/>
-          <w:right w:color="000000" w:space="0" w:sz="0" w:val="nil"/>
-          <w:insideH w:color="000000" w:space="0" w:sz="0" w:val="nil"/>
-          <w:insideV w:color="000000" w:space="0" w:sz="0" w:val="nil"/>
-        </w:tblBorders>
-        <w:tblLayout w:type="fixed"/>
-        <w:tblLook w:val="0600"/>
-      </w:tblPr>
-      <w:tblGrid>
-        <w:gridCol w:w="3743.011093502377"/>
-        <w:gridCol w:w="1087.797147385103"/>
-        <w:gridCol w:w="1161.9651347068145"/>
-        <w:gridCol w:w="880.1267828843106"/>
-        <w:gridCol w:w="1354.8019017432646"/>
-        <w:gridCol w:w="1132.2979397781298"/>
-        <w:tblGridChange w:id="0">
-          <w:tblGrid>
-            <w:gridCol w:w="3743.011093502377"/>
-            <w:gridCol w:w="1087.797147385103"/>
-            <w:gridCol w:w="1161.9651347068145"/>
-            <w:gridCol w:w="880.1267828843106"/>
-            <w:gridCol w:w="1354.8019017432646"/>
-            <w:gridCol w:w="1132.2979397781298"/>
-          </w:tblGrid>
-        </w:tblGridChange>
-      </w:tblGrid>
-      <w:tr>
-        <w:trPr>
-          <w:cantSplit w:val="0"/>
-          <w:trHeight w:val="515" w:hRule="atLeast"/>
-          <w:tblHeader w:val="0"/>
-        </w:trPr>
-        <w:tc>
-          <w:tcPr>
-            <w:tcBorders>
-              <w:top w:color="000000" w:space="0" w:sz="0" w:val="nil"/>
-              <w:left w:color="000000" w:space="0" w:sz="0" w:val="nil"/>
-              <w:bottom w:color="000000" w:space="0" w:sz="0" w:val="nil"/>
-              <w:right w:color="000000" w:space="0" w:sz="0" w:val="nil"/>
-            </w:tcBorders>
-            <w:tcMar>
-              <w:top w:w="100.0" w:type="dxa"/>
-              <w:left w:w="100.0" w:type="dxa"/>
-              <w:bottom w:w="100.0" w:type="dxa"/>
-              <w:right w:w="100.0" w:type="dxa"/>
-            </w:tcMar>
-            <w:vAlign w:val="top"/>
-          </w:tcPr>
-          <w:p>
-            <w:pPr>
-              <w:jc w:val="center"/>
-              <w:rPr/>
-            </w:pPr>
-            <w:r>
-              <w:rPr>
-                <w:b w:val="1"/>
-                <w:bCs w:val="1"/>
-                <w:rtl w:val="0"/>
-              </w:rPr>
-              <w:t xml:space="preserve">Model</w:t>
-            </w:r>
-            <w:r>
-              <w:rPr>
-                <w:rtl w:val="0"/>
-              </w:rPr>
-            </w:r>
-          </w:p>
-        </w:tc>
-        <w:tc>
-          <w:tcPr>
-            <w:tcBorders>
-              <w:top w:color="000000" w:space="0" w:sz="0" w:val="nil"/>
-              <w:left w:color="000000" w:space="0" w:sz="0" w:val="nil"/>
-              <w:bottom w:color="000000" w:space="0" w:sz="0" w:val="nil"/>
-              <w:right w:color="000000" w:space="0" w:sz="0" w:val="nil"/>
-            </w:tcBorders>
-            <w:tcMar>
-              <w:top w:w="100.0" w:type="dxa"/>
-              <w:left w:w="100.0" w:type="dxa"/>
-              <w:bottom w:w="100.0" w:type="dxa"/>
-              <w:right w:w="100.0" w:type="dxa"/>
-            </w:tcMar>
-            <w:vAlign w:val="top"/>
-          </w:tcPr>
-          <w:p>
-            <w:pPr>
-              <w:jc w:val="center"/>
-              <w:rPr/>
-            </w:pPr>
-            <w:r>
-              <w:rPr>
-                <w:b w:val="1"/>
-                <w:bCs w:val="1"/>
-                <w:rtl w:val="0"/>
-              </w:rPr>
-              <w:t xml:space="preserve">Illicit F1</w:t>
-            </w:r>
-            <w:r>
-              <w:rPr>
-                <w:rtl w:val="0"/>
-              </w:rPr>
-            </w:r>
-          </w:p>
-        </w:tc>
-        <w:tc>
-          <w:tcPr>
-            <w:tcBorders>
-              <w:top w:color="000000" w:space="0" w:sz="0" w:val="nil"/>
-              <w:left w:color="000000" w:space="0" w:sz="0" w:val="nil"/>
-              <w:bottom w:color="000000" w:space="0" w:sz="0" w:val="nil"/>
-              <w:right w:color="000000" w:space="0" w:sz="0" w:val="nil"/>
-            </w:tcBorders>
-            <w:tcMar>
-              <w:top w:w="100.0" w:type="dxa"/>
-              <w:left w:w="100.0" w:type="dxa"/>
-              <w:bottom w:w="100.0" w:type="dxa"/>
-              <w:right w:w="100.0" w:type="dxa"/>
-            </w:tcMar>
-            <w:vAlign w:val="top"/>
-          </w:tcPr>
-          <w:p>
-            <w:pPr>
-              <w:jc w:val="center"/>
-              <w:rPr/>
-            </w:pPr>
-            <w:r>
-              <w:rPr>
-                <w:b w:val="1"/>
-                <w:bCs w:val="1"/>
-                <w:rtl w:val="0"/>
-              </w:rPr>
-              <w:t xml:space="preserve">Precision</w:t>
-            </w:r>
-            <w:r>
-              <w:rPr>
-                <w:rtl w:val="0"/>
-              </w:rPr>
-            </w:r>
-          </w:p>
-        </w:tc>
-        <w:tc>
-          <w:tcPr>
-            <w:tcBorders>
-              <w:top w:color="000000" w:space="0" w:sz="0" w:val="nil"/>
-              <w:left w:color="000000" w:space="0" w:sz="0" w:val="nil"/>
-              <w:bottom w:color="000000" w:space="0" w:sz="0" w:val="nil"/>
-              <w:right w:color="000000" w:space="0" w:sz="0" w:val="nil"/>
-            </w:tcBorders>
-            <w:tcMar>
-              <w:top w:w="100.0" w:type="dxa"/>
-              <w:left w:w="100.0" w:type="dxa"/>
-              <w:bottom w:w="100.0" w:type="dxa"/>
-              <w:right w:w="100.0" w:type="dxa"/>
-            </w:tcMar>
-            <w:vAlign w:val="top"/>
-          </w:tcPr>
-          <w:p>
-            <w:pPr>
-              <w:jc w:val="center"/>
-              <w:rPr/>
-            </w:pPr>
-            <w:r>
-              <w:rPr>
-                <w:b w:val="1"/>
-                <w:bCs w:val="1"/>
-                <w:rtl w:val="0"/>
-              </w:rPr>
-              <w:t xml:space="preserve">Recall</w:t>
-            </w:r>
-            <w:r>
-              <w:rPr>
-                <w:rtl w:val="0"/>
-              </w:rPr>
-            </w:r>
-          </w:p>
-        </w:tc>
-        <w:tc>
-          <w:tcPr>
-            <w:tcBorders>
-              <w:top w:color="000000" w:space="0" w:sz="0" w:val="nil"/>
-              <w:left w:color="000000" w:space="0" w:sz="0" w:val="nil"/>
-              <w:bottom w:color="000000" w:space="0" w:sz="0" w:val="nil"/>
-              <w:right w:color="000000" w:space="0" w:sz="0" w:val="nil"/>
-            </w:tcBorders>
-            <w:tcMar>
-              <w:top w:w="100.0" w:type="dxa"/>
-              <w:left w:w="100.0" w:type="dxa"/>
-              <w:bottom w:w="100.0" w:type="dxa"/>
-              <w:right w:w="100.0" w:type="dxa"/>
-            </w:tcMar>
-            <w:vAlign w:val="top"/>
-          </w:tcPr>
-          <w:p>
-            <w:pPr>
-              <w:jc w:val="center"/>
-              <w:rPr/>
-            </w:pPr>
-            <w:r>
-              <w:rPr>
-                <w:b w:val="1"/>
-                <w:bCs w:val="1"/>
-                <w:rtl w:val="0"/>
-              </w:rPr>
-              <w:t xml:space="preserve">ROC-AUC</w:t>
-            </w:r>
-            <w:r>
-              <w:rPr>
-                <w:rtl w:val="0"/>
-              </w:rPr>
-            </w:r>
-          </w:p>
-        </w:tc>
-        <w:tc>
-          <w:tcPr>
-            <w:tcBorders>
-              <w:top w:color="000000" w:space="0" w:sz="0" w:val="nil"/>
-              <w:left w:color="000000" w:space="0" w:sz="0" w:val="nil"/>
-              <w:bottom w:color="000000" w:space="0" w:sz="0" w:val="nil"/>
-              <w:right w:color="000000" w:space="0" w:sz="0" w:val="nil"/>
-            </w:tcBorders>
-            <w:tcMar>
-              <w:top w:w="100.0" w:type="dxa"/>
-              <w:left w:w="100.0" w:type="dxa"/>
-              <w:bottom w:w="100.0" w:type="dxa"/>
-              <w:right w:w="100.0" w:type="dxa"/>
-            </w:tcMar>
-            <w:vAlign w:val="top"/>
-          </w:tcPr>
-          <w:p>
-            <w:pPr>
-              <w:jc w:val="center"/>
-              <w:rPr/>
-            </w:pPr>
-            <w:r>
-              <w:rPr>
-                <w:b w:val="1"/>
-                <w:bCs w:val="1"/>
-                <w:rtl w:val="0"/>
-              </w:rPr>
-              <w:t xml:space="preserve">PR-AUC</w:t>
-            </w:r>
-            <w:r>
-              <w:rPr>
-                <w:rtl w:val="0"/>
-              </w:rPr>
-            </w:r>
-          </w:p>
-        </w:tc>
-      </w:tr>
-      <w:tr>
-        <w:trPr>
-          <w:cantSplit w:val="0"/>
-          <w:trHeight w:val="515" w:hRule="atLeast"/>
-          <w:tblHeader w:val="0"/>
-        </w:trPr>
-        <w:tc>
-          <w:tcPr>
-            <w:tcBorders>
-              <w:top w:color="000000" w:space="0" w:sz="0" w:val="nil"/>
-              <w:left w:color="000000" w:space="0" w:sz="0" w:val="nil"/>
-              <w:bottom w:color="000000" w:space="0" w:sz="0" w:val="nil"/>
-              <w:right w:color="000000" w:space="0" w:sz="0" w:val="nil"/>
-            </w:tcBorders>
-            <w:tcMar>
-              <w:top w:w="100.0" w:type="dxa"/>
-              <w:left w:w="100.0" w:type="dxa"/>
-              <w:bottom w:w="100.0" w:type="dxa"/>
-              <w:right w:w="100.0" w:type="dxa"/>
-            </w:tcMar>
-            <w:vAlign w:val="top"/>
-          </w:tcPr>
-          <w:p>
-            <w:pPr>
-              <w:rPr/>
-            </w:pPr>
-            <w:r>
-              <w:rPr>
-                <w:rtl w:val="0"/>
-              </w:rPr>
-              <w:t xml:space="preserve">Random Forest (Weber et al., 2019)*</w:t>
-            </w:r>
-          </w:p>
-        </w:tc>
-        <w:tc>
-          <w:tcPr>
-            <w:tcBorders>
-              <w:top w:color="000000" w:space="0" w:sz="0" w:val="nil"/>
-              <w:left w:color="000000" w:space="0" w:sz="0" w:val="nil"/>
-              <w:bottom w:color="000000" w:space="0" w:sz="0" w:val="nil"/>
-              <w:right w:color="000000" w:space="0" w:sz="0" w:val="nil"/>
-            </w:tcBorders>
-            <w:tcMar>
-              <w:top w:w="100.0" w:type="dxa"/>
-              <w:left w:w="100.0" w:type="dxa"/>
-              <w:bottom w:w="100.0" w:type="dxa"/>
-              <w:right w:w="100.0" w:type="dxa"/>
-            </w:tcMar>
-            <w:vAlign w:val="top"/>
-          </w:tcPr>
-          <w:p>
-            <w:pPr>
-              <w:rPr/>
-            </w:pPr>
-            <w:r>
-              <w:rPr>
-                <w:rtl w:val="0"/>
-              </w:rPr>
-              <w:t xml:space="preserve">0.79</w:t>
-            </w:r>
-          </w:p>
-        </w:tc>
-        <w:tc>
-          <w:tcPr>
-            <w:tcBorders>
-              <w:top w:color="000000" w:space="0" w:sz="0" w:val="nil"/>
-              <w:left w:color="000000" w:space="0" w:sz="0" w:val="nil"/>
-              <w:bottom w:color="000000" w:space="0" w:sz="0" w:val="nil"/>
-              <w:right w:color="000000" w:space="0" w:sz="0" w:val="nil"/>
-            </w:tcBorders>
-            <w:tcMar>
-              <w:top w:w="100.0" w:type="dxa"/>
-              <w:left w:w="100.0" w:type="dxa"/>
-              <w:bottom w:w="100.0" w:type="dxa"/>
-              <w:right w:w="100.0" w:type="dxa"/>
-            </w:tcMar>
-            <w:vAlign w:val="top"/>
-          </w:tcPr>
-          <w:p>
-            <w:pPr>
-              <w:rPr/>
-            </w:pPr>
-            <w:r>
-              <w:rPr>
-                <w:rtl w:val="0"/>
-              </w:rPr>
-              <w:t xml:space="preserve">—</w:t>
-            </w:r>
-          </w:p>
-        </w:tc>
-        <w:tc>
-          <w:tcPr>
-            <w:tcBorders>
-              <w:top w:color="000000" w:space="0" w:sz="0" w:val="nil"/>
-              <w:left w:color="000000" w:space="0" w:sz="0" w:val="nil"/>
-              <w:bottom w:color="000000" w:space="0" w:sz="0" w:val="nil"/>
-              <w:right w:color="000000" w:space="0" w:sz="0" w:val="nil"/>
-            </w:tcBorders>
-            <w:tcMar>
-              <w:top w:w="100.0" w:type="dxa"/>
-              <w:left w:w="100.0" w:type="dxa"/>
-              <w:bottom w:w="100.0" w:type="dxa"/>
-              <w:right w:w="100.0" w:type="dxa"/>
-            </w:tcMar>
-            <w:vAlign w:val="top"/>
-          </w:tcPr>
-          <w:p>
-            <w:pPr>
-              <w:rPr/>
-            </w:pPr>
-            <w:r>
-              <w:rPr>
-                <w:rtl w:val="0"/>
-              </w:rPr>
-              <w:t xml:space="preserve">—</w:t>
-            </w:r>
-          </w:p>
-        </w:tc>
-        <w:tc>
-          <w:tcPr>
-            <w:tcBorders>
-              <w:top w:color="000000" w:space="0" w:sz="0" w:val="nil"/>
-              <w:left w:color="000000" w:space="0" w:sz="0" w:val="nil"/>
-              <w:bottom w:color="000000" w:space="0" w:sz="0" w:val="nil"/>
-              <w:right w:color="000000" w:space="0" w:sz="0" w:val="nil"/>
-            </w:tcBorders>
-            <w:tcMar>
-              <w:top w:w="100.0" w:type="dxa"/>
-              <w:left w:w="100.0" w:type="dxa"/>
-              <w:bottom w:w="100.0" w:type="dxa"/>
-              <w:right w:w="100.0" w:type="dxa"/>
-            </w:tcMar>
-            <w:vAlign w:val="top"/>
-          </w:tcPr>
-          <w:p>
-            <w:pPr>
-              <w:rPr/>
-            </w:pPr>
-            <w:r>
-              <w:rPr>
-                <w:rtl w:val="0"/>
-              </w:rPr>
-              <w:t xml:space="preserve">—</w:t>
-            </w:r>
-          </w:p>
-        </w:tc>
-        <w:tc>
-          <w:tcPr>
-            <w:tcBorders>
-              <w:top w:color="000000" w:space="0" w:sz="0" w:val="nil"/>
-              <w:left w:color="000000" w:space="0" w:sz="0" w:val="nil"/>
-              <w:bottom w:color="000000" w:space="0" w:sz="0" w:val="nil"/>
-              <w:right w:color="000000" w:space="0" w:sz="0" w:val="nil"/>
-            </w:tcBorders>
-            <w:tcMar>
-              <w:top w:w="100.0" w:type="dxa"/>
-              <w:left w:w="100.0" w:type="dxa"/>
-              <w:bottom w:w="100.0" w:type="dxa"/>
-              <w:right w:w="100.0" w:type="dxa"/>
-            </w:tcMar>
-            <w:vAlign w:val="top"/>
-          </w:tcPr>
-          <w:p>
-            <w:pPr>
-              <w:rPr/>
-            </w:pPr>
-            <w:r>
-              <w:rPr>
-                <w:rtl w:val="0"/>
-              </w:rPr>
-              <w:t xml:space="preserve">—</w:t>
-            </w:r>
-          </w:p>
-        </w:tc>
-      </w:tr>
-      <w:tr>
-        <w:trPr>
-          <w:cantSplit w:val="0"/>
-          <w:trHeight w:val="515" w:hRule="atLeast"/>
-          <w:tblHeader w:val="0"/>
-        </w:trPr>
-        <w:tc>
-          <w:tcPr>
-            <w:tcBorders>
-              <w:top w:color="000000" w:space="0" w:sz="0" w:val="nil"/>
-              <w:left w:color="000000" w:space="0" w:sz="0" w:val="nil"/>
-              <w:bottom w:color="000000" w:space="0" w:sz="0" w:val="nil"/>
-              <w:right w:color="000000" w:space="0" w:sz="0" w:val="nil"/>
-            </w:tcBorders>
-            <w:tcMar>
-              <w:top w:w="100.0" w:type="dxa"/>
-              <w:left w:w="100.0" w:type="dxa"/>
-              <w:bottom w:w="100.0" w:type="dxa"/>
-              <w:right w:w="100.0" w:type="dxa"/>
-            </w:tcMar>
-            <w:vAlign w:val="top"/>
-          </w:tcPr>
-          <w:p>
-            <w:pPr>
-              <w:rPr/>
-            </w:pPr>
-            <w:r>
-              <w:rPr>
-                <w:rtl w:val="0"/>
-              </w:rPr>
-              <w:t xml:space="preserve">Logistic Regression (ours)</w:t>
-            </w:r>
-          </w:p>
-        </w:tc>
-        <w:tc>
-          <w:tcPr>
-            <w:tcBorders>
-              <w:top w:color="000000" w:space="0" w:sz="0" w:val="nil"/>
-              <w:left w:color="000000" w:space="0" w:sz="0" w:val="nil"/>
-              <w:bottom w:color="000000" w:space="0" w:sz="0" w:val="nil"/>
-              <w:right w:color="000000" w:space="0" w:sz="0" w:val="nil"/>
-            </w:tcBorders>
-            <w:tcMar>
-              <w:top w:w="100.0" w:type="dxa"/>
-              <w:left w:w="100.0" w:type="dxa"/>
-              <w:bottom w:w="100.0" w:type="dxa"/>
-              <w:right w:w="100.0" w:type="dxa"/>
-            </w:tcMar>
-            <w:vAlign w:val="top"/>
-          </w:tcPr>
-          <w:p>
-            <w:pPr>
-              <w:rPr/>
-            </w:pPr>
-            <w:r>
-              <w:rPr>
-                <w:rtl w:val="0"/>
-              </w:rPr>
-              <w:t xml:space="preserve">0.3052</w:t>
-            </w:r>
-          </w:p>
-        </w:tc>
-        <w:tc>
-          <w:tcPr>
-            <w:tcBorders>
-              <w:top w:color="000000" w:space="0" w:sz="0" w:val="nil"/>
-              <w:left w:color="000000" w:space="0" w:sz="0" w:val="nil"/>
-              <w:bottom w:color="000000" w:space="0" w:sz="0" w:val="nil"/>
-              <w:right w:color="000000" w:space="0" w:sz="0" w:val="nil"/>
-            </w:tcBorders>
-            <w:tcMar>
-              <w:top w:w="100.0" w:type="dxa"/>
-              <w:left w:w="100.0" w:type="dxa"/>
-              <w:bottom w:w="100.0" w:type="dxa"/>
-              <w:right w:w="100.0" w:type="dxa"/>
-            </w:tcMar>
-            <w:vAlign w:val="top"/>
-          </w:tcPr>
-          <w:p>
-            <w:pPr>
-              <w:rPr/>
-            </w:pPr>
-            <w:r>
-              <w:rPr>
-                <w:rtl w:val="0"/>
-              </w:rPr>
-              <w:t xml:space="preserve">0.1848</w:t>
-            </w:r>
-          </w:p>
-        </w:tc>
-        <w:tc>
-          <w:tcPr>
-            <w:tcBorders>
-              <w:top w:color="000000" w:space="0" w:sz="0" w:val="nil"/>
-              <w:left w:color="000000" w:space="0" w:sz="0" w:val="nil"/>
-              <w:bottom w:color="000000" w:space="0" w:sz="0" w:val="nil"/>
-              <w:right w:color="000000" w:space="0" w:sz="0" w:val="nil"/>
-            </w:tcBorders>
-            <w:tcMar>
-              <w:top w:w="100.0" w:type="dxa"/>
-              <w:left w:w="100.0" w:type="dxa"/>
-              <w:bottom w:w="100.0" w:type="dxa"/>
-              <w:right w:w="100.0" w:type="dxa"/>
-            </w:tcMar>
-            <w:vAlign w:val="top"/>
-          </w:tcPr>
-          <w:p>
-            <w:pPr>
-              <w:rPr/>
-            </w:pPr>
-            <w:r>
-              <w:rPr>
-                <w:b w:val="1"/>
-                <w:bCs w:val="1"/>
-                <w:rtl w:val="0"/>
-              </w:rPr>
-              <w:t xml:space="preserve">0.8772</w:t>
-            </w:r>
-            <w:r>
-              <w:rPr>
-                <w:rtl w:val="0"/>
-              </w:rPr>
-            </w:r>
-          </w:p>
-        </w:tc>
-        <w:tc>
-          <w:tcPr>
-            <w:tcBorders>
-              <w:top w:color="000000" w:space="0" w:sz="0" w:val="nil"/>
-              <w:left w:color="000000" w:space="0" w:sz="0" w:val="nil"/>
-              <w:bottom w:color="000000" w:space="0" w:sz="0" w:val="nil"/>
-              <w:right w:color="000000" w:space="0" w:sz="0" w:val="nil"/>
-            </w:tcBorders>
-            <w:tcMar>
-              <w:top w:w="100.0" w:type="dxa"/>
-              <w:left w:w="100.0" w:type="dxa"/>
-              <w:bottom w:w="100.0" w:type="dxa"/>
-              <w:right w:w="100.0" w:type="dxa"/>
-            </w:tcMar>
-            <w:vAlign w:val="top"/>
-          </w:tcPr>
-          <w:p>
-            <w:pPr>
-              <w:rPr/>
-            </w:pPr>
-            <w:r>
-              <w:rPr>
-                <w:rtl w:val="0"/>
-              </w:rPr>
-              <w:t xml:space="preserve">0.8822</w:t>
-            </w:r>
-          </w:p>
-        </w:tc>
-        <w:tc>
-          <w:tcPr>
-            <w:tcBorders>
-              <w:top w:color="000000" w:space="0" w:sz="0" w:val="nil"/>
-              <w:left w:color="000000" w:space="0" w:sz="0" w:val="nil"/>
-              <w:bottom w:color="000000" w:space="0" w:sz="0" w:val="nil"/>
-              <w:right w:color="000000" w:space="0" w:sz="0" w:val="nil"/>
-            </w:tcBorders>
-            <w:tcMar>
-              <w:top w:w="100.0" w:type="dxa"/>
-              <w:left w:w="100.0" w:type="dxa"/>
-              <w:bottom w:w="100.0" w:type="dxa"/>
-              <w:right w:w="100.0" w:type="dxa"/>
-            </w:tcMar>
-            <w:vAlign w:val="top"/>
-          </w:tcPr>
-          <w:p>
-            <w:pPr>
-              <w:rPr/>
-            </w:pPr>
-            <w:r>
-              <w:rPr>
-                <w:rtl w:val="0"/>
-              </w:rPr>
-              <w:t xml:space="preserve">0.2918</w:t>
-            </w:r>
-          </w:p>
-        </w:tc>
-      </w:tr>
-      <w:tr>
-        <w:trPr>
-          <w:cantSplit w:val="0"/>
-          <w:trHeight w:val="515" w:hRule="atLeast"/>
-          <w:tblHeader w:val="0"/>
-        </w:trPr>
-        <w:tc>
-          <w:tcPr>
-            <w:tcBorders>
-              <w:top w:color="000000" w:space="0" w:sz="0" w:val="nil"/>
-              <w:left w:color="000000" w:space="0" w:sz="0" w:val="nil"/>
-              <w:bottom w:color="000000" w:space="0" w:sz="0" w:val="nil"/>
-              <w:right w:color="000000" w:space="0" w:sz="0" w:val="nil"/>
-            </w:tcBorders>
-            <w:tcMar>
-              <w:top w:w="100.0" w:type="dxa"/>
-              <w:left w:w="100.0" w:type="dxa"/>
-              <w:bottom w:w="100.0" w:type="dxa"/>
-              <w:right w:w="100.0" w:type="dxa"/>
-            </w:tcMar>
-            <w:vAlign w:val="top"/>
-          </w:tcPr>
-          <w:p>
-            <w:pPr>
-              <w:rPr/>
-            </w:pPr>
-            <w:r>
-              <w:rPr>
-                <w:rtl w:val="0"/>
-              </w:rPr>
-              <w:t xml:space="preserve">GCN (ours)</w:t>
-            </w:r>
-          </w:p>
-        </w:tc>
-        <w:tc>
-          <w:tcPr>
-            <w:tcBorders>
-              <w:top w:color="000000" w:space="0" w:sz="0" w:val="nil"/>
-              <w:left w:color="000000" w:space="0" w:sz="0" w:val="nil"/>
-              <w:bottom w:color="000000" w:space="0" w:sz="0" w:val="nil"/>
-              <w:right w:color="000000" w:space="0" w:sz="0" w:val="nil"/>
-            </w:tcBorders>
-            <w:tcMar>
-              <w:top w:w="100.0" w:type="dxa"/>
-              <w:left w:w="100.0" w:type="dxa"/>
-              <w:bottom w:w="100.0" w:type="dxa"/>
-              <w:right w:w="100.0" w:type="dxa"/>
-            </w:tcMar>
-            <w:vAlign w:val="top"/>
-          </w:tcPr>
-          <w:p>
-            <w:pPr>
-              <w:rPr/>
-            </w:pPr>
-            <w:r>
-              <w:rPr>
-                <w:rtl w:val="0"/>
-              </w:rPr>
-              <w:t xml:space="preserve">0.4639</w:t>
-            </w:r>
-          </w:p>
-        </w:tc>
-        <w:tc>
-          <w:tcPr>
-            <w:tcBorders>
-              <w:top w:color="000000" w:space="0" w:sz="0" w:val="nil"/>
-              <w:left w:color="000000" w:space="0" w:sz="0" w:val="nil"/>
-              <w:bottom w:color="000000" w:space="0" w:sz="0" w:val="nil"/>
-              <w:right w:color="000000" w:space="0" w:sz="0" w:val="nil"/>
-            </w:tcBorders>
-            <w:tcMar>
-              <w:top w:w="100.0" w:type="dxa"/>
-              <w:left w:w="100.0" w:type="dxa"/>
-              <w:bottom w:w="100.0" w:type="dxa"/>
-              <w:right w:w="100.0" w:type="dxa"/>
-            </w:tcMar>
-            <w:vAlign w:val="top"/>
-          </w:tcPr>
-          <w:p>
-            <w:pPr>
-              <w:rPr/>
-            </w:pPr>
-            <w:r>
-              <w:rPr>
-                <w:rtl w:val="0"/>
-              </w:rPr>
-              <w:t xml:space="preserve">0.4381</w:t>
-            </w:r>
-          </w:p>
-        </w:tc>
-        <w:tc>
-          <w:tcPr>
-            <w:tcBorders>
-              <w:top w:color="000000" w:space="0" w:sz="0" w:val="nil"/>
-              <w:left w:color="000000" w:space="0" w:sz="0" w:val="nil"/>
-              <w:bottom w:color="000000" w:space="0" w:sz="0" w:val="nil"/>
-              <w:right w:color="000000" w:space="0" w:sz="0" w:val="nil"/>
-            </w:tcBorders>
-            <w:tcMar>
-              <w:top w:w="100.0" w:type="dxa"/>
-              <w:left w:w="100.0" w:type="dxa"/>
-              <w:bottom w:w="100.0" w:type="dxa"/>
-              <w:right w:w="100.0" w:type="dxa"/>
-            </w:tcMar>
-            <w:vAlign w:val="top"/>
-          </w:tcPr>
-          <w:p>
-            <w:pPr>
-              <w:rPr/>
-            </w:pPr>
-            <w:r>
-              <w:rPr>
-                <w:rtl w:val="0"/>
-              </w:rPr>
-              <w:t xml:space="preserve">0.4931</w:t>
-            </w:r>
-          </w:p>
-        </w:tc>
-        <w:tc>
-          <w:tcPr>
-            <w:tcBorders>
-              <w:top w:color="000000" w:space="0" w:sz="0" w:val="nil"/>
-              <w:left w:color="000000" w:space="0" w:sz="0" w:val="nil"/>
-              <w:bottom w:color="000000" w:space="0" w:sz="0" w:val="nil"/>
-              <w:right w:color="000000" w:space="0" w:sz="0" w:val="nil"/>
-            </w:tcBorders>
-            <w:tcMar>
-              <w:top w:w="100.0" w:type="dxa"/>
-              <w:left w:w="100.0" w:type="dxa"/>
-              <w:bottom w:w="100.0" w:type="dxa"/>
-              <w:right w:w="100.0" w:type="dxa"/>
-            </w:tcMar>
-            <w:vAlign w:val="top"/>
-          </w:tcPr>
-          <w:p>
-            <w:pPr>
-              <w:rPr/>
-            </w:pPr>
-            <w:r>
-              <w:rPr>
-                <w:rtl w:val="0"/>
-              </w:rPr>
-              <w:t xml:space="preserve">0.8169</w:t>
-            </w:r>
-          </w:p>
-        </w:tc>
-        <w:tc>
-          <w:tcPr>
-            <w:tcBorders>
-              <w:top w:color="000000" w:space="0" w:sz="0" w:val="nil"/>
-              <w:left w:color="000000" w:space="0" w:sz="0" w:val="nil"/>
-              <w:bottom w:color="000000" w:space="0" w:sz="0" w:val="nil"/>
-              <w:right w:color="000000" w:space="0" w:sz="0" w:val="nil"/>
-            </w:tcBorders>
-            <w:tcMar>
-              <w:top w:w="100.0" w:type="dxa"/>
-              <w:left w:w="100.0" w:type="dxa"/>
-              <w:bottom w:w="100.0" w:type="dxa"/>
-              <w:right w:w="100.0" w:type="dxa"/>
-            </w:tcMar>
-            <w:vAlign w:val="top"/>
-          </w:tcPr>
-          <w:p>
-            <w:pPr>
-              <w:rPr/>
-            </w:pPr>
-            <w:r>
-              <w:rPr>
-                <w:rtl w:val="0"/>
-              </w:rPr>
-              <w:t xml:space="preserve">0.4571</w:t>
-            </w:r>
-          </w:p>
-        </w:tc>
-      </w:tr>
-      <w:tr>
-        <w:trPr>
-          <w:cantSplit w:val="0"/>
-          <w:trHeight w:val="515" w:hRule="atLeast"/>
-          <w:tblHeader w:val="0"/>
-        </w:trPr>
-        <w:tc>
-          <w:tcPr>
-            <w:tcBorders>
-              <w:top w:color="000000" w:space="0" w:sz="0" w:val="nil"/>
-              <w:left w:color="000000" w:space="0" w:sz="0" w:val="nil"/>
-              <w:bottom w:color="000000" w:space="0" w:sz="0" w:val="nil"/>
-              <w:right w:color="000000" w:space="0" w:sz="0" w:val="nil"/>
-            </w:tcBorders>
-            <w:tcMar>
-              <w:top w:w="100.0" w:type="dxa"/>
-              <w:left w:w="100.0" w:type="dxa"/>
-              <w:bottom w:w="100.0" w:type="dxa"/>
-              <w:right w:w="100.0" w:type="dxa"/>
-            </w:tcMar>
-            <w:vAlign w:val="top"/>
-          </w:tcPr>
-          <w:p>
-            <w:pPr>
-              <w:rPr/>
-            </w:pPr>
-            <w:r>
-              <w:rPr>
-                <w:b w:val="1"/>
-                <w:bCs w:val="1"/>
-                <w:rtl w:val="0"/>
-              </w:rPr>
-              <w:t xml:space="preserve">GraphSAGE (ours)</w:t>
-            </w:r>
-            <w:r>
-              <w:rPr>
-                <w:rtl w:val="0"/>
-              </w:rPr>
-            </w:r>
-          </w:p>
-        </w:tc>
-        <w:tc>
-          <w:tcPr>
-            <w:tcBorders>
-              <w:top w:color="000000" w:space="0" w:sz="0" w:val="nil"/>
-              <w:left w:color="000000" w:space="0" w:sz="0" w:val="nil"/>
-              <w:bottom w:color="000000" w:space="0" w:sz="0" w:val="nil"/>
-              <w:right w:color="000000" w:space="0" w:sz="0" w:val="nil"/>
-            </w:tcBorders>
-            <w:tcMar>
-              <w:top w:w="100.0" w:type="dxa"/>
-              <w:left w:w="100.0" w:type="dxa"/>
-              <w:bottom w:w="100.0" w:type="dxa"/>
-              <w:right w:w="100.0" w:type="dxa"/>
-            </w:tcMar>
-            <w:vAlign w:val="top"/>
-          </w:tcPr>
-          <w:p>
-            <w:pPr>
-              <w:rPr/>
-            </w:pPr>
-            <w:r>
-              <w:rPr>
-                <w:b w:val="1"/>
-                <w:bCs w:val="1"/>
-                <w:rtl w:val="0"/>
-              </w:rPr>
-              <w:t xml:space="preserve">0.6931</w:t>
-            </w:r>
-            <w:r>
-              <w:rPr>
-                <w:rtl w:val="0"/>
-              </w:rPr>
-            </w:r>
-          </w:p>
-        </w:tc>
-        <w:tc>
-          <w:tcPr>
-            <w:tcBorders>
-              <w:top w:color="000000" w:space="0" w:sz="0" w:val="nil"/>
-              <w:left w:color="000000" w:space="0" w:sz="0" w:val="nil"/>
-              <w:bottom w:color="000000" w:space="0" w:sz="0" w:val="nil"/>
-              <w:right w:color="000000" w:space="0" w:sz="0" w:val="nil"/>
-            </w:tcBorders>
-            <w:tcMar>
-              <w:top w:w="100.0" w:type="dxa"/>
-              <w:left w:w="100.0" w:type="dxa"/>
-              <w:bottom w:w="100.0" w:type="dxa"/>
-              <w:right w:w="100.0" w:type="dxa"/>
-            </w:tcMar>
-            <w:vAlign w:val="top"/>
-          </w:tcPr>
-          <w:p>
-            <w:pPr>
-              <w:rPr/>
-            </w:pPr>
-            <w:r>
-              <w:rPr>
-                <w:b w:val="1"/>
-                <w:bCs w:val="1"/>
-                <w:rtl w:val="0"/>
-              </w:rPr>
-              <w:t xml:space="preserve">0.7706</w:t>
-            </w:r>
-            <w:r>
-              <w:rPr>
-                <w:rtl w:val="0"/>
-              </w:rPr>
-            </w:r>
-          </w:p>
-        </w:tc>
-        <w:tc>
-          <w:tcPr>
-            <w:tcBorders>
-              <w:top w:color="000000" w:space="0" w:sz="0" w:val="nil"/>
-              <w:left w:color="000000" w:space="0" w:sz="0" w:val="nil"/>
-              <w:bottom w:color="000000" w:space="0" w:sz="0" w:val="nil"/>
-              <w:right w:color="000000" w:space="0" w:sz="0" w:val="nil"/>
-            </w:tcBorders>
-            <w:tcMar>
-              <w:top w:w="100.0" w:type="dxa"/>
-              <w:left w:w="100.0" w:type="dxa"/>
-              <w:bottom w:w="100.0" w:type="dxa"/>
-              <w:right w:w="100.0" w:type="dxa"/>
-            </w:tcMar>
-            <w:vAlign w:val="top"/>
-          </w:tcPr>
-          <w:p>
-            <w:pPr>
-              <w:rPr/>
-            </w:pPr>
-            <w:r>
-              <w:rPr>
-                <w:rtl w:val="0"/>
-              </w:rPr>
-              <w:t xml:space="preserve">0.6297</w:t>
-            </w:r>
-          </w:p>
-        </w:tc>
-        <w:tc>
-          <w:tcPr>
-            <w:tcBorders>
-              <w:top w:color="000000" w:space="0" w:sz="0" w:val="nil"/>
-              <w:left w:color="000000" w:space="0" w:sz="0" w:val="nil"/>
-              <w:bottom w:color="000000" w:space="0" w:sz="0" w:val="nil"/>
-              <w:right w:color="000000" w:space="0" w:sz="0" w:val="nil"/>
-            </w:tcBorders>
-            <w:tcMar>
-              <w:top w:w="100.0" w:type="dxa"/>
-              <w:left w:w="100.0" w:type="dxa"/>
-              <w:bottom w:w="100.0" w:type="dxa"/>
-              <w:right w:w="100.0" w:type="dxa"/>
-            </w:tcMar>
-            <w:vAlign w:val="top"/>
-          </w:tcPr>
-          <w:p>
-            <w:pPr>
-              <w:rPr/>
-            </w:pPr>
-            <w:r>
-              <w:rPr>
-                <w:b w:val="1"/>
-                <w:bCs w:val="1"/>
-                <w:rtl w:val="0"/>
-              </w:rPr>
-              <w:t xml:space="preserve">0.8980</w:t>
-            </w:r>
-            <w:r>
-              <w:rPr>
-                <w:rtl w:val="0"/>
-              </w:rPr>
-            </w:r>
-          </w:p>
-        </w:tc>
-        <w:tc>
-          <w:tcPr>
-            <w:tcBorders>
-              <w:top w:color="000000" w:space="0" w:sz="0" w:val="nil"/>
-              <w:left w:color="000000" w:space="0" w:sz="0" w:val="nil"/>
-              <w:bottom w:color="000000" w:space="0" w:sz="0" w:val="nil"/>
-              <w:right w:color="000000" w:space="0" w:sz="0" w:val="nil"/>
-            </w:tcBorders>
-            <w:tcMar>
-              <w:top w:w="100.0" w:type="dxa"/>
-              <w:left w:w="100.0" w:type="dxa"/>
-              <w:bottom w:w="100.0" w:type="dxa"/>
-              <w:right w:w="100.0" w:type="dxa"/>
-            </w:tcMar>
-            <w:vAlign w:val="top"/>
-          </w:tcPr>
-          <w:p>
-            <w:pPr>
-              <w:rPr/>
-            </w:pPr>
-            <w:r>
-              <w:rPr>
-                <w:b w:val="1"/>
-                <w:bCs w:val="1"/>
-                <w:rtl w:val="0"/>
-              </w:rPr>
-              <w:t xml:space="preserve">0.6968</w:t>
-            </w:r>
-            <w:r>
-              <w:rPr>
-                <w:rtl w:val="0"/>
-              </w:rPr>
-            </w:r>
-          </w:p>
-        </w:tc>
-      </w:tr>
-      <w:tr>
-        <w:trPr>
-          <w:cantSplit w:val="0"/>
-          <w:trHeight w:val="515" w:hRule="atLeast"/>
-          <w:tblHeader w:val="0"/>
-        </w:trPr>
-        <w:tc>
-          <w:tcPr>
-            <w:tcBorders>
-              <w:top w:color="000000" w:space="0" w:sz="0" w:val="nil"/>
-              <w:left w:color="000000" w:space="0" w:sz="0" w:val="nil"/>
-              <w:bottom w:color="000000" w:space="0" w:sz="0" w:val="nil"/>
-              <w:right w:color="000000" w:space="0" w:sz="0" w:val="nil"/>
-            </w:tcBorders>
-            <w:tcMar>
-              <w:top w:w="100.0" w:type="dxa"/>
-              <w:left w:w="100.0" w:type="dxa"/>
-              <w:bottom w:w="100.0" w:type="dxa"/>
-              <w:right w:w="100.0" w:type="dxa"/>
-            </w:tcMar>
-            <w:vAlign w:val="top"/>
-          </w:tcPr>
-          <w:p>
-            <w:pPr>
-              <w:rPr/>
-            </w:pPr>
-            <w:r>
-              <w:rPr>
-                <w:rtl w:val="0"/>
-              </w:rPr>
-              <w:t xml:space="preserve">EvolveGCN (ours)</w:t>
-            </w:r>
-          </w:p>
-        </w:tc>
-        <w:tc>
-          <w:tcPr>
-            <w:tcBorders>
-              <w:top w:color="000000" w:space="0" w:sz="0" w:val="nil"/>
-              <w:left w:color="000000" w:space="0" w:sz="0" w:val="nil"/>
-              <w:bottom w:color="000000" w:space="0" w:sz="0" w:val="nil"/>
-              <w:right w:color="000000" w:space="0" w:sz="0" w:val="nil"/>
-            </w:tcBorders>
-            <w:tcMar>
-              <w:top w:w="100.0" w:type="dxa"/>
-              <w:left w:w="100.0" w:type="dxa"/>
-              <w:bottom w:w="100.0" w:type="dxa"/>
-              <w:right w:w="100.0" w:type="dxa"/>
-            </w:tcMar>
-            <w:vAlign w:val="top"/>
-          </w:tcPr>
-          <w:p>
-            <w:pPr>
-              <w:rPr/>
-            </w:pPr>
-            <w:r>
-              <w:rPr>
-                <w:rtl w:val="0"/>
-              </w:rPr>
-              <w:t xml:space="preserve">0.3079</w:t>
-            </w:r>
-          </w:p>
-        </w:tc>
-        <w:tc>
-          <w:tcPr>
-            <w:tcBorders>
-              <w:top w:color="000000" w:space="0" w:sz="0" w:val="nil"/>
-              <w:left w:color="000000" w:space="0" w:sz="0" w:val="nil"/>
-              <w:bottom w:color="000000" w:space="0" w:sz="0" w:val="nil"/>
-              <w:right w:color="000000" w:space="0" w:sz="0" w:val="nil"/>
-            </w:tcBorders>
-            <w:tcMar>
-              <w:top w:w="100.0" w:type="dxa"/>
-              <w:left w:w="100.0" w:type="dxa"/>
-              <w:bottom w:w="100.0" w:type="dxa"/>
-              <w:right w:w="100.0" w:type="dxa"/>
-            </w:tcMar>
-            <w:vAlign w:val="top"/>
-          </w:tcPr>
-          <w:p>
-            <w:pPr>
-              <w:rPr/>
-            </w:pPr>
-            <w:r>
-              <w:rPr>
-                <w:rtl w:val="0"/>
-              </w:rPr>
-              <w:t xml:space="preserve">0.2231</w:t>
-            </w:r>
-          </w:p>
-        </w:tc>
-        <w:tc>
-          <w:tcPr>
-            <w:tcBorders>
-              <w:top w:color="000000" w:space="0" w:sz="0" w:val="nil"/>
-              <w:left w:color="000000" w:space="0" w:sz="0" w:val="nil"/>
-              <w:bottom w:color="000000" w:space="0" w:sz="0" w:val="nil"/>
-              <w:right w:color="000000" w:space="0" w:sz="0" w:val="nil"/>
-            </w:tcBorders>
-            <w:tcMar>
-              <w:top w:w="100.0" w:type="dxa"/>
-              <w:left w:w="100.0" w:type="dxa"/>
-              <w:bottom w:w="100.0" w:type="dxa"/>
-              <w:right w:w="100.0" w:type="dxa"/>
-            </w:tcMar>
-            <w:vAlign w:val="top"/>
-          </w:tcPr>
-          <w:p>
-            <w:pPr>
-              <w:rPr/>
-            </w:pPr>
-            <w:r>
-              <w:rPr>
-                <w:rtl w:val="0"/>
-              </w:rPr>
-              <w:t xml:space="preserve">0.4968</w:t>
-            </w:r>
-          </w:p>
-        </w:tc>
-        <w:tc>
-          <w:tcPr>
-            <w:tcBorders>
-              <w:top w:color="000000" w:space="0" w:sz="0" w:val="nil"/>
-              <w:left w:color="000000" w:space="0" w:sz="0" w:val="nil"/>
-              <w:bottom w:color="000000" w:space="0" w:sz="0" w:val="nil"/>
-              <w:right w:color="000000" w:space="0" w:sz="0" w:val="nil"/>
-            </w:tcBorders>
-            <w:tcMar>
-              <w:top w:w="100.0" w:type="dxa"/>
-              <w:left w:w="100.0" w:type="dxa"/>
-              <w:bottom w:w="100.0" w:type="dxa"/>
-              <w:right w:w="100.0" w:type="dxa"/>
-            </w:tcMar>
-            <w:vAlign w:val="top"/>
-          </w:tcPr>
-          <w:p>
-            <w:pPr>
-              <w:rPr/>
-            </w:pPr>
-            <w:r>
-              <w:rPr>
-                <w:rtl w:val="0"/>
-              </w:rPr>
-              <w:t xml:space="preserve">0.7979</w:t>
-            </w:r>
-          </w:p>
-        </w:tc>
-        <w:tc>
-          <w:tcPr>
-            <w:tcBorders>
-              <w:top w:color="000000" w:space="0" w:sz="0" w:val="nil"/>
-              <w:left w:color="000000" w:space="0" w:sz="0" w:val="nil"/>
-              <w:bottom w:color="000000" w:space="0" w:sz="0" w:val="nil"/>
-              <w:right w:color="000000" w:space="0" w:sz="0" w:val="nil"/>
-            </w:tcBorders>
-            <w:tcMar>
-              <w:top w:w="100.0" w:type="dxa"/>
-              <w:left w:w="100.0" w:type="dxa"/>
-              <w:bottom w:w="100.0" w:type="dxa"/>
-              <w:right w:w="100.0" w:type="dxa"/>
-            </w:tcMar>
-            <w:vAlign w:val="top"/>
-          </w:tcPr>
-          <w:p>
-            <w:pPr>
-              <w:rPr/>
-            </w:pPr>
-            <w:r>
-              <w:rPr>
-                <w:rtl w:val="0"/>
-              </w:rPr>
-              <w:t xml:space="preserve">0.1922</w:t>
-            </w:r>
-          </w:p>
-        </w:tc>
-      </w:tr>
-    </w:tbl>
-    <w:p>
-      <w:pPr>
-        <w:spacing w:after="240" w:before="240" w:lineRule="auto"/>
-        <w:rPr/>
-      </w:pPr>
-      <w:r>
-        <w:rPr>
-          <w:rtl w:val="0"/>
-        </w:rPr>
-        <w:t xml:space="preserve">*Reported in original paper; not reproduced by us.</w:t>
-      </w:r>
-    </w:p>
-    <w:p>
-      <w:pPr>
-        <w:spacing w:after="240" w:before="240" w:lineRule="auto"/>
-        <w:rPr/>
-      </w:pPr>
-      <w:r>
-        <w:rPr>
-          <w:rtl w:val="0"/>
-        </w:rPr>
-        <w:t xml:space="preserve">Three observations stand out.</w:t>
-      </w:r>
-    </w:p>
-    <w:p>
-      <w:pPr>
-        <w:spacing w:after="240" w:before="240" w:lineRule="auto"/>
-        <w:rPr/>
-      </w:pPr>
-      <w:r>
-        <w:rPr>
-          <w:b w:val="1"/>
-          <w:bCs w:val="1"/>
-          <w:rtl w:val="0"/>
-        </w:rPr>
-        <w:t xml:space="preserve">GraphSAGE was the strongest model by a wide margin</w:t>
-      </w:r>
-      <w:r>
-        <w:rPr>
-          <w:rtl w:val="0"/>
-        </w:rPr>
-        <w:t xml:space="preserve"> — F1 of 0.6931, vs. 0.4639 for GCN. The 23-point F1 gap between two ostensibly similar architectures is the largest in our results. We attribute this to GraphSAGE's neighbor-sampling and multi-aggregator design, which generalizes better to test-period nodes whose neighborhoods differ from training-period nodes. GraphSAGE also had the best precision (0.77) of any model, meaning when it flags a transaction as illicit, it is right ~3 out of 4 times.</w:t>
-      </w:r>
-    </w:p>
-    <w:p>
-      <w:pPr>
-        <w:spacing w:after="240" w:before="240" w:lineRule="auto"/>
-        <w:rPr/>
-      </w:pPr>
-      <w:r>
-        <w:rPr>
-          <w:b w:val="1"/>
-          <w:bCs w:val="1"/>
-          <w:rtl w:val="0"/>
-        </w:rPr>
-        <w:t xml:space="preserve">EvolveGCN underperformed every static GNN</w:t>
-      </w:r>
-      <w:r>
-        <w:rPr>
-          <w:rtl w:val="0"/>
-        </w:rPr>
-        <w:t xml:space="preserve"> — F1 of 0.3079, worse than even Logistic Regression's 0.3052 by an insignificant margin. This was contrary to our hypothesis. We attribute this to two factors: first, our autograd fix (</w:t>
+          <w:color w:val="000000"/>
+          <w:sz w:val="26"/>
+          <w:szCs w:val="26"/>
+          <w:rtl w:val="0"/>
+        </w:rPr>
+        <w:t xml:space="preserve">learn from.</w:t>
+      </w:r>
+      <w:r>
+        <w:rPr>
+          <w:rtl w:val="0"/>
+        </w:rPr>
+      </w:r>
+    </w:p>
+    <w:p>
+      <w:pPr>
+        <w:pStyle w:val="Heading3"/>
+        <w:keepNext w:val="0"/>
+        <w:keepLines w:val="0"/>
+        <w:spacing w:before="280" w:lineRule="auto"/>
+        <w:rPr>
+          <w:b w:val="1"/>
+          <w:bCs w:val="1"/>
+          <w:color w:val="000000"/>
+          <w:sz w:val="26"/>
+          <w:szCs w:val="26"/>
+        </w:rPr>
+      </w:pPr>
+      <w:bookmarkStart w:colFirst="0" w:colLast="0" w:name="_6k6wsoebnrjl" w:id="10"/>
+      <w:bookmarkEnd w:id="10"/>
+      <w:r>
+        <w:rPr>
+          <w:b w:val="1"/>
+          <w:bCs w:val="1"/>
+          <w:color w:val="000000"/>
+          <w:sz w:val="26"/>
+          <w:szCs w:val="26"/>
+          <w:rtl w:val="0"/>
+        </w:rPr>
+        <w:t xml:space="preserve">3.3 Did we succeed?</w:t>
+      </w:r>
+    </w:p>
+    <w:p>
+      <w:pPr>
+        <w:pStyle w:val="Heading3"/>
+        <w:keepNext w:val="0"/>
+        <w:keepLines w:val="0"/>
+        <w:spacing w:before="280" w:lineRule="auto"/>
+        <w:rPr>
+          <w:color w:val="000000"/>
+          <w:sz w:val="26"/>
+          <w:szCs w:val="26"/>
+        </w:rPr>
+      </w:pPr>
+      <w:bookmarkStart w:colFirst="0" w:colLast="0" w:name="_6k6wsoebnrjl" w:id="10"/>
+      <w:bookmarkEnd w:id="10"/>
+      <w:r>
+        <w:rPr>
+          <w:color w:val="000000"/>
+          <w:sz w:val="26"/>
+          <w:szCs w:val="26"/>
+          <w:rtl w:val="0"/>
+        </w:rPr>
+        <w:t xml:space="preserve">Partially. We confirmed that GNNs with strong inductive aggregation </w:t>
+      </w:r>
+    </w:p>
+    <w:p>
+      <w:pPr>
+        <w:pStyle w:val="Heading3"/>
+        <w:keepNext w:val="0"/>
+        <w:keepLines w:val="0"/>
+        <w:spacing w:before="280" w:lineRule="auto"/>
+        <w:rPr>
+          <w:color w:val="000000"/>
+          <w:sz w:val="26"/>
+          <w:szCs w:val="26"/>
+        </w:rPr>
+      </w:pPr>
+      <w:bookmarkStart w:colFirst="0" w:colLast="0" w:name="_mgu8qp1hblzh" w:id="13"/>
+      <w:bookmarkEnd w:id="13"/>
+      <w:r>
+        <w:rPr>
+          <w:color w:val="000000"/>
+          <w:sz w:val="26"/>
+          <w:szCs w:val="26"/>
+          <w:rtl w:val="0"/>
+        </w:rPr>
+        <w:t xml:space="preserve">(GraphSAGE) beat both feature-only baselines and naive GCN on Elliptic, </w:t>
+      </w:r>
+    </w:p>
+    <w:p>
+      <w:pPr>
+        <w:pStyle w:val="Heading3"/>
+        <w:keepNext w:val="0"/>
+        <w:keepLines w:val="0"/>
+        <w:spacing w:before="280" w:lineRule="auto"/>
+        <w:rPr>
+          <w:color w:val="000000"/>
+          <w:sz w:val="26"/>
+          <w:szCs w:val="26"/>
+        </w:rPr>
+      </w:pPr>
+      <w:bookmarkStart w:colFirst="0" w:colLast="0" w:name="_8640tlyh4z8m" w:id="14"/>
+      <w:bookmarkEnd w:id="14"/>
+      <w:r>
+        <w:rPr>
+          <w:color w:val="000000"/>
+          <w:sz w:val="26"/>
+          <w:szCs w:val="26"/>
+          <w:rtl w:val="0"/>
+        </w:rPr>
+        <w:t xml:space="preserve">reaching test F1 of 0.540 — comparable to GNN results in the published Elliptic </w:t>
+      </w:r>
+    </w:p>
+    <w:p>
+      <w:pPr>
+        <w:pStyle w:val="Heading3"/>
+        <w:keepNext w:val="0"/>
+        <w:keepLines w:val="0"/>
+        <w:spacing w:before="280" w:lineRule="auto"/>
+        <w:rPr>
+          <w:color w:val="000000"/>
+          <w:sz w:val="26"/>
+          <w:szCs w:val="26"/>
+        </w:rPr>
+      </w:pPr>
+      <w:bookmarkStart w:colFirst="0" w:colLast="0" w:name="_17jvz7nealux" w:id="15"/>
+      <w:bookmarkEnd w:id="15"/>
+      <w:r>
+        <w:rPr>
+          <w:color w:val="000000"/>
+          <w:sz w:val="26"/>
+          <w:szCs w:val="26"/>
+          <w:rtl w:val="0"/>
+        </w:rPr>
+        <w:t xml:space="preserve">Literature (GraphSAGE-style models in Weber et al. (2019) report similar test-set</w:t>
+      </w:r>
+    </w:p>
+    <w:p>
+      <w:pPr>
+        <w:pStyle w:val="Heading3"/>
+        <w:keepNext w:val="0"/>
+        <w:keepLines w:val="0"/>
+        <w:spacing w:before="280" w:lineRule="auto"/>
+        <w:rPr>
+          <w:color w:val="000000"/>
+          <w:sz w:val="26"/>
+          <w:szCs w:val="26"/>
+        </w:rPr>
+      </w:pPr>
+      <w:bookmarkStart w:colFirst="0" w:colLast="0" w:name="_6k6wsoebnrjl" w:id="10"/>
+      <w:bookmarkEnd w:id="10"/>
+      <w:r>
+        <w:rPr>
+          <w:color w:val="000000"/>
+          <w:sz w:val="26"/>
+          <w:szCs w:val="26"/>
+          <w:rtl w:val="0"/>
+        </w:rPr>
+        <w:t xml:space="preserve">performance once their benchmark is corrected for evaluation protocol).</w:t>
+      </w:r>
+    </w:p>
+    <w:p>
+      <w:pPr>
+        <w:pStyle w:val="Heading3"/>
+        <w:keepNext w:val="0"/>
+        <w:keepLines w:val="0"/>
+        <w:spacing w:before="280" w:lineRule="auto"/>
+        <w:rPr>
+          <w:color w:val="000000"/>
+          <w:sz w:val="26"/>
+          <w:szCs w:val="26"/>
+        </w:rPr>
+      </w:pPr>
+      <w:bookmarkStart w:colFirst="0" w:colLast="0" w:name="_6k6wsoebnrjl" w:id="10"/>
+      <w:bookmarkEnd w:id="10"/>
+      <w:r>
+        <w:rPr>
+          <w:color w:val="000000"/>
+          <w:sz w:val="26"/>
+          <w:szCs w:val="26"/>
+          <w:rtl w:val="0"/>
+        </w:rPr>
+        <w:t xml:space="preserve">We did not match Random Forest's reported 0.79 from Weber et al., but their</w:t>
+      </w:r>
+    </w:p>
+    <w:p>
+      <w:pPr>
+        <w:pStyle w:val="Heading3"/>
+        <w:keepNext w:val="0"/>
+        <w:keepLines w:val="0"/>
+        <w:spacing w:before="280" w:lineRule="auto"/>
+        <w:rPr>
+          <w:color w:val="000000"/>
+          <w:sz w:val="26"/>
+          <w:szCs w:val="26"/>
+        </w:rPr>
+      </w:pPr>
+      <w:bookmarkStart w:colFirst="0" w:colLast="0" w:name="_6k6wsoebnrjl" w:id="10"/>
+      <w:bookmarkEnd w:id="10"/>
+      <w:r>
+        <w:rPr>
+          <w:color w:val="000000"/>
+          <w:sz w:val="26"/>
+          <w:szCs w:val="26"/>
+          <w:rtl w:val="0"/>
+        </w:rPr>
+        <w:t xml:space="preserve">result was reported under a two-way split that selected the best epoch on the</w:t>
+      </w:r>
+    </w:p>
+    <w:p>
+      <w:pPr>
+        <w:pStyle w:val="Heading3"/>
+        <w:keepNext w:val="0"/>
+        <w:keepLines w:val="0"/>
+        <w:spacing w:before="280" w:lineRule="auto"/>
+        <w:rPr>
+          <w:color w:val="000000"/>
+          <w:sz w:val="26"/>
+          <w:szCs w:val="26"/>
+        </w:rPr>
+      </w:pPr>
+      <w:bookmarkStart w:colFirst="0" w:colLast="0" w:name="_6k6wsoebnrjl" w:id="10"/>
+      <w:bookmarkEnd w:id="10"/>
+      <w:r>
+        <w:rPr>
+          <w:color w:val="000000"/>
+          <w:sz w:val="26"/>
+          <w:szCs w:val="26"/>
+          <w:rtl w:val="0"/>
+        </w:rPr>
+        <w:t xml:space="preserve">test set itself — under our stricter three-way protocol the gap is likely</w:t>
+      </w:r>
+    </w:p>
+    <w:p>
+      <w:pPr>
+        <w:pStyle w:val="Heading3"/>
+        <w:keepNext w:val="0"/>
+        <w:keepLines w:val="0"/>
+        <w:spacing w:before="280" w:lineRule="auto"/>
+        <w:rPr>
+          <w:color w:val="000000"/>
+          <w:sz w:val="26"/>
+          <w:szCs w:val="26"/>
+        </w:rPr>
+      </w:pPr>
+      <w:bookmarkStart w:colFirst="0" w:colLast="0" w:name="_6k6wsoebnrjl" w:id="10"/>
+      <w:bookmarkEnd w:id="10"/>
+      <w:r>
+        <w:rPr>
+          <w:color w:val="000000"/>
+          <w:sz w:val="26"/>
+          <w:szCs w:val="26"/>
+          <w:rtl w:val="0"/>
+        </w:rPr>
+        <w:t xml:space="preserve">smaller than the headline numbers suggest.</w:t>
+      </w:r>
+    </w:p>
+    <w:p>
+      <w:pPr>
+        <w:pStyle w:val="Heading3"/>
+        <w:keepNext w:val="0"/>
+        <w:keepLines w:val="0"/>
+        <w:spacing w:before="280" w:lineRule="auto"/>
+        <w:rPr>
+          <w:color w:val="000000"/>
+          <w:sz w:val="26"/>
+          <w:szCs w:val="26"/>
+        </w:rPr>
+      </w:pPr>
+      <w:bookmarkStart w:colFirst="0" w:colLast="0" w:name="_6k6wsoebnrjl" w:id="10"/>
+      <w:bookmarkEnd w:id="10"/>
+      <w:r>
+        <w:rPr>
+          <w:color w:val="000000"/>
+          <w:sz w:val="26"/>
+          <w:szCs w:val="26"/>
+          <w:rtl w:val="0"/>
+        </w:rPr>
+        <w:t xml:space="preserve">We </w:t>
+      </w:r>
+      <w:r>
+        <w:rPr>
+          <w:b w:val="1"/>
+          <w:bCs w:val="1"/>
+          <w:color w:val="000000"/>
+          <w:sz w:val="26"/>
+          <w:szCs w:val="26"/>
+          <w:rtl w:val="0"/>
+        </w:rPr>
+        <w:t xml:space="preserve">failed</w:t>
+      </w:r>
+      <w:r>
+        <w:rPr>
+          <w:color w:val="000000"/>
+          <w:sz w:val="26"/>
+          <w:szCs w:val="26"/>
+          <w:rtl w:val="0"/>
+        </w:rPr>
+        <w:t xml:space="preserve"> to demonstrate that temporal modeling helps on this dataset.</w:t>
+      </w:r>
+    </w:p>
+    <w:p>
+      <w:pPr>
+        <w:pStyle w:val="Heading3"/>
+        <w:keepNext w:val="0"/>
+        <w:keepLines w:val="0"/>
+        <w:spacing w:before="280" w:lineRule="auto"/>
+        <w:rPr>
+          <w:color w:val="000000"/>
+          <w:sz w:val="26"/>
+          <w:szCs w:val="26"/>
+        </w:rPr>
+      </w:pPr>
+      <w:bookmarkStart w:colFirst="0" w:colLast="0" w:name="_6k6wsoebnrjl" w:id="10"/>
+      <w:bookmarkEnd w:id="10"/>
+      <w:r>
+        <w:rPr>
+          <w:color w:val="000000"/>
+          <w:sz w:val="26"/>
+          <w:szCs w:val="26"/>
+          <w:rtl w:val="0"/>
+        </w:rPr>
+        <w:t xml:space="preserve">EvolveGCN underperformed every static GNN. We believe the failure is largely a</w:t>
+      </w:r>
+    </w:p>
+    <w:p>
+      <w:pPr>
+        <w:pStyle w:val="Heading3"/>
+        <w:keepNext w:val="0"/>
+        <w:keepLines w:val="0"/>
+        <w:spacing w:before="280" w:lineRule="auto"/>
+        <w:rPr>
+          <w:color w:val="000000"/>
+          <w:sz w:val="26"/>
+          <w:szCs w:val="26"/>
+        </w:rPr>
+      </w:pPr>
+      <w:bookmarkStart w:colFirst="0" w:colLast="0" w:name="_6k6wsoebnrjl" w:id="10"/>
+      <w:bookmarkEnd w:id="10"/>
+      <w:r>
+        <w:rPr>
+          <w:color w:val="000000"/>
+          <w:sz w:val="26"/>
+          <w:szCs w:val="26"/>
+          <w:rtl w:val="0"/>
+        </w:rPr>
+        <w:t xml:space="preserve">consequence of the autograd-state-reset workaround needed to make </w:t>
+      </w:r>
+    </w:p>
+    <w:p>
+      <w:pPr>
+        <w:pStyle w:val="Heading3"/>
+        <w:keepNext w:val="0"/>
+        <w:keepLines w:val="0"/>
+        <w:spacing w:before="280" w:lineRule="auto"/>
+        <w:rPr>
+          <w:color w:val="000000"/>
+          <w:sz w:val="26"/>
+          <w:szCs w:val="26"/>
+        </w:rPr>
+      </w:pPr>
+      <w:bookmarkStart w:colFirst="0" w:colLast="0" w:name="_d9l2lq6q8y26" w:id="16"/>
+      <w:bookmarkEnd w:id="16"/>
+      <w:r>
+        <w:rPr>
+          <w:color w:val="000000"/>
+          <w:sz w:val="26"/>
+          <w:szCs w:val="26"/>
+          <w:rtl w:val="0"/>
+        </w:rPr>
+        <w:t xml:space="preserve">EvolveGCN trainable in PyG-Temporal and not a fundamental indictment of </w:t>
+      </w:r>
+    </w:p>
+    <w:p>
+      <w:pPr>
+        <w:pStyle w:val="Heading3"/>
+        <w:keepNext w:val="0"/>
+        <w:keepLines w:val="0"/>
+        <w:spacing w:before="280" w:lineRule="auto"/>
+        <w:rPr>
+          <w:color w:val="000000"/>
+          <w:sz w:val="26"/>
+          <w:szCs w:val="26"/>
+        </w:rPr>
+      </w:pPr>
+      <w:bookmarkStart w:colFirst="0" w:colLast="0" w:name="_v549og4f49qq" w:id="17"/>
+      <w:bookmarkEnd w:id="17"/>
+      <w:r>
+        <w:rPr>
+          <w:color w:val="000000"/>
+          <w:sz w:val="26"/>
+          <w:szCs w:val="26"/>
+          <w:rtl w:val="0"/>
+        </w:rPr>
+        <w:t xml:space="preserve">temporal  modeling on Elliptic. This is a useful negative result: it suggests </w:t>
+      </w:r>
+    </w:p>
+    <w:p>
+      <w:pPr>
+        <w:pStyle w:val="Heading3"/>
+        <w:keepNext w:val="0"/>
+        <w:keepLines w:val="0"/>
+        <w:spacing w:before="280" w:lineRule="auto"/>
+        <w:rPr>
+          <w:color w:val="000000"/>
+          <w:sz w:val="26"/>
+          <w:szCs w:val="26"/>
+        </w:rPr>
+      </w:pPr>
+      <w:bookmarkStart w:colFirst="0" w:colLast="0" w:name="_6xaf7zo35u7" w:id="18"/>
+      <w:bookmarkEnd w:id="18"/>
+      <w:r>
+        <w:rPr>
+          <w:color w:val="000000"/>
+          <w:sz w:val="26"/>
+          <w:szCs w:val="26"/>
+          <w:rtl w:val="0"/>
+        </w:rPr>
+        <w:t xml:space="preserve">Practitioners implementing EvolveGCN in PyG should investigate whether their </w:t>
+      </w:r>
+    </w:p>
+    <w:p>
+      <w:pPr>
+        <w:pStyle w:val="Heading3"/>
+        <w:keepNext w:val="0"/>
+        <w:keepLines w:val="0"/>
+        <w:spacing w:before="280" w:lineRule="auto"/>
+        <w:rPr>
+          <w:color w:val="000000"/>
+          <w:sz w:val="26"/>
+          <w:szCs w:val="26"/>
+        </w:rPr>
+      </w:pPr>
+      <w:bookmarkStart w:colFirst="0" w:colLast="0" w:name="_kge3mh38xry2" w:id="19"/>
+      <w:bookmarkEnd w:id="19"/>
+      <w:r>
+        <w:rPr>
+          <w:color w:val="000000"/>
+          <w:sz w:val="26"/>
+          <w:szCs w:val="26"/>
+          <w:rtl w:val="0"/>
+        </w:rPr>
+        <w:t xml:space="preserve">The training loop preserves the weight-evolution RNN's state across epochs.</w:t>
+      </w:r>
+    </w:p>
+    <w:p>
+      <w:pPr>
+        <w:pStyle w:val="Heading3"/>
+        <w:keepNext w:val="0"/>
+        <w:keepLines w:val="0"/>
+        <w:spacing w:before="280" w:lineRule="auto"/>
+        <w:rPr>
+          <w:color w:val="000000"/>
+          <w:sz w:val="26"/>
+          <w:szCs w:val="26"/>
+        </w:rPr>
+      </w:pPr>
+      <w:bookmarkStart w:colFirst="0" w:colLast="0" w:name="_6k6wsoebnrjl" w:id="10"/>
+      <w:bookmarkEnd w:id="10"/>
+      <w:r>
+        <w:rPr>
+          <w:color w:val="000000"/>
+          <w:sz w:val="26"/>
+          <w:szCs w:val="26"/>
+          <w:rtl w:val="0"/>
+        </w:rPr>
+        <w:t xml:space="preserve">The explainability framework  revealed two contributions independent of the</w:t>
+      </w:r>
+    </w:p>
+    <w:p>
+      <w:pPr>
+        <w:pStyle w:val="Heading3"/>
+        <w:keepNext w:val="0"/>
+        <w:keepLines w:val="0"/>
+        <w:spacing w:before="280" w:lineRule="auto"/>
+        <w:rPr>
+          <w:color w:val="000000"/>
+          <w:sz w:val="26"/>
+          <w:szCs w:val="26"/>
+        </w:rPr>
+      </w:pPr>
+      <w:bookmarkStart w:colFirst="0" w:colLast="0" w:name="_6k6wsoebnrjl" w:id="10"/>
+      <w:bookmarkEnd w:id="10"/>
+      <w:r>
+        <w:rPr>
+          <w:color w:val="000000"/>
+          <w:sz w:val="26"/>
+          <w:szCs w:val="26"/>
+          <w:rtl w:val="0"/>
+        </w:rPr>
+        <w:t xml:space="preserve">classification metric: a 2.4–4.8× ratio in explanation size between illicit and</w:t>
+      </w:r>
+    </w:p>
+    <w:p>
+      <w:pPr>
+        <w:pStyle w:val="Heading3"/>
+        <w:keepNext w:val="0"/>
+        <w:keepLines w:val="0"/>
+        <w:spacing w:before="280" w:lineRule="auto"/>
+        <w:rPr>
+          <w:color w:val="000000"/>
+          <w:sz w:val="26"/>
+          <w:szCs w:val="26"/>
+        </w:rPr>
+      </w:pPr>
+      <w:bookmarkStart w:colFirst="0" w:colLast="0" w:name="_6k6wsoebnrjl" w:id="10"/>
+      <w:bookmarkEnd w:id="10"/>
+      <w:r>
+        <w:rPr>
+          <w:color w:val="000000"/>
+          <w:sz w:val="26"/>
+          <w:szCs w:val="26"/>
+          <w:rtl w:val="0"/>
+        </w:rPr>
+        <w:t xml:space="preserve">licit predictions, supporting the money-laundering layering interpretation,</w:t>
+      </w:r>
+    </w:p>
+    <w:p>
+      <w:pPr>
+        <w:pStyle w:val="Heading3"/>
+        <w:keepNext w:val="0"/>
+        <w:keepLines w:val="0"/>
+        <w:spacing w:before="280" w:lineRule="auto"/>
+        <w:rPr>
+          <w:color w:val="000000"/>
+          <w:sz w:val="26"/>
+          <w:szCs w:val="26"/>
+        </w:rPr>
+      </w:pPr>
+      <w:bookmarkStart w:colFirst="0" w:colLast="0" w:name="_6k6wsoebnrjl" w:id="10"/>
+      <w:bookmarkEnd w:id="10"/>
+      <w:r>
+        <w:rPr>
+          <w:color w:val="000000"/>
+          <w:sz w:val="26"/>
+          <w:szCs w:val="26"/>
+          <w:rtl w:val="0"/>
+        </w:rPr>
+        <w:t xml:space="preserve">and a previously undocumented gap in explanation faithfulness between GCN and</w:t>
+      </w:r>
+    </w:p>
+    <w:p>
+      <w:pPr>
+        <w:pStyle w:val="Heading3"/>
+        <w:keepNext w:val="0"/>
+        <w:keepLines w:val="0"/>
+        <w:spacing w:before="280" w:lineRule="auto"/>
+        <w:rPr>
+          <w:b w:val="1"/>
+          <w:bCs w:val="1"/>
+          <w:color w:val="000000"/>
+          <w:sz w:val="26"/>
+          <w:szCs w:val="26"/>
+        </w:rPr>
+      </w:pPr>
+      <w:bookmarkStart w:colFirst="0" w:colLast="0" w:name="_6k6wsoebnrjl" w:id="10"/>
+      <w:bookmarkEnd w:id="10"/>
+      <w:r>
+        <w:rPr>
+          <w:color w:val="000000"/>
+          <w:sz w:val="26"/>
+          <w:szCs w:val="26"/>
+          <w:rtl w:val="0"/>
+        </w:rPr>
+        <w:t xml:space="preserve">GraphSAGE that has practical implications for deployment.</w:t>
+      </w:r>
+      <w:r>
+        <w:rPr>
+          <w:rtl w:val="0"/>
+        </w:rPr>
+      </w:r>
+    </w:p>
+    <w:p>
+      <w:pPr>
+        <w:pStyle w:val="Heading3"/>
+        <w:keepNext w:val="0"/>
+        <w:keepLines w:val="0"/>
+        <w:spacing w:before="280" w:lineRule="auto"/>
+        <w:rPr>
+          <w:b w:val="1"/>
+          <w:bCs w:val="1"/>
+          <w:color w:val="000000"/>
+          <w:sz w:val="26"/>
+          <w:szCs w:val="26"/>
+        </w:rPr>
+      </w:pPr>
+      <w:bookmarkStart w:colFirst="0" w:colLast="0" w:name="_6k6wsoebnrjl" w:id="10"/>
+      <w:bookmarkEnd w:id="10"/>
+      <w:r>
+        <w:rPr>
+          <w:b w:val="1"/>
+          <w:bCs w:val="1"/>
+          <w:color w:val="000000"/>
+          <w:sz w:val="26"/>
+          <w:szCs w:val="26"/>
+          <w:rtl w:val="0"/>
+        </w:rPr>
+        <w:t xml:space="preserve">3.4 The validation-test gap as a finding, not a footnote</w:t>
+      </w:r>
+    </w:p>
+    <w:p>
+      <w:pPr>
+        <w:pStyle w:val="Heading3"/>
+        <w:keepNext w:val="0"/>
+        <w:keepLines w:val="0"/>
+        <w:spacing w:before="280" w:lineRule="auto"/>
+        <w:rPr>
+          <w:color w:val="000000"/>
+          <w:sz w:val="26"/>
+          <w:szCs w:val="26"/>
+        </w:rPr>
+      </w:pPr>
+      <w:bookmarkStart w:colFirst="0" w:colLast="0" w:name="_6k6wsoebnrjl" w:id="10"/>
+      <w:bookmarkEnd w:id="10"/>
+      <w:r>
+        <w:rPr>
+          <w:color w:val="000000"/>
+          <w:sz w:val="26"/>
+          <w:szCs w:val="26"/>
+          <w:rtl w:val="0"/>
+        </w:rPr>
+        <w:t xml:space="preserve">The ~0.30 F1 drop between validation and test deserves explanation because it</w:t>
+      </w:r>
+    </w:p>
+    <w:p>
+      <w:pPr>
+        <w:pStyle w:val="Heading3"/>
+        <w:keepNext w:val="0"/>
+        <w:keepLines w:val="0"/>
+        <w:spacing w:before="280" w:lineRule="auto"/>
+        <w:rPr>
+          <w:color w:val="000000"/>
+          <w:sz w:val="26"/>
+          <w:szCs w:val="26"/>
+        </w:rPr>
+      </w:pPr>
+      <w:bookmarkStart w:colFirst="0" w:colLast="0" w:name="_6k6wsoebnrjl" w:id="10"/>
+      <w:bookmarkEnd w:id="10"/>
+      <w:r>
+        <w:rPr>
+          <w:color w:val="000000"/>
+          <w:sz w:val="26"/>
+          <w:szCs w:val="26"/>
+          <w:rtl w:val="0"/>
+        </w:rPr>
+        <w:t xml:space="preserve">is the single largest empirical fact in our results. Three pieces of evidence</w:t>
+      </w:r>
+    </w:p>
+    <w:p>
+      <w:pPr>
+        <w:pStyle w:val="Heading3"/>
+        <w:keepNext w:val="0"/>
+        <w:keepLines w:val="0"/>
+        <w:spacing w:before="280" w:lineRule="auto"/>
+        <w:rPr>
+          <w:color w:val="000000"/>
+          <w:sz w:val="26"/>
+          <w:szCs w:val="26"/>
+        </w:rPr>
+      </w:pPr>
+      <w:bookmarkStart w:colFirst="0" w:colLast="0" w:name="_6k6wsoebnrjl" w:id="10"/>
+      <w:bookmarkEnd w:id="10"/>
+      <w:r>
+        <w:rPr>
+          <w:color w:val="000000"/>
+          <w:sz w:val="26"/>
+          <w:szCs w:val="26"/>
+          <w:rtl w:val="0"/>
+        </w:rPr>
+        <w:t xml:space="preserve">point to </w:t>
+      </w:r>
+      <w:r>
+        <w:rPr>
+          <w:b w:val="1"/>
+          <w:bCs w:val="1"/>
+          <w:color w:val="000000"/>
+          <w:sz w:val="26"/>
+          <w:szCs w:val="26"/>
+          <w:rtl w:val="0"/>
+        </w:rPr>
+        <w:t xml:space="preserve">distribution shift</w:t>
+      </w:r>
+      <w:r>
+        <w:rPr>
+          <w:color w:val="000000"/>
+          <w:sz w:val="26"/>
+          <w:szCs w:val="26"/>
+          <w:rtl w:val="0"/>
+        </w:rPr>
+        <w:t xml:space="preserve"> rather than </w:t>
+      </w:r>
+      <w:r>
+        <w:rPr>
+          <w:b w:val="1"/>
+          <w:bCs w:val="1"/>
+          <w:color w:val="000000"/>
+          <w:sz w:val="26"/>
+          <w:szCs w:val="26"/>
+          <w:rtl w:val="0"/>
+        </w:rPr>
+        <w:t xml:space="preserve">overfitting</w:t>
+      </w:r>
+      <w:r>
+        <w:rPr>
+          <w:color w:val="000000"/>
+          <w:sz w:val="26"/>
+          <w:szCs w:val="26"/>
+          <w:rtl w:val="0"/>
+        </w:rPr>
+        <w:t xml:space="preserve"> as the cause:</w:t>
+      </w:r>
+    </w:p>
+    <w:p>
+      <w:pPr>
+        <w:pStyle w:val="Heading3"/>
+        <w:keepNext w:val="0"/>
+        <w:keepLines w:val="0"/>
+        <w:spacing w:before="280" w:lineRule="auto"/>
+        <w:rPr>
+          <w:color w:val="000000"/>
+          <w:sz w:val="26"/>
+          <w:szCs w:val="26"/>
+        </w:rPr>
+      </w:pPr>
+      <w:bookmarkStart w:colFirst="0" w:colLast="0" w:name="_6k6wsoebnrjl" w:id="10"/>
+      <w:bookmarkEnd w:id="10"/>
+      <w:r>
+        <w:rPr>
+          <w:color w:val="000000"/>
+          <w:sz w:val="26"/>
+          <w:szCs w:val="26"/>
+          <w:rtl w:val="0"/>
+        </w:rPr>
+        <w:t xml:space="preserve">First, the gap is </w:t>
+      </w:r>
+      <w:r>
+        <w:rPr>
+          <w:b w:val="1"/>
+          <w:bCs w:val="1"/>
+          <w:color w:val="000000"/>
+          <w:sz w:val="26"/>
+          <w:szCs w:val="26"/>
+          <w:rtl w:val="0"/>
+        </w:rPr>
+        <w:t xml:space="preserve">uniform across all four models</w:t>
+      </w:r>
+      <w:r>
+        <w:rPr>
+          <w:color w:val="000000"/>
+          <w:sz w:val="26"/>
+          <w:szCs w:val="26"/>
+          <w:rtl w:val="0"/>
+        </w:rPr>
+        <w:t xml:space="preserve"> (0.27–0.32) despite their</w:t>
+      </w:r>
+    </w:p>
+    <w:p>
+      <w:pPr>
+        <w:pStyle w:val="Heading3"/>
+        <w:keepNext w:val="0"/>
+        <w:keepLines w:val="0"/>
+        <w:spacing w:before="280" w:lineRule="auto"/>
+        <w:rPr>
+          <w:color w:val="000000"/>
+          <w:sz w:val="26"/>
+          <w:szCs w:val="26"/>
+        </w:rPr>
+      </w:pPr>
+      <w:bookmarkStart w:colFirst="0" w:colLast="0" w:name="_6k6wsoebnrjl" w:id="10"/>
+      <w:bookmarkEnd w:id="10"/>
+      <w:r>
+        <w:rPr>
+          <w:color w:val="000000"/>
+          <w:sz w:val="26"/>
+          <w:szCs w:val="26"/>
+          <w:rtl w:val="0"/>
+        </w:rPr>
+        <w:t xml:space="preserve">very different architectures, capacities, and training regimes. Overfitting</w:t>
+      </w:r>
+    </w:p>
+    <w:p>
+      <w:pPr>
+        <w:pStyle w:val="Heading3"/>
+        <w:keepNext w:val="0"/>
+        <w:keepLines w:val="0"/>
+        <w:spacing w:before="280" w:lineRule="auto"/>
+        <w:rPr>
+          <w:color w:val="000000"/>
+          <w:sz w:val="26"/>
+          <w:szCs w:val="26"/>
+        </w:rPr>
+      </w:pPr>
+      <w:bookmarkStart w:colFirst="0" w:colLast="0" w:name="_6k6wsoebnrjl" w:id="10"/>
+      <w:bookmarkEnd w:id="10"/>
+      <w:r>
+        <w:rPr>
+          <w:color w:val="000000"/>
+          <w:sz w:val="26"/>
+          <w:szCs w:val="26"/>
+          <w:rtl w:val="0"/>
+        </w:rPr>
+        <w:t xml:space="preserve">typically affects high-capacity models more than low-capacity ones —</w:t>
+      </w:r>
+    </w:p>
+    <w:p>
+      <w:pPr>
+        <w:pStyle w:val="Heading3"/>
+        <w:keepNext w:val="0"/>
+        <w:keepLines w:val="0"/>
+        <w:spacing w:before="280" w:lineRule="auto"/>
+        <w:rPr>
+          <w:color w:val="000000"/>
+          <w:sz w:val="26"/>
+          <w:szCs w:val="26"/>
+        </w:rPr>
+      </w:pPr>
+      <w:bookmarkStart w:colFirst="0" w:colLast="0" w:name="_6k6wsoebnrjl" w:id="10"/>
+      <w:bookmarkEnd w:id="10"/>
+      <w:r>
+        <w:rPr>
+          <w:color w:val="000000"/>
+          <w:sz w:val="26"/>
+          <w:szCs w:val="26"/>
+          <w:rtl w:val="0"/>
+        </w:rPr>
+        <w:t xml:space="preserve">overfitting in our setup would predict a larger gap for GraphSAGE than for</w:t>
+      </w:r>
+    </w:p>
+    <w:p>
+      <w:pPr>
+        <w:pStyle w:val="Heading3"/>
+        <w:keepNext w:val="0"/>
+        <w:keepLines w:val="0"/>
+        <w:spacing w:before="280" w:lineRule="auto"/>
+        <w:rPr>
+          <w:color w:val="000000"/>
+          <w:sz w:val="26"/>
+          <w:szCs w:val="26"/>
+        </w:rPr>
+      </w:pPr>
+      <w:bookmarkStart w:colFirst="0" w:colLast="0" w:name="_6k6wsoebnrjl" w:id="10"/>
+      <w:bookmarkEnd w:id="10"/>
+      <w:r>
+        <w:rPr>
+          <w:color w:val="000000"/>
+          <w:sz w:val="26"/>
+          <w:szCs w:val="26"/>
+          <w:rtl w:val="0"/>
+        </w:rPr>
+        <w:t xml:space="preserve">LogReg, but we observe the opposite is also possible.</w:t>
+      </w:r>
+    </w:p>
+    <w:p>
+      <w:pPr>
+        <w:pStyle w:val="Heading3"/>
+        <w:keepNext w:val="0"/>
+        <w:keepLines w:val="0"/>
+        <w:spacing w:before="280" w:lineRule="auto"/>
+        <w:rPr>
+          <w:color w:val="000000"/>
+          <w:sz w:val="26"/>
+          <w:szCs w:val="26"/>
+        </w:rPr>
+      </w:pPr>
+      <w:bookmarkStart w:colFirst="0" w:colLast="0" w:name="_6k6wsoebnrjl" w:id="10"/>
+      <w:bookmarkEnd w:id="10"/>
+      <w:r>
+        <w:rPr>
+          <w:color w:val="000000"/>
+          <w:sz w:val="26"/>
+          <w:szCs w:val="26"/>
+          <w:rtl w:val="0"/>
+        </w:rPr>
+        <w:t xml:space="preserve">Second, the </w:t>
+      </w:r>
+      <w:r>
+        <w:rPr>
+          <w:b w:val="1"/>
+          <w:bCs w:val="1"/>
+          <w:color w:val="000000"/>
+          <w:sz w:val="26"/>
+          <w:szCs w:val="26"/>
+          <w:rtl w:val="0"/>
+        </w:rPr>
+        <w:t xml:space="preserve">illicit class prevalence shifts</w:t>
+      </w:r>
+      <w:r>
+        <w:rPr>
+          <w:color w:val="000000"/>
+          <w:sz w:val="26"/>
+          <w:szCs w:val="26"/>
+          <w:rtl w:val="0"/>
+        </w:rPr>
+        <w:t xml:space="preserve"> from 17% in validation</w:t>
+      </w:r>
+    </w:p>
+    <w:p>
+      <w:pPr>
+        <w:pStyle w:val="Heading3"/>
+        <w:keepNext w:val="0"/>
+        <w:keepLines w:val="0"/>
+        <w:spacing w:before="280" w:lineRule="auto"/>
+        <w:rPr>
+          <w:color w:val="000000"/>
+          <w:sz w:val="26"/>
+          <w:szCs w:val="26"/>
+        </w:rPr>
+      </w:pPr>
+      <w:bookmarkStart w:colFirst="0" w:colLast="0" w:name="_4rkpxrlypwr8" w:id="20"/>
+      <w:bookmarkEnd w:id="20"/>
+      <w:r>
+        <w:rPr>
+          <w:color w:val="000000"/>
+          <w:sz w:val="26"/>
+          <w:szCs w:val="26"/>
+          <w:rtl w:val="0"/>
+        </w:rPr>
+        <w:t xml:space="preserve">(timesteps 31–34) to 6.5% in the test (35–49). The base-rate change alone </w:t>
+      </w:r>
+    </w:p>
+    <w:p>
+      <w:pPr>
+        <w:pStyle w:val="Heading3"/>
+        <w:keepNext w:val="0"/>
+        <w:keepLines w:val="0"/>
+        <w:spacing w:before="280" w:lineRule="auto"/>
+        <w:rPr>
+          <w:color w:val="000000"/>
+          <w:sz w:val="26"/>
+          <w:szCs w:val="26"/>
+        </w:rPr>
+      </w:pPr>
+      <w:bookmarkStart w:colFirst="0" w:colLast="0" w:name="_7qi0jc6ihy8u" w:id="21"/>
+      <w:bookmarkEnd w:id="21"/>
+      <w:r>
+        <w:rPr>
+          <w:color w:val="000000"/>
+          <w:sz w:val="26"/>
+          <w:szCs w:val="26"/>
+          <w:rtl w:val="0"/>
+        </w:rPr>
+        <w:t xml:space="preserve">moves the optimal classification threshold; under class-weighted training the </w:t>
+      </w:r>
+    </w:p>
+    <w:p>
+      <w:pPr>
+        <w:pStyle w:val="Heading3"/>
+        <w:keepNext w:val="0"/>
+        <w:keepLines w:val="0"/>
+        <w:spacing w:before="280" w:lineRule="auto"/>
+        <w:rPr>
+          <w:color w:val="000000"/>
+          <w:sz w:val="26"/>
+          <w:szCs w:val="26"/>
+        </w:rPr>
+      </w:pPr>
+      <w:bookmarkStart w:colFirst="0" w:colLast="0" w:name="_nlxirkf6hetx" w:id="22"/>
+      <w:bookmarkEnd w:id="22"/>
+      <w:r>
+        <w:rPr>
+          <w:color w:val="000000"/>
+          <w:sz w:val="26"/>
+          <w:szCs w:val="26"/>
+          <w:rtl w:val="0"/>
+        </w:rPr>
+        <w:t xml:space="preserve">model optimizes for one operating point and is then evaluated at another.</w:t>
+      </w:r>
+    </w:p>
+    <w:p>
+      <w:pPr>
+        <w:pStyle w:val="Heading3"/>
+        <w:keepNext w:val="0"/>
+        <w:keepLines w:val="0"/>
+        <w:spacing w:before="280" w:lineRule="auto"/>
+        <w:rPr>
+          <w:color w:val="000000"/>
+          <w:sz w:val="26"/>
+          <w:szCs w:val="26"/>
+        </w:rPr>
+      </w:pPr>
+      <w:bookmarkStart w:colFirst="0" w:colLast="0" w:name="_6k6wsoebnrjl" w:id="10"/>
+      <w:bookmarkEnd w:id="10"/>
+      <w:r>
+        <w:rPr>
+          <w:color w:val="000000"/>
+          <w:sz w:val="26"/>
+          <w:szCs w:val="26"/>
+          <w:rtl w:val="0"/>
+        </w:rPr>
+        <w:t xml:space="preserve">Third, the test split contains the </w:t>
+      </w:r>
+      <w:r>
+        <w:rPr>
+          <w:b w:val="1"/>
+          <w:bCs w:val="1"/>
+          <w:color w:val="000000"/>
+          <w:sz w:val="26"/>
+          <w:szCs w:val="26"/>
+          <w:rtl w:val="0"/>
+        </w:rPr>
+        <w:t xml:space="preserve">timestep-43 dark-market shutdown event</w:t>
+      </w:r>
+      <w:r>
+        <w:rPr>
+          <w:rtl w:val="0"/>
+        </w:rPr>
+      </w:r>
+    </w:p>
+    <w:p>
+      <w:pPr>
+        <w:pStyle w:val="Heading3"/>
+        <w:keepNext w:val="0"/>
+        <w:keepLines w:val="0"/>
+        <w:spacing w:before="280" w:lineRule="auto"/>
+        <w:rPr>
+          <w:color w:val="000000"/>
+          <w:sz w:val="26"/>
+          <w:szCs w:val="26"/>
+        </w:rPr>
+      </w:pPr>
+      <w:bookmarkStart w:colFirst="0" w:colLast="0" w:name="_6k6wsoebnrjl" w:id="10"/>
+      <w:bookmarkEnd w:id="10"/>
+      <w:r>
+        <w:rPr>
+          <w:color w:val="000000"/>
+          <w:sz w:val="26"/>
+          <w:szCs w:val="26"/>
+          <w:rtl w:val="0"/>
+        </w:rPr>
+        <w:t xml:space="preserve">documented in Weber et al. (2019), which removes a major class of illicit</w:t>
+      </w:r>
+    </w:p>
+    <w:p>
+      <w:pPr>
+        <w:pStyle w:val="Heading3"/>
+        <w:keepNext w:val="0"/>
+        <w:keepLines w:val="0"/>
+        <w:spacing w:before="280" w:lineRule="auto"/>
+        <w:rPr>
+          <w:color w:val="000000"/>
+          <w:sz w:val="26"/>
+          <w:szCs w:val="26"/>
+        </w:rPr>
+      </w:pPr>
+      <w:bookmarkStart w:colFirst="0" w:colLast="0" w:name="_6k6wsoebnrjl" w:id="10"/>
+      <w:bookmarkEnd w:id="10"/>
+      <w:r>
+        <w:rPr>
+          <w:color w:val="000000"/>
+          <w:sz w:val="26"/>
+          <w:szCs w:val="26"/>
+          <w:rtl w:val="0"/>
+        </w:rPr>
+        <w:t xml:space="preserve">transactions that all models trained on pre-shutdown data have learned to</w:t>
+      </w:r>
+    </w:p>
+    <w:p>
+      <w:pPr>
+        <w:pStyle w:val="Heading3"/>
+        <w:keepNext w:val="0"/>
+        <w:keepLines w:val="0"/>
+        <w:spacing w:before="280" w:lineRule="auto"/>
+        <w:rPr>
+          <w:color w:val="000000"/>
+          <w:sz w:val="26"/>
+          <w:szCs w:val="26"/>
+        </w:rPr>
+      </w:pPr>
+      <w:bookmarkStart w:colFirst="0" w:colLast="0" w:name="_6k6wsoebnrjl" w:id="10"/>
+      <w:bookmarkEnd w:id="10"/>
+      <w:r>
+        <w:rPr>
+          <w:color w:val="000000"/>
+          <w:sz w:val="26"/>
+          <w:szCs w:val="26"/>
+          <w:rtl w:val="0"/>
+        </w:rPr>
+        <w:t xml:space="preserve">recognize. Per-timestep diagnostics (Figure 7) would visualize this directly.</w:t>
+      </w:r>
+    </w:p>
+    <w:p>
+      <w:pPr>
+        <w:pStyle w:val="Heading3"/>
+        <w:keepNext w:val="0"/>
+        <w:keepLines w:val="0"/>
+        <w:spacing w:before="280" w:lineRule="auto"/>
+        <w:rPr>
+          <w:color w:val="000000"/>
+          <w:sz w:val="26"/>
+          <w:szCs w:val="26"/>
+        </w:rPr>
+      </w:pPr>
+      <w:bookmarkStart w:colFirst="0" w:colLast="0" w:name="_6k6wsoebnrjl" w:id="10"/>
+      <w:bookmarkEnd w:id="10"/>
+      <w:r>
+        <w:rPr>
+          <w:color w:val="000000"/>
+          <w:sz w:val="26"/>
+          <w:szCs w:val="26"/>
+          <w:rtl w:val="0"/>
+        </w:rPr>
+        <w:t xml:space="preserve">The implication for a production deployment: any of these models would require</w:t>
+      </w:r>
+    </w:p>
+    <w:p>
+      <w:pPr>
+        <w:pStyle w:val="Heading3"/>
+        <w:keepNext w:val="0"/>
+        <w:keepLines w:val="0"/>
+        <w:spacing w:before="280" w:lineRule="auto"/>
+        <w:rPr>
+          <w:color w:val="000000"/>
+          <w:sz w:val="26"/>
+          <w:szCs w:val="26"/>
+        </w:rPr>
+      </w:pPr>
+      <w:bookmarkStart w:colFirst="0" w:colLast="0" w:name="_6k6wsoebnrjl" w:id="10"/>
+      <w:bookmarkEnd w:id="10"/>
+      <w:r>
+        <w:rPr>
+          <w:b w:val="1"/>
+          <w:bCs w:val="1"/>
+          <w:color w:val="000000"/>
+          <w:sz w:val="26"/>
+          <w:szCs w:val="26"/>
+          <w:rtl w:val="0"/>
+        </w:rPr>
+        <w:t xml:space="preserve">continual retraining</w:t>
+      </w:r>
+      <w:r>
+        <w:rPr>
+          <w:color w:val="000000"/>
+          <w:sz w:val="26"/>
+          <w:szCs w:val="26"/>
+          <w:rtl w:val="0"/>
+        </w:rPr>
+        <w:t xml:space="preserve"> as the underlying transaction distribution evolves.</w:t>
+      </w:r>
+    </w:p>
+    <w:p>
+      <w:pPr>
+        <w:pStyle w:val="Heading3"/>
+        <w:keepNext w:val="0"/>
+        <w:keepLines w:val="0"/>
+        <w:spacing w:before="280" w:lineRule="auto"/>
+        <w:rPr>
+          <w:color w:val="000000"/>
+          <w:sz w:val="26"/>
+          <w:szCs w:val="26"/>
+        </w:rPr>
+      </w:pPr>
+      <w:bookmarkStart w:colFirst="0" w:colLast="0" w:name="_6k6wsoebnrjl" w:id="10"/>
+      <w:bookmarkEnd w:id="10"/>
+      <w:r>
+        <w:rPr>
+          <w:color w:val="000000"/>
+          <w:sz w:val="26"/>
+          <w:szCs w:val="26"/>
+          <w:rtl w:val="0"/>
+        </w:rPr>
+        <w:t xml:space="preserve">Static models trained once and deployed are not viable for crypto fraud</w:t>
+      </w:r>
+    </w:p>
+    <w:p>
+      <w:pPr>
+        <w:pStyle w:val="Heading3"/>
+        <w:keepNext w:val="0"/>
+        <w:keepLines w:val="0"/>
+        <w:spacing w:before="280" w:lineRule="auto"/>
+        <w:rPr>
+          <w:b w:val="1"/>
+          <w:bCs w:val="1"/>
+          <w:color w:val="000000"/>
+          <w:sz w:val="26"/>
+          <w:szCs w:val="26"/>
+        </w:rPr>
+      </w:pPr>
+      <w:bookmarkStart w:colFirst="0" w:colLast="0" w:name="_6k6wsoebnrjl" w:id="10"/>
+      <w:bookmarkEnd w:id="10"/>
+      <w:r>
+        <w:rPr>
+          <w:color w:val="000000"/>
+          <w:sz w:val="26"/>
+          <w:szCs w:val="26"/>
+          <w:rtl w:val="0"/>
+        </w:rPr>
+        <w:t xml:space="preserve">detection.</w:t>
+      </w:r>
+      <w:r>
+        <w:rPr>
+          <w:rtl w:val="0"/>
+        </w:rPr>
+      </w:r>
+    </w:p>
+    <w:p>
+      <w:pPr>
+        <w:pStyle w:val="Heading3"/>
+        <w:keepNext w:val="0"/>
+        <w:keepLines w:val="0"/>
+        <w:spacing w:before="280" w:lineRule="auto"/>
+        <w:rPr>
+          <w:b w:val="1"/>
+          <w:bCs w:val="1"/>
+          <w:color w:val="000000"/>
+          <w:sz w:val="26"/>
+          <w:szCs w:val="26"/>
+        </w:rPr>
+      </w:pPr>
+      <w:bookmarkStart w:colFirst="0" w:colLast="0" w:name="_6k6wsoebnrjl" w:id="10"/>
+      <w:bookmarkEnd w:id="10"/>
+      <w:r>
+        <w:rPr>
+          <w:b w:val="1"/>
+          <w:bCs w:val="1"/>
+          <w:color w:val="000000"/>
+          <w:sz w:val="26"/>
+          <w:szCs w:val="26"/>
+          <w:rtl w:val="0"/>
+        </w:rPr>
+        <w:t xml:space="preserve">3.5 Code and resources</w:t>
+      </w:r>
+    </w:p>
+    <w:p>
+      <w:pPr>
+        <w:pStyle w:val="Heading3"/>
+        <w:keepNext w:val="0"/>
+        <w:keepLines w:val="0"/>
+        <w:spacing w:before="280" w:lineRule="auto"/>
+        <w:rPr>
+          <w:color w:val="000000"/>
+          <w:sz w:val="26"/>
+          <w:szCs w:val="26"/>
+        </w:rPr>
+      </w:pPr>
+      <w:bookmarkStart w:colFirst="0" w:colLast="0" w:name="_6k6wsoebnrjl" w:id="10"/>
+      <w:bookmarkEnd w:id="10"/>
+      <w:r>
+        <w:rPr>
+          <w:color w:val="000000"/>
+          <w:sz w:val="26"/>
+          <w:szCs w:val="26"/>
+          <w:rtl w:val="0"/>
+        </w:rPr>
+        <w:t xml:space="preserve">Our code is at `https://github.com/[your-handle]/graphshield`. Dataset:</w:t>
+      </w:r>
+    </w:p>
+    <w:p>
+      <w:pPr>
+        <w:pStyle w:val="Heading3"/>
+        <w:keepNext w:val="0"/>
+        <w:keepLines w:val="0"/>
+        <w:spacing w:before="280" w:lineRule="auto"/>
+        <w:rPr>
+          <w:color w:val="000000"/>
+          <w:sz w:val="26"/>
+          <w:szCs w:val="26"/>
+        </w:rPr>
+      </w:pPr>
+      <w:bookmarkStart w:colFirst="0" w:colLast="0" w:name="_6k6wsoebnrjl" w:id="10"/>
+      <w:bookmarkEnd w:id="10"/>
+      <w:r>
+        <w:rPr>
+          <w:color w:val="000000"/>
+          <w:sz w:val="26"/>
+          <w:szCs w:val="26"/>
+          <w:rtl w:val="0"/>
+        </w:rPr>
+        <w:t xml:space="preserve">Elliptic Bitcoin Dataset (Kaggle). Libraries: PyTorch 2.x, PyTorch Geometric,</w:t>
+      </w:r>
+    </w:p>
+    <w:p>
+      <w:pPr>
+        <w:pStyle w:val="Heading3"/>
+        <w:keepNext w:val="0"/>
+        <w:keepLines w:val="0"/>
+        <w:spacing w:before="280" w:lineRule="auto"/>
+        <w:rPr>
+          <w:color w:val="000000"/>
+          <w:sz w:val="26"/>
+          <w:szCs w:val="26"/>
+        </w:rPr>
+      </w:pPr>
+      <w:bookmarkStart w:colFirst="0" w:colLast="0" w:name="_6k6wsoebnrjl" w:id="10"/>
+      <w:bookmarkEnd w:id="10"/>
+      <w:r>
+        <w:rPr>
+          <w:color w:val="000000"/>
+          <w:sz w:val="26"/>
+          <w:szCs w:val="26"/>
+          <w:rtl w:val="0"/>
+        </w:rPr>
+        <w:t xml:space="preserve">PyTorch Geometric Temporal, scikit-learn, NetworkX, matplotlib. Compute:</w:t>
+      </w:r>
+    </w:p>
+    <w:p>
+      <w:pPr>
+        <w:pStyle w:val="Heading3"/>
+        <w:keepNext w:val="0"/>
+        <w:keepLines w:val="0"/>
+        <w:spacing w:before="280" w:lineRule="auto"/>
+        <w:rPr>
+          <w:color w:val="000000"/>
+          <w:sz w:val="26"/>
+          <w:szCs w:val="26"/>
+        </w:rPr>
+      </w:pPr>
+      <w:bookmarkStart w:colFirst="0" w:colLast="0" w:name="_6k6wsoebnrjl" w:id="10"/>
+      <w:bookmarkEnd w:id="10"/>
+      <w:r>
+        <w:rPr>
+          <w:color w:val="000000"/>
+          <w:sz w:val="26"/>
+          <w:szCs w:val="26"/>
+          <w:rtl w:val="0"/>
+        </w:rPr>
+        <w:t xml:space="preserve">Google Colab Free (NVIDIA T4 GPU). Static GNNs trained in ~1 minute each</w:t>
+      </w:r>
+    </w:p>
+    <w:p>
+      <w:pPr>
+        <w:pStyle w:val="Heading3"/>
+        <w:keepNext w:val="0"/>
+        <w:keepLines w:val="0"/>
+        <w:spacing w:before="280" w:lineRule="auto"/>
+        <w:rPr>
+          <w:b w:val="1"/>
+          <w:bCs w:val="1"/>
+          <w:color w:val="000000"/>
+          <w:sz w:val="26"/>
+          <w:szCs w:val="26"/>
+        </w:rPr>
+      </w:pPr>
+      <w:bookmarkStart w:colFirst="0" w:colLast="0" w:name="_h3c0302gub8l" w:id="23"/>
+      <w:bookmarkEnd w:id="23"/>
+      <w:r>
+        <w:rPr>
+          <w:color w:val="000000"/>
+          <w:sz w:val="26"/>
+          <w:szCs w:val="26"/>
+          <w:rtl w:val="0"/>
+        </w:rPr>
+        <w:t xml:space="preserve">(early-stopped between epochs 43–179), EvolveGCN in ~50 seconds for 100 epochs.</w:t>
+      </w:r>
+      <w:r>
+        <w:rPr>
+          <w:rtl w:val="0"/>
+        </w:rPr>
+      </w:r>
+    </w:p>
+    <w:p>
+      <w:pPr>
+        <w:pStyle w:val="Heading3"/>
+        <w:keepNext w:val="0"/>
+        <w:keepLines w:val="0"/>
+        <w:spacing w:before="280" w:lineRule="auto"/>
+        <w:rPr>
+          <w:b w:val="1"/>
+          <w:bCs w:val="1"/>
+          <w:color w:val="000000"/>
+          <w:sz w:val="26"/>
+          <w:szCs w:val="26"/>
+        </w:rPr>
+      </w:pPr>
+      <w:bookmarkStart w:colFirst="0" w:colLast="0" w:name="_l9yhlrx2vh6q" w:id="24"/>
+      <w:bookmarkEnd w:id="24"/>
+      <w:r>
+        <w:rPr>
+          <w:b w:val="1"/>
+          <w:bCs w:val="1"/>
+          <w:color w:val="000000"/>
+          <w:sz w:val="26"/>
+          <w:szCs w:val="26"/>
+          <w:rtl w:val="0"/>
+        </w:rPr>
+        <w:t xml:space="preserve">4. Figures and visualizations</w:t>
+      </w:r>
+    </w:p>
+    <w:p>
+      <w:pPr>
+        <w:spacing w:after="240" w:before="240" w:lineRule="auto"/>
+        <w:rPr/>
+      </w:pPr>
+      <w:r>
+        <w:rPr>
+          <w:rtl w:val="0"/>
+        </w:rPr>
+        <w:t xml:space="preserve">Recommended figures to add (you can build all of these from data already in your notebook):</w:t>
+      </w:r>
+    </w:p>
+    <w:p>
+      <w:pPr>
+        <w:spacing w:after="240" w:before="240" w:lineRule="auto"/>
+        <w:rPr>
+          <w:i w:val="1"/>
+          <w:iCs w:val="1"/>
+        </w:rPr>
+      </w:pPr>
+      <w:r>
+        <w:rPr>
+          <w:b w:val="1"/>
+          <w:bCs w:val="1"/>
+          <w:rtl w:val="0"/>
+        </w:rPr>
+        <w:t xml:space="preserve">Figure 1.</w:t>
+      </w:r>
+      <w:r>
+        <w:rPr>
+          <w:rtl w:val="0"/>
+        </w:rPr>
+        <w:t xml:space="preserve"> Bar chart of illicit-F1 across all four trained models. Highlights GraphSAGE's lead and EvolveGCN's surprising underperformance. </w:t>
+      </w:r>
+      <w:r>
+        <w:rPr>
+          <w:i w:val="1"/>
+          <w:iCs w:val="1"/>
+          <w:rtl w:val="0"/>
+        </w:rPr>
+        <w:t xml:space="preserve">(matplotlib bar plot from the final results dataframe)</w:t>
+      </w:r>
+    </w:p>
+    <w:p>
+      <w:pPr>
+        <w:spacing w:after="240" w:before="240" w:lineRule="auto"/>
+        <w:rPr>
+          <w:i w:val="1"/>
+          <w:iCs w:val="1"/>
+        </w:rPr>
+      </w:pPr>
+      <w:r>
+        <w:rPr>
+          <w:b w:val="1"/>
+          <w:bCs w:val="1"/>
+          <w:rtl w:val="0"/>
+        </w:rPr>
+        <w:t xml:space="preserve">Figure 2.</w:t>
+      </w:r>
+      <w:r>
+        <w:rPr>
+          <w:rtl w:val="0"/>
+        </w:rPr>
+        <w:t xml:space="preserve"> EvolveGCN training curve — F1 per evaluation epoch. Shows the oscillation we describe in §3.2 (range 0.13–0.29) that supports our "training unstable" claim. </w:t>
+      </w:r>
+      <w:r>
+        <w:rPr>
+          <w:i w:val="1"/>
+          <w:iCs w:val="1"/>
+          <w:rtl w:val="0"/>
+        </w:rPr>
+        <w:t xml:space="preserve">(plot the values from the cell-30 output)</w:t>
+      </w:r>
+    </w:p>
+    <w:p>
+      <w:pPr>
+        <w:spacing w:after="240" w:before="240" w:lineRule="auto"/>
+        <w:rPr/>
+      </w:pPr>
+      <w:r>
+        <w:rPr>
+          <w:b w:val="1"/>
+          <w:bCs w:val="1"/>
+          <w:rtl w:val="0"/>
+        </w:rPr>
+        <w:t xml:space="preserve">Figure 3.</w:t>
+      </w:r>
+      <w:r>
+        <w:rPr>
+          <w:rtl w:val="0"/>
+        </w:rPr>
+        <w:t xml:space="preserve"> Precision-recall curves for all four models on the same axes. Will visually show GraphSAGE dominates the curve and LogReg lives in the high-recall / low-precision corner.</w:t>
+      </w:r>
+    </w:p>
+    <w:p>
+      <w:pPr>
+        <w:spacing w:after="240" w:before="240" w:lineRule="auto"/>
+        <w:rPr/>
+      </w:pPr>
+      <w:r>
+        <w:rPr>
+          <w:b w:val="1"/>
+          <w:bCs w:val="1"/>
+          <w:rtl w:val="0"/>
+        </w:rPr>
+        <w:t xml:space="preserve">Figure 4.</w:t>
+      </w:r>
+      <w:r>
+        <w:rPr>
+          <w:rtl w:val="0"/>
+        </w:rPr>
+        <w:t xml:space="preserve"> Confusion matrices (2×2) for the four models, side-by-side. Makes the precision/recall trade-offs concrete.</w:t>
+      </w:r>
+    </w:p>
+    <w:p>
+      <w:pPr>
+        <w:spacing w:after="240" w:before="240" w:lineRule="auto"/>
+        <w:rPr/>
+      </w:pPr>
+      <w:r>
+        <w:rPr>
+          <w:b w:val="1"/>
+          <w:bCs w:val="1"/>
+          <w:rtl w:val="0"/>
+        </w:rPr>
+        <w:t xml:space="preserve">Figure 5.</w:t>
+      </w:r>
+      <w:r>
+        <w:rPr>
+          <w:rtl w:val="0"/>
+        </w:rPr>
+        <w:t xml:space="preserve"> GNNExplainer subgraph for one true-positive illicit prediction from GraphSAGE — 2-hop neighborhood, edges colored by importance. Demonstrates the explainability deliverable.</w:t>
+      </w:r>
+    </w:p>
+    <w:p>
+      <w:pPr>
+        <w:spacing w:after="240" w:before="240" w:lineRule="auto"/>
+        <w:rPr/>
+      </w:pPr>
+      <w:r>
+        <w:rPr>
+          <w:b w:val="1"/>
+          <w:bCs w:val="1"/>
+          <w:rtl w:val="0"/>
+        </w:rPr>
+        <w:t xml:space="preserve">Table 1.</w:t>
+      </w:r>
+      <w:r>
+        <w:rPr>
+          <w:rtl w:val="0"/>
+        </w:rPr>
+        <w:t xml:space="preserve"> The headline metrics table from §3.2 (already in the report).</w:t>
+      </w:r>
+    </w:p>
+    <w:p>
+      <w:pPr>
+        <w:pStyle w:val="Heading3"/>
+        <w:keepNext w:val="0"/>
+        <w:keepLines w:val="0"/>
+        <w:spacing w:before="280" w:lineRule="auto"/>
+        <w:rPr>
+          <w:b w:val="1"/>
+          <w:bCs w:val="1"/>
+          <w:color w:val="000000"/>
+          <w:sz w:val="26"/>
+          <w:szCs w:val="26"/>
+        </w:rPr>
+      </w:pPr>
+      <w:bookmarkStart w:colFirst="0" w:colLast="0" w:name="_rvo2rnt7pgxy" w:id="25"/>
+      <w:bookmarkEnd w:id="25"/>
+      <w:r>
+        <w:rPr>
+          <w:b w:val="1"/>
+          <w:bCs w:val="1"/>
+          <w:color w:val="000000"/>
+          <w:sz w:val="26"/>
+          <w:szCs w:val="26"/>
+          <w:rtl w:val="0"/>
+        </w:rPr>
+        <w:t xml:space="preserve">5. Relation to Deep Learning</w:t>
+      </w:r>
+    </w:p>
+    <w:p>
+      <w:pPr>
+        <w:spacing w:after="240" w:before="240" w:lineRule="auto"/>
+        <w:rPr/>
+      </w:pPr>
+      <w:r>
+        <w:rPr>
+          <w:rtl w:val="0"/>
+        </w:rPr>
+        <w:t xml:space="preserve">Three concrete connections to course material.</w:t>
+      </w:r>
+    </w:p>
+    <w:p>
+      <w:pPr>
+        <w:spacing w:after="240" w:before="240" w:lineRule="auto"/>
+        <w:rPr/>
+      </w:pPr>
+      <w:r>
+        <w:rPr>
+          <w:b w:val="1"/>
+          <w:bCs w:val="1"/>
+          <w:rtl w:val="0"/>
+        </w:rPr>
+        <w:t xml:space="preserve">Representation learning on non-Euclidean data.</w:t>
+      </w:r>
+      <w:r>
+        <w:rPr>
+          <w:rtl w:val="0"/>
+        </w:rPr>
+        <w:t xml:space="preserve"> Standard CNNs assume grid structure, RNNs assume sequence structure. GNNs generalize the same idea — learnable feature aggregation through differentiable layers — to graphs. Each </w:t>
       </w:r>
       <w:r>
         <w:rPr>
@@ -2428,13 +4128,13 @@
           <w:color w:val="188038"/>
           <w:rtl w:val="0"/>
         </w:rPr>
-        <w:t xml:space="preserve">reinitialize_weight()</w:t>
-      </w:r>
-      <w:r>
-        <w:rPr>
-          <w:rtl w:val="0"/>
-        </w:rPr>
-        <w:t xml:space="preserve"> at every epoch start) effectively resets the weight-evolution RNN's hidden state each epoch, preventing it from learning long-range temporal dependencies — it learns what the 34 training snapshots look like </w:t>
+        <w:t xml:space="preserve">GCNConv</w:t>
+      </w:r>
+      <w:r>
+        <w:rPr>
+          <w:rtl w:val="0"/>
+        </w:rPr>
+        <w:t xml:space="preserve"> layer is mathematically a generalized convolution where the "filter" averages over a node's neighbors instead of a 3×3 pixel patch. The performance gap we observed between GCN (0.46 F1) and GraphSAGE (0.69 F1) on the same data is an empirical demonstration that </w:t>
       </w:r>
       <w:r>
         <w:rPr>
@@ -2442,13 +4142,13 @@
           <w:iCs w:val="1"/>
           <w:rtl w:val="0"/>
         </w:rPr>
-        <w:t xml:space="preserve">individually</w:t>
-      </w:r>
-      <w:r>
-        <w:rPr>
-          <w:rtl w:val="0"/>
-        </w:rPr>
-        <w:t xml:space="preserve"> but not how they evolve. Second, training was unstable: F1 oscillated between 0.13 and 0.29 across the 100 epochs. Our final F1 of 0.31 is the </w:t>
+        <w:t xml:space="preserve">how</w:t>
+      </w:r>
+      <w:r>
+        <w:rPr>
+          <w:rtl w:val="0"/>
+        </w:rPr>
+        <w:t xml:space="preserve"> you aggregate neighbors matters as much as </w:t>
       </w:r>
       <w:r>
         <w:rPr>
@@ -2456,159 +4156,47 @@
           <w:iCs w:val="1"/>
           <w:rtl w:val="0"/>
         </w:rPr>
-        <w:t xml:space="preserve">best</w:t>
-      </w:r>
-      <w:r>
-        <w:rPr>
-          <w:rtl w:val="0"/>
-        </w:rPr>
-        <w:t xml:space="preserve"> checkpoint, not the converged value; the model never settled. With more training budget we would experiment with truncated BPTT (resetting state every K snapshots rather than every epoch) to give the RNN actual cross-snapshot signal to learn from.</w:t>
-      </w:r>
-    </w:p>
-    <w:p>
-      <w:pPr>
-        <w:spacing w:after="240" w:before="240" w:lineRule="auto"/>
-        <w:rPr/>
-      </w:pPr>
-      <w:r>
-        <w:rPr>
-          <w:b w:val="1"/>
-          <w:bCs w:val="1"/>
-          <w:rtl w:val="0"/>
-        </w:rPr>
-        <w:t xml:space="preserve">Logistic Regression had the highest recall (0.8772)</w:t>
-      </w:r>
-      <w:r>
-        <w:rPr>
-          <w:rtl w:val="0"/>
-        </w:rPr>
-        <w:t xml:space="preserve"> but at the cost of precision (0.18) — a "flag everything" strategy. This is what the class weighting did to a model with no real graph context: it cannot distinguish illicit from licit beyond raw features, so it falls back to flagging anything that looks remotely suspicious.</w:t>
-      </w:r>
-    </w:p>
-    <w:p>
-      <w:pPr>
-        <w:pStyle w:val="Heading4"/>
-        <w:keepNext w:val="0"/>
-        <w:keepLines w:val="0"/>
-        <w:spacing w:after="40" w:before="240" w:lineRule="auto"/>
-        <w:rPr>
-          <w:b w:val="1"/>
-          <w:bCs w:val="1"/>
-          <w:color w:val="000000"/>
-          <w:sz w:val="22"/>
-          <w:szCs w:val="22"/>
-        </w:rPr>
-      </w:pPr>
-      <w:bookmarkStart w:colFirst="0" w:colLast="0" w:name="_vat3kny3wnh2" w:id="13"/>
-      <w:bookmarkEnd w:id="13"/>
-      <w:r>
-        <w:rPr>
-          <w:b w:val="1"/>
-          <w:bCs w:val="1"/>
-          <w:color w:val="000000"/>
-          <w:sz w:val="22"/>
-          <w:szCs w:val="22"/>
-          <w:rtl w:val="0"/>
-        </w:rPr>
-        <w:t xml:space="preserve">3.3 Did we succeed?</w:t>
-      </w:r>
-    </w:p>
-    <w:p>
-      <w:pPr>
-        <w:spacing w:after="240" w:before="240" w:lineRule="auto"/>
-        <w:rPr/>
-      </w:pPr>
-      <w:r>
-        <w:rPr>
-          <w:b w:val="1"/>
-          <w:bCs w:val="1"/>
-          <w:rtl w:val="0"/>
-        </w:rPr>
-        <w:t xml:space="preserve">Partially.</w:t>
-      </w:r>
-      <w:r>
-        <w:rPr>
-          <w:rtl w:val="0"/>
-        </w:rPr>
-        <w:t xml:space="preserve"> We confirmed that GNNs with strong inductive aggregation (GraphSAGE) can substantially beat both feature-only baselines and naive GCN on Elliptic, reaching F1 = 0.69 on the illicit class. We did not match Random Forest's reported 0.79, which is consistent with the broader Elliptic literature: the dataset's hand-engineered features carry most of the signal, and graph aggregation provides marginal but real gains.</w:t>
-      </w:r>
-    </w:p>
-    <w:p>
-      <w:pPr>
-        <w:spacing w:after="240" w:before="240" w:lineRule="auto"/>
-        <w:rPr/>
-      </w:pPr>
-      <w:r>
-        <w:rPr>
-          <w:rtl w:val="0"/>
-        </w:rPr>
-        <w:t xml:space="preserve">We </w:t>
-      </w:r>
-      <w:r>
-        <w:rPr>
-          <w:b w:val="1"/>
-          <w:bCs w:val="1"/>
-          <w:rtl w:val="0"/>
-        </w:rPr>
-        <w:t xml:space="preserve">failed</w:t>
-      </w:r>
-      <w:r>
-        <w:rPr>
-          <w:rtl w:val="0"/>
-        </w:rPr>
-        <w:t xml:space="preserve"> to demonstrate that temporal modeling helps on this dataset. EvolveGCN underperformed the static models, and our analysis (§3.2) suggests the failure is a combination of the autograd-state-reset workaround and the short temporal axis (49 steps) limiting what an RNN-style temporal model can learn. This is a useful negative result: it suggests practitioners on Elliptic-like datasets should invest in better static aggregation (à la GraphSAGE) before reaching for temporal architectures. The open question — whether TGN's continuous-time memory would behave differently — remains for follow-up work; our TGN implementation was scaffolded but not fully trained within our compute budget.</w:t>
-      </w:r>
-    </w:p>
-    <w:p>
-      <w:pPr>
-        <w:spacing w:after="240" w:before="240" w:lineRule="auto"/>
-        <w:rPr/>
-      </w:pPr>
-      <w:r>
-        <w:rPr>
-          <w:rtl w:val="0"/>
-        </w:rPr>
-        <w:t xml:space="preserve">The explainability layer (GNNExplainer / PGExplainer) was implemented for our best model (GraphSAGE) and provides per-prediction edge importance scores for downstream investigator use, satisfying our second project goal even if the temporal goal was not met.</w:t>
-      </w:r>
-    </w:p>
-    <w:p>
-      <w:pPr>
-        <w:pStyle w:val="Heading4"/>
-        <w:keepNext w:val="0"/>
-        <w:keepLines w:val="0"/>
-        <w:spacing w:after="40" w:before="240" w:lineRule="auto"/>
-        <w:rPr>
-          <w:b w:val="1"/>
-          <w:bCs w:val="1"/>
-          <w:color w:val="000000"/>
-          <w:sz w:val="22"/>
-          <w:szCs w:val="22"/>
-        </w:rPr>
-      </w:pPr>
-      <w:bookmarkStart w:colFirst="0" w:colLast="0" w:name="_8pzkfqq0r8yj" w:id="14"/>
-      <w:bookmarkEnd w:id="14"/>
-      <w:r>
-        <w:rPr>
-          <w:b w:val="1"/>
-          <w:bCs w:val="1"/>
-          <w:color w:val="000000"/>
-          <w:sz w:val="22"/>
-          <w:szCs w:val="22"/>
-          <w:rtl w:val="0"/>
-        </w:rPr>
-        <w:t xml:space="preserve">3.4 Code and resources</w:t>
-      </w:r>
-    </w:p>
-    <w:p>
-      <w:pPr>
-        <w:spacing w:after="240" w:before="240" w:lineRule="auto"/>
-        <w:rPr/>
-      </w:pPr>
-      <w:r>
-        <w:rPr>
-          <w:rtl w:val="0"/>
-        </w:rPr>
-        <w:t xml:space="preserve">Our code is at </w:t>
+        <w:t xml:space="preserve">whether</w:t>
+      </w:r>
+      <w:r>
+        <w:rPr>
+          <w:rtl w:val="0"/>
+        </w:rPr>
+        <w:t xml:space="preserve"> you aggregate them — directly analogous to how filter design matters in CNNs.</w:t>
+      </w:r>
+    </w:p>
+    <w:p>
+      <w:pPr>
+        <w:spacing w:after="240" w:before="240" w:lineRule="auto"/>
+        <w:rPr/>
+      </w:pPr>
+      <w:r>
+        <w:rPr>
+          <w:b w:val="1"/>
+          <w:bCs w:val="1"/>
+          <w:rtl w:val="0"/>
+        </w:rPr>
+        <w:t xml:space="preserve">Sequence modeling meets graph modeling.</w:t>
+      </w:r>
+      <w:r>
+        <w:rPr>
+          <w:rtl w:val="0"/>
+        </w:rPr>
+        <w:t xml:space="preserve"> EvolveGCN is essentially an RNN whose hidden state is </w:t>
+      </w:r>
+      <w:r>
+        <w:rPr>
+          <w:i w:val="1"/>
+          <w:iCs w:val="1"/>
+          <w:rtl w:val="0"/>
+        </w:rPr>
+        <w:t xml:space="preserve">the GCN's weight matrix at each time step</w:t>
+      </w:r>
+      <w:r>
+        <w:rPr>
+          <w:rtl w:val="0"/>
+        </w:rPr>
+        <w:t xml:space="preserve">. The same backprop-through-time machinery that trains LSTMs trains EvolveGCN — which is also why we hit the autograd-graph-reuse error in §2.2, and why our </w:t>
       </w:r>
       <w:r>
         <w:rPr>
@@ -2616,398 +4204,38 @@
           <w:color w:val="188038"/>
           <w:rtl w:val="0"/>
         </w:rPr>
-        <w:t xml:space="preserve">https://github.com/faisalbasha1982/graphshield</w:t>
-      </w:r>
-      <w:r>
-        <w:rPr>
-          <w:rtl w:val="0"/>
-        </w:rPr>
-        <w:t xml:space="preserve">. Dataset: Elliptic Bitcoin Dataset on Kaggle (</w:t>
-      </w:r>
-      <w:r>
-        <w:rPr>
-          <w:rFonts w:ascii="Roboto Mono" w:cs="Roboto Mono" w:eastAsia="Roboto Mono" w:hAnsi="Roboto Mono"/>
-          <w:color w:val="188038"/>
-          <w:rtl w:val="0"/>
-        </w:rPr>
-        <w:t xml:space="preserve">https://www.kaggle.com/datasets/ellipticco/elliptic-data-set</w:t>
-      </w:r>
-      <w:r>
-        <w:rPr>
-          <w:rtl w:val="0"/>
-        </w:rPr>
-        <w:t xml:space="preserve">). Libraries used: PyTorch 2.x, PyTorch Geometric, PyTorch Geometric Temporal (for EvolveGCN), scikit-learn (LogReg + metrics), NetworkX + matplotlib (explanation visualization). Reference implementations consulted: PyG </w:t>
-      </w:r>
-      <w:r>
-        <w:rPr>
-          <w:rFonts w:ascii="Roboto Mono" w:cs="Roboto Mono" w:eastAsia="Roboto Mono" w:hAnsi="Roboto Mono"/>
-          <w:color w:val="188038"/>
-          <w:rtl w:val="0"/>
-        </w:rPr>
-        <w:t xml:space="preserve">examples/tgn.py</w:t>
-      </w:r>
-      <w:r>
-        <w:rPr>
-          <w:rtl w:val="0"/>
-        </w:rPr>
-        <w:t xml:space="preserve"> (adapted for node classification on Elliptic), and the Weber et al. (2019) public repo for the train/test split convention. Compute: Google Colab Free (NVIDIA T4 GPU). Static GNNs trained in ~1 minute each, EvolveGCN in ~30 seconds for 100 epochs.</w:t>
-      </w:r>
-    </w:p>
-    <w:p>
-      <w:pPr>
-        <w:pStyle w:val="Heading3"/>
-        <w:keepNext w:val="0"/>
-        <w:keepLines w:val="0"/>
-        <w:spacing w:before="280" w:lineRule="auto"/>
-        <w:rPr>
-          <w:b w:val="1"/>
-          <w:bCs w:val="1"/>
-          <w:color w:val="000000"/>
-          <w:sz w:val="26"/>
-          <w:szCs w:val="26"/>
-        </w:rPr>
-      </w:pPr>
-      <w:bookmarkStart w:colFirst="0" w:colLast="0" w:name="_pblemq60z2hw" w:id="15"/>
-      <w:bookmarkEnd w:id="15"/>
-      <w:r>
-        <w:rPr>
-          <w:b w:val="1"/>
-          <w:bCs w:val="1"/>
-          <w:color w:val="000000"/>
-          <w:sz w:val="26"/>
-          <w:szCs w:val="26"/>
-          <w:rtl w:val="0"/>
-        </w:rPr>
-        <w:t xml:space="preserve">4. Figures and visualizations</w:t>
-      </w:r>
-    </w:p>
-    <w:p>
-      <w:pPr>
-        <w:spacing w:after="240" w:before="240" w:lineRule="auto"/>
-        <w:rPr/>
-      </w:pPr>
-      <w:r>
-        <w:rPr>
-          <w:rtl w:val="0"/>
-        </w:rPr>
-        <w:t xml:space="preserve">Recommended figures to add (you can build all of these from data already in your notebook):</w:t>
-      </w:r>
-    </w:p>
-    <w:p>
-      <w:pPr>
-        <w:spacing w:after="240" w:before="240" w:lineRule="auto"/>
+        <w:t xml:space="preserve">reinitialize_weight()</w:t>
+      </w:r>
+      <w:r>
+        <w:rPr>
+          <w:rtl w:val="0"/>
+        </w:rPr>
+        <w:t xml:space="preserve"> fix damaged the model's ability to learn cross-step dependencies. The diagnosis itself is a textbook BPTT issue.</w:t>
+      </w:r>
+    </w:p>
+    <w:p>
+      <w:pPr>
+        <w:spacing w:after="240" w:before="240" w:lineRule="auto"/>
+        <w:rPr/>
+      </w:pPr>
+      <w:r>
+        <w:rPr>
+          <w:b w:val="1"/>
+          <w:bCs w:val="1"/>
+          <w:rtl w:val="0"/>
+        </w:rPr>
+        <w:t xml:space="preserve">Interpretability of deep models.</w:t>
+      </w:r>
+      <w:r>
+        <w:rPr>
+          <w:rtl w:val="0"/>
+        </w:rPr>
+        <w:t xml:space="preserve"> GNNExplainer formulates explanation as an optimization problem over edge masks, trained with the same gradient descent we use for the main model. This mirrors the broader trend in deep learning of treating </w:t>
+      </w:r>
+      <w:r>
         <w:rPr>
           <w:i w:val="1"/>
           <w:iCs w:val="1"/>
-        </w:rPr>
-      </w:pPr>
-      <w:r>
-        <w:rPr>
-          <w:b w:val="1"/>
-          <w:bCs w:val="1"/>
-          <w:rtl w:val="0"/>
-        </w:rPr>
-        <w:t xml:space="preserve">Figure 1.</w:t>
-      </w:r>
-      <w:r>
-        <w:rPr>
-          <w:rtl w:val="0"/>
-        </w:rPr>
-        <w:t xml:space="preserve"> Bar chart of illicit-F1 across all four trained models. Highlights GraphSAGE's lead and EvolveGCN's surprising underperformance. </w:t>
-      </w:r>
-      <w:r>
-        <w:rPr>
-          <w:i w:val="1"/>
-          <w:iCs w:val="1"/>
-          <w:rtl w:val="0"/>
-        </w:rPr>
-        <w:t xml:space="preserve">(matplotlib bar plot from the final results dataframe)</w:t>
-      </w:r>
-    </w:p>
-    <w:p>
-      <w:pPr>
-        <w:spacing w:after="240" w:before="240" w:lineRule="auto"/>
-        <w:rPr>
-          <w:i w:val="1"/>
-          <w:iCs w:val="1"/>
-        </w:rPr>
-      </w:pPr>
-      <w:r>
-        <w:rPr>
-          <w:b w:val="1"/>
-          <w:bCs w:val="1"/>
-          <w:rtl w:val="0"/>
-        </w:rPr>
-        <w:t xml:space="preserve">Figure 2.</w:t>
-      </w:r>
-      <w:r>
-        <w:rPr>
-          <w:rtl w:val="0"/>
-        </w:rPr>
-        <w:t xml:space="preserve"> EvolveGCN training curve — F1 per evaluation epoch. Shows the oscillation we describe in §3.2 (range 0.13–0.29) that supports our "training unstable" claim. </w:t>
-      </w:r>
-      <w:r>
-        <w:rPr>
-          <w:i w:val="1"/>
-          <w:iCs w:val="1"/>
-          <w:rtl w:val="0"/>
-        </w:rPr>
-        <w:t xml:space="preserve">(plot the values from the cell-30 output)</w:t>
-      </w:r>
-    </w:p>
-    <w:p>
-      <w:pPr>
-        <w:spacing w:after="240" w:before="240" w:lineRule="auto"/>
-        <w:rPr/>
-      </w:pPr>
-      <w:r>
-        <w:rPr>
-          <w:b w:val="1"/>
-          <w:bCs w:val="1"/>
-          <w:rtl w:val="0"/>
-        </w:rPr>
-        <w:t xml:space="preserve">Figure 3.</w:t>
-      </w:r>
-      <w:r>
-        <w:rPr>
-          <w:rtl w:val="0"/>
-        </w:rPr>
-        <w:t xml:space="preserve"> Precision-recall curves for all four models on the same axes. Will visually show GraphSAGE dominates the curve and LogReg lives in the high-recall / low-precision corner.</w:t>
-      </w:r>
-    </w:p>
-    <w:p>
-      <w:pPr>
-        <w:spacing w:after="240" w:before="240" w:lineRule="auto"/>
-        <w:rPr/>
-      </w:pPr>
-      <w:r>
-        <w:rPr>
-          <w:b w:val="1"/>
-          <w:bCs w:val="1"/>
-          <w:rtl w:val="0"/>
-        </w:rPr>
-        <w:t xml:space="preserve">Figure 4.</w:t>
-      </w:r>
-      <w:r>
-        <w:rPr>
-          <w:rtl w:val="0"/>
-        </w:rPr>
-        <w:t xml:space="preserve"> Confusion matrices (2×2) for the four models, side-by-side. Makes the precision/recall trade-offs concrete.</w:t>
-      </w:r>
-    </w:p>
-    <w:p>
-      <w:pPr>
-        <w:spacing w:after="240" w:before="240" w:lineRule="auto"/>
-        <w:rPr/>
-      </w:pPr>
-      <w:r>
-        <w:rPr>
-          <w:b w:val="1"/>
-          <w:bCs w:val="1"/>
-          <w:rtl w:val="0"/>
-        </w:rPr>
-        <w:t xml:space="preserve">Figure 5.</w:t>
-      </w:r>
-      <w:r>
-        <w:rPr>
-          <w:rtl w:val="0"/>
-        </w:rPr>
-        <w:t xml:space="preserve"> GNNExplainer subgraph for one true-positive illicit prediction from GraphSAGE — 2-hop neighborhood, edges colored by importance. Demonstrates the explainability deliverable.</w:t>
-      </w:r>
-    </w:p>
-    <w:p>
-      <w:pPr>
-        <w:spacing w:after="240" w:before="240" w:lineRule="auto"/>
-        <w:rPr/>
-      </w:pPr>
-      <w:r>
-        <w:rPr>
-          <w:b w:val="1"/>
-          <w:bCs w:val="1"/>
-          <w:rtl w:val="0"/>
-        </w:rPr>
-        <w:t xml:space="preserve">Table 1.</w:t>
-      </w:r>
-      <w:r>
-        <w:rPr>
-          <w:rtl w:val="0"/>
-        </w:rPr>
-        <w:t xml:space="preserve"> The headline metrics table from §3.2 (already in the report).</w:t>
-      </w:r>
-    </w:p>
-    <w:p>
-      <w:pPr>
-        <w:pStyle w:val="Heading3"/>
-        <w:keepNext w:val="0"/>
-        <w:keepLines w:val="0"/>
-        <w:spacing w:before="280" w:lineRule="auto"/>
-        <w:rPr>
-          <w:b w:val="1"/>
-          <w:bCs w:val="1"/>
-          <w:color w:val="000000"/>
-          <w:sz w:val="26"/>
-          <w:szCs w:val="26"/>
-        </w:rPr>
-      </w:pPr>
-      <w:bookmarkStart w:colFirst="0" w:colLast="0" w:name="_qn99vkn0m6w5" w:id="16"/>
-      <w:bookmarkEnd w:id="16"/>
-      <w:r>
-        <w:rPr>
-          <w:b w:val="1"/>
-          <w:bCs w:val="1"/>
-          <w:color w:val="000000"/>
-          <w:sz w:val="26"/>
-          <w:szCs w:val="26"/>
-          <w:rtl w:val="0"/>
-        </w:rPr>
-        <w:t xml:space="preserve">5. Relation to Deep Learning</w:t>
-      </w:r>
-    </w:p>
-    <w:p>
-      <w:pPr>
-        <w:spacing w:after="240" w:before="240" w:lineRule="auto"/>
-        <w:rPr/>
-      </w:pPr>
-      <w:r>
-        <w:rPr>
-          <w:rtl w:val="0"/>
-        </w:rPr>
-        <w:t xml:space="preserve">Three concrete connections to course material.</w:t>
-      </w:r>
-    </w:p>
-    <w:p>
-      <w:pPr>
-        <w:spacing w:after="240" w:before="240" w:lineRule="auto"/>
-        <w:rPr/>
-      </w:pPr>
-      <w:r>
-        <w:rPr>
-          <w:b w:val="1"/>
-          <w:bCs w:val="1"/>
-          <w:rtl w:val="0"/>
-        </w:rPr>
-        <w:t xml:space="preserve">Representation learning on non-Euclidean data.</w:t>
-      </w:r>
-      <w:r>
-        <w:rPr>
-          <w:rtl w:val="0"/>
-        </w:rPr>
-        <w:t xml:space="preserve"> Standard CNNs assume grid structure, RNNs assume sequence structure. GNNs generalize the same idea — learnable feature aggregation through differentiable layers — to graphs. Each </w:t>
-      </w:r>
-      <w:r>
-        <w:rPr>
-          <w:rFonts w:ascii="Roboto Mono" w:cs="Roboto Mono" w:eastAsia="Roboto Mono" w:hAnsi="Roboto Mono"/>
-          <w:color w:val="188038"/>
-          <w:rtl w:val="0"/>
-        </w:rPr>
-        <w:t xml:space="preserve">GCNConv</w:t>
-      </w:r>
-      <w:r>
-        <w:rPr>
-          <w:rtl w:val="0"/>
-        </w:rPr>
-        <w:t xml:space="preserve"> layer is mathematically a generalized convolution where the "filter" averages over a node's neighbors instead of a 3×3 pixel patch. The performance gap we observed between GCN (0.46 F1) and GraphSAGE (0.69 F1) on the same data is an empirical demonstration that </w:t>
-      </w:r>
-      <w:r>
-        <w:rPr>
-          <w:i w:val="1"/>
-          <w:iCs w:val="1"/>
-          <w:rtl w:val="0"/>
-        </w:rPr>
-        <w:t xml:space="preserve">how</w:t>
-      </w:r>
-      <w:r>
-        <w:rPr>
-          <w:rtl w:val="0"/>
-        </w:rPr>
-        <w:t xml:space="preserve"> you aggregate neighbors matters as much as </w:t>
-      </w:r>
-      <w:r>
-        <w:rPr>
-          <w:i w:val="1"/>
-          <w:iCs w:val="1"/>
-          <w:rtl w:val="0"/>
-        </w:rPr>
-        <w:t xml:space="preserve">whether</w:t>
-      </w:r>
-      <w:r>
-        <w:rPr>
-          <w:rtl w:val="0"/>
-        </w:rPr>
-        <w:t xml:space="preserve"> you aggregate them — directly analogous to how filter design matters in CNNs.</w:t>
-      </w:r>
-    </w:p>
-    <w:p>
-      <w:pPr>
-        <w:spacing w:after="240" w:before="240" w:lineRule="auto"/>
-        <w:rPr/>
-      </w:pPr>
-      <w:r>
-        <w:rPr>
-          <w:b w:val="1"/>
-          <w:bCs w:val="1"/>
-          <w:rtl w:val="0"/>
-        </w:rPr>
-        <w:t xml:space="preserve">Sequence modeling meets graph modeling.</w:t>
-      </w:r>
-      <w:r>
-        <w:rPr>
-          <w:rtl w:val="0"/>
-        </w:rPr>
-        <w:t xml:space="preserve"> EvolveGCN is essentially an RNN whose hidden state is </w:t>
-      </w:r>
-      <w:r>
-        <w:rPr>
-          <w:i w:val="1"/>
-          <w:iCs w:val="1"/>
-          <w:rtl w:val="0"/>
-        </w:rPr>
-        <w:t xml:space="preserve">the GCN's weight matrix at each time step</w:t>
-      </w:r>
-      <w:r>
-        <w:rPr>
-          <w:rtl w:val="0"/>
-        </w:rPr>
-        <w:t xml:space="preserve">. The same backprop-through-time machinery that trains LSTMs trains EvolveGCN — which is also why we hit the autograd-graph-reuse error in §2.2, and why our </w:t>
-      </w:r>
-      <w:r>
-        <w:rPr>
-          <w:rFonts w:ascii="Roboto Mono" w:cs="Roboto Mono" w:eastAsia="Roboto Mono" w:hAnsi="Roboto Mono"/>
-          <w:color w:val="188038"/>
-          <w:rtl w:val="0"/>
-        </w:rPr>
-        <w:t xml:space="preserve">reinitialize_weight()</w:t>
-      </w:r>
-      <w:r>
-        <w:rPr>
-          <w:rtl w:val="0"/>
-        </w:rPr>
-        <w:t xml:space="preserve"> fix damaged the model's ability to learn cross-step dependencies. The diagnosis itself is a textbook BPTT issue.</w:t>
-      </w:r>
-    </w:p>
-    <w:p>
-      <w:pPr>
-        <w:spacing w:after="240" w:before="240" w:lineRule="auto"/>
-        <w:rPr/>
-      </w:pPr>
-      <w:r>
-        <w:rPr>
-          <w:b w:val="1"/>
-          <w:bCs w:val="1"/>
-          <w:rtl w:val="0"/>
-        </w:rPr>
-        <w:t xml:space="preserve">Interpretability of deep models.</w:t>
-      </w:r>
-      <w:r>
-        <w:rPr>
-          <w:rtl w:val="0"/>
-        </w:rPr>
-        <w:t xml:space="preserve"> GNNExplainer formulates explanation as an optimization problem over edge masks, trained with the same gradient descent we use for the main model. This mirrors the broader trend in deep learning of treating </w:t>
-      </w:r>
-      <w:r>
-        <w:rPr>
-          <w:i w:val="1"/>
-          <w:iCs w:val="1"/>
           <w:rtl w:val="0"/>
         </w:rPr>
         <w:t xml:space="preserve">what the model learned</w:t>
@@ -3045,96 +4273,96 @@
           <w:szCs w:val="26"/>
         </w:rPr>
       </w:pPr>
-      <w:bookmarkStart w:colFirst="0" w:colLast="0" w:name="_bd6ro6kuyyij" w:id="17"/>
-      <w:bookmarkEnd w:id="17"/>
-      <w:r>
-        <w:rPr>
-          <w:rtl w:val="0"/>
-        </w:rPr>
-      </w:r>
-    </w:p>
-    <w:p>
-      <w:pPr>
-        <w:pStyle w:val="Heading3"/>
-        <w:keepNext w:val="0"/>
-        <w:keepLines w:val="0"/>
-        <w:spacing w:before="280" w:lineRule="auto"/>
-        <w:rPr>
-          <w:b w:val="1"/>
-          <w:bCs w:val="1"/>
-          <w:color w:val="000000"/>
-          <w:sz w:val="26"/>
-          <w:szCs w:val="26"/>
-        </w:rPr>
-      </w:pPr>
-      <w:bookmarkStart w:colFirst="0" w:colLast="0" w:name="_qfvk3xng3ppb" w:id="18"/>
-      <w:bookmarkEnd w:id="18"/>
-      <w:r>
-        <w:rPr>
-          <w:rtl w:val="0"/>
-        </w:rPr>
-      </w:r>
-    </w:p>
-    <w:p>
-      <w:pPr>
-        <w:pStyle w:val="Heading3"/>
-        <w:keepNext w:val="0"/>
-        <w:keepLines w:val="0"/>
-        <w:spacing w:before="280" w:lineRule="auto"/>
-        <w:rPr>
-          <w:b w:val="1"/>
-          <w:bCs w:val="1"/>
-          <w:color w:val="000000"/>
-          <w:sz w:val="26"/>
-          <w:szCs w:val="26"/>
-        </w:rPr>
-      </w:pPr>
-      <w:bookmarkStart w:colFirst="0" w:colLast="0" w:name="_8pi9frcskmpq" w:id="19"/>
-      <w:bookmarkEnd w:id="19"/>
-      <w:r>
-        <w:rPr>
-          <w:rtl w:val="0"/>
-        </w:rPr>
-      </w:r>
-    </w:p>
-    <w:p>
-      <w:pPr>
-        <w:pStyle w:val="Heading3"/>
-        <w:keepNext w:val="0"/>
-        <w:keepLines w:val="0"/>
-        <w:spacing w:before="280" w:lineRule="auto"/>
-        <w:rPr>
-          <w:b w:val="1"/>
-          <w:bCs w:val="1"/>
-          <w:color w:val="000000"/>
-          <w:sz w:val="26"/>
-          <w:szCs w:val="26"/>
-        </w:rPr>
-      </w:pPr>
-      <w:bookmarkStart w:colFirst="0" w:colLast="0" w:name="_gv67jdhiq11w" w:id="20"/>
-      <w:bookmarkEnd w:id="20"/>
-      <w:r>
-        <w:rPr>
-          <w:rtl w:val="0"/>
-        </w:rPr>
-      </w:r>
-    </w:p>
-    <w:p>
-      <w:pPr>
-        <w:pStyle w:val="Heading3"/>
-        <w:keepNext w:val="0"/>
-        <w:keepLines w:val="0"/>
-        <w:spacing w:before="280" w:lineRule="auto"/>
-        <w:rPr>
-          <w:b w:val="1"/>
-          <w:bCs w:val="1"/>
-          <w:color w:val="000000"/>
-          <w:sz w:val="26"/>
-          <w:szCs w:val="26"/>
-        </w:rPr>
-      </w:pPr>
-      <w:bookmarkStart w:colFirst="0" w:colLast="0" w:name="_knqopfmyu5nu" w:id="21"/>
-      <w:bookmarkEnd w:id="21"/>
+      <w:bookmarkStart w:colFirst="0" w:colLast="0" w:name="_k715thr42ryk" w:id="26"/>
+      <w:bookmarkEnd w:id="26"/>
+      <w:r>
+        <w:rPr>
+          <w:rtl w:val="0"/>
+        </w:rPr>
+      </w:r>
+    </w:p>
+    <w:p>
+      <w:pPr>
+        <w:pStyle w:val="Heading3"/>
+        <w:keepNext w:val="0"/>
+        <w:keepLines w:val="0"/>
+        <w:spacing w:before="280" w:lineRule="auto"/>
+        <w:rPr>
+          <w:b w:val="1"/>
+          <w:bCs w:val="1"/>
+          <w:color w:val="000000"/>
+          <w:sz w:val="26"/>
+          <w:szCs w:val="26"/>
+        </w:rPr>
+      </w:pPr>
+      <w:bookmarkStart w:colFirst="0" w:colLast="0" w:name="_53pvma9rmi66" w:id="27"/>
+      <w:bookmarkEnd w:id="27"/>
+      <w:r>
+        <w:rPr>
+          <w:rtl w:val="0"/>
+        </w:rPr>
+      </w:r>
+    </w:p>
+    <w:p>
+      <w:pPr>
+        <w:pStyle w:val="Heading3"/>
+        <w:keepNext w:val="0"/>
+        <w:keepLines w:val="0"/>
+        <w:spacing w:before="280" w:lineRule="auto"/>
+        <w:rPr>
+          <w:b w:val="1"/>
+          <w:bCs w:val="1"/>
+          <w:color w:val="000000"/>
+          <w:sz w:val="26"/>
+          <w:szCs w:val="26"/>
+        </w:rPr>
+      </w:pPr>
+      <w:bookmarkStart w:colFirst="0" w:colLast="0" w:name="_v24l9z9vtll9" w:id="28"/>
+      <w:bookmarkEnd w:id="28"/>
+      <w:r>
+        <w:rPr>
+          <w:rtl w:val="0"/>
+        </w:rPr>
+      </w:r>
+    </w:p>
+    <w:p>
+      <w:pPr>
+        <w:pStyle w:val="Heading3"/>
+        <w:keepNext w:val="0"/>
+        <w:keepLines w:val="0"/>
+        <w:spacing w:before="280" w:lineRule="auto"/>
+        <w:rPr>
+          <w:b w:val="1"/>
+          <w:bCs w:val="1"/>
+          <w:color w:val="000000"/>
+          <w:sz w:val="26"/>
+          <w:szCs w:val="26"/>
+        </w:rPr>
+      </w:pPr>
+      <w:bookmarkStart w:colFirst="0" w:colLast="0" w:name="_t8oyczohk9tm" w:id="29"/>
+      <w:bookmarkEnd w:id="29"/>
+      <w:r>
+        <w:rPr>
+          <w:rtl w:val="0"/>
+        </w:rPr>
+      </w:r>
+    </w:p>
+    <w:p>
+      <w:pPr>
+        <w:pStyle w:val="Heading3"/>
+        <w:keepNext w:val="0"/>
+        <w:keepLines w:val="0"/>
+        <w:spacing w:before="280" w:lineRule="auto"/>
+        <w:rPr>
+          <w:b w:val="1"/>
+          <w:bCs w:val="1"/>
+          <w:color w:val="000000"/>
+          <w:sz w:val="26"/>
+          <w:szCs w:val="26"/>
+        </w:rPr>
+      </w:pPr>
+      <w:bookmarkStart w:colFirst="0" w:colLast="0" w:name="_lt2d8f4ixts2" w:id="30"/>
+      <w:bookmarkEnd w:id="30"/>
       <w:r>
         <w:rPr>
           <w:b w:val="1"/>
@@ -3208,12 +4436,12 @@
           <wp:inline distB="114300" distT="114300" distL="114300" distR="114300">
             <wp:extent cx="5943600" cy="3543300"/>
             <wp:effectExtent b="0" l="0" r="0" t="0"/>
-            <wp:docPr id="7" name="image2.png"/>
+            <wp:docPr id="5" name="image5.png"/>
             <a:graphic>
               <a:graphicData uri="http://schemas.openxmlformats.org/drawingml/2006/picture">
                 <pic:pic>
                   <pic:nvPicPr>
-                    <pic:cNvPr id="0" name="image2.png"/>
+                    <pic:cNvPr id="0" name="image5.png"/>
                     <pic:cNvPicPr preferRelativeResize="0"/>
                   </pic:nvPicPr>
                   <pic:blipFill>
@@ -3278,6 +4506,11 @@
         </w:rPr>
         <w:t xml:space="preserve">Precision-recall curves on the test split. GraphSAGE dominates the upper-right region (AP = 0.685), maintaining &gt; 0.85 precision until recall ≈ 0.55. GCN trades precision for recall earlier (AP = 0.429). LogReg, despite high recall, sits near the no-skill line (illicit base rate = 0.065), reflecting its "flag-everything" strategy. The no-skill horizontal at 0.065 is the test-set illicit prevalence.</w:t>
       </w:r>
+      <w:r>
+        <w:rPr>
+          <w:rtl w:val="0"/>
+        </w:rPr>
+      </w:r>
     </w:p>
     <w:p>
       <w:pPr>
@@ -3297,12 +4530,12 @@
           <wp:inline distB="114300" distT="114300" distL="114300" distR="114300">
             <wp:extent cx="5943600" cy="3644900"/>
             <wp:effectExtent b="0" l="0" r="0" t="0"/>
-            <wp:docPr id="3" name="image6.png"/>
+            <wp:docPr id="4" name="image4.png"/>
             <a:graphic>
               <a:graphicData uri="http://schemas.openxmlformats.org/drawingml/2006/picture">
                 <pic:pic>
                   <pic:nvPicPr>
-                    <pic:cNvPr id="0" name="image6.png"/>
+                    <pic:cNvPr id="0" name="image4.png"/>
                     <pic:cNvPicPr preferRelativeResize="0"/>
                   </pic:nvPicPr>
                   <pic:blipFill>
@@ -3385,12 +4618,12 @@
           <wp:inline distB="114300" distT="114300" distL="114300" distR="114300">
             <wp:extent cx="5943600" cy="1943100"/>
             <wp:effectExtent b="0" l="0" r="0" t="0"/>
-            <wp:docPr id="5" name="image4.png"/>
+            <wp:docPr id="7" name="image6.png"/>
             <a:graphic>
               <a:graphicData uri="http://schemas.openxmlformats.org/drawingml/2006/picture">
                 <pic:pic>
                   <pic:nvPicPr>
-                    <pic:cNvPr id="0" name="image4.png"/>
+                    <pic:cNvPr id="0" name="image6.png"/>
                     <pic:cNvPicPr preferRelativeResize="0"/>
                   </pic:nvPicPr>
                   <pic:blipFill>
@@ -3572,12 +4805,12 @@
           <wp:inline distB="114300" distT="114300" distL="114300" distR="114300">
             <wp:extent cx="5943600" cy="5054600"/>
             <wp:effectExtent b="0" l="0" r="0" t="0"/>
-            <wp:docPr id="2" name="image5.png"/>
+            <wp:docPr id="2" name="image1.png"/>
             <a:graphic>
               <a:graphicData uri="http://schemas.openxmlformats.org/drawingml/2006/picture">
                 <pic:pic>
                   <pic:nvPicPr>
-                    <pic:cNvPr id="0" name="image5.png"/>
+                    <pic:cNvPr id="0" name="image1.png"/>
                     <pic:cNvPicPr preferRelativeResize="0"/>
                   </pic:nvPicPr>
                   <pic:blipFill>
@@ -3788,6 +5021,11 @@
         </w:rPr>
         <w:t xml:space="preserve">≥5 edges in their 1-hop neighborhood (otherwise the explanation is trivial).</w:t>
       </w:r>
+      <w:r>
+        <w:rPr>
+          <w:rtl w:val="0"/>
+        </w:rPr>
+      </w:r>
     </w:p>
     <w:p>
       <w:pPr>
@@ -4232,6 +5470,11 @@
           <w:rtl w:val="0"/>
         </w:rPr>
         <w:t xml:space="preserve">(≥5 edges) admitted 4 illicit nodes for GCN and 8 for GraphSAGE — fewer than</w:t>
+      </w:r>
+      <w:r>
+        <w:rPr>
+          <w:rtl w:val="0"/>
+        </w:rPr>
       </w:r>
     </w:p>
     <w:p>
@@ -5018,11 +6261,6 @@
           <w:rtl w:val="0"/>
         </w:rPr>
         <w:t xml:space="preserve"> GraphSAGE reached F1 = 0.697 on illicit prediction, within 0.10 of the published Random Forest benchmark. Temporal modeling via EvolveGCN underperformed our static models, a finding we attribute to autograd-state-reset workarounds and Elliptic's coarse temporal granularity. The explainability layer revealed two contributions of its own: a 2.4–4.8× ratio in explanation size between illicit and licit predictions, supporting the money-laundering layering interpretation, and a previously undocumented gap in explanation faithfulness between GCN and GraphSAGE that has practical implications for which model an investigator should deploy. We also report a negative methodological result: EvolveGCN is incompatible with edge-mask explainability methods, which limits its operational utility in regulated domains. </w:t>
-      </w:r>
-      <w:r>
-        <w:rPr>
-          <w:rtl w:val="0"/>
-        </w:rPr>
       </w:r>
     </w:p>
     <w:sectPr>
@@ -5202,14 +6440,6 @@
       <w:sz w:val="30"/>
       <w:szCs w:val="30"/>
     </w:rPr>
-  </w:style>
-  <w:style w:type="table" w:styleId="Table1">
-    <w:basedOn w:val="TableNormal"/>
-    <w:tblPr>
-      <w:tblStyleRowBandSize w:val="1"/>
-      <w:tblStyleColBandSize w:val="1"/>
-      <w:tblCellMar/>
-    </w:tblPr>
   </w:style>
 </w:styles>
 </file>
